--- a/public/pluglink/template.docx
+++ b/public/pluglink/template.docx
@@ -4343,7 +4343,7 @@
           <w:sz w:val="18"/>
           <w:szCs w:val="18"/>
         </w:rPr>
-        <w:t xml:space="preserve"> 536-87-0226</w:t>
+        <w:t xml:space="preserve"> 536-87-02226</w:t>
       </w:r>
     </w:p>
     <w:p>

--- a/public/pluglink/template.docx
+++ b/public/pluglink/template.docx
@@ -1206,7 +1206,9 @@
                 <w:rPr>
                   <w:rStyle w:val="a0"/>
                   <w:rFonts w:eastAsiaTheme="minorEastAsia"/>
+                  <w:b w:val="0"/>
                   <w:bCs/>
+                  <w:sz w:val="22"/>
                   <w:szCs w:val="16"/>
                 </w:rPr>
               </w:sdtEndPr>
@@ -1318,10 +1320,12 @@
                 <w:rPr>
                   <w:rStyle w:val="a0"/>
                   <w:rFonts w:eastAsiaTheme="minorEastAsia"/>
+                  <w:b w:val="0"/>
                   <w:bCs/>
                   <w:i/>
                   <w:iCs/>
                   <w:color w:val="A6A6A6" w:themeColor="background1" w:themeShade="A6"/>
+                  <w:sz w:val="22"/>
                   <w:szCs w:val="16"/>
                   <w:u w:val="single"/>
                 </w:rPr>
@@ -1850,7 +1854,25 @@
           <w:sz w:val="12"/>
           <w:szCs w:val="12"/>
         </w:rPr>
-        <w:t>제공자”의 비용으로 수행한다. 다만, “서비스 이용자” 또는 충전서비스 이용자의 책임 있는 사유로 전기차 충전 설비가 파손ㆍ멸실ㆍ훼손된 경우, 그 복구 비용은 “서비스 이용자”가 부담한다.</w:t>
+        <w:t xml:space="preserve">제공자”의 비용으로 수행한다. 다만, “서비스 이용자” 또는 충전서비스 이용자의 책임 있는 사유로 전기차 충전 설비가 </w:t>
+      </w:r>
+      <w:proofErr w:type="spellStart"/>
+      <w:r>
+        <w:rPr>
+          <w:w w:val="90"/>
+          <w:sz w:val="12"/>
+          <w:szCs w:val="12"/>
+        </w:rPr>
+        <w:t>파손ㆍ멸실ㆍ훼손된</w:t>
+      </w:r>
+      <w:proofErr w:type="spellEnd"/>
+      <w:r>
+        <w:rPr>
+          <w:w w:val="90"/>
+          <w:sz w:val="12"/>
+          <w:szCs w:val="12"/>
+        </w:rPr>
+        <w:t xml:space="preserve"> 경우, 그 복구 비용은 “서비스 이용자”가 부담한다.</w:t>
       </w:r>
     </w:p>
     <w:p>
@@ -1959,7 +1981,25 @@
           <w:sz w:val="12"/>
           <w:szCs w:val="12"/>
         </w:rPr>
-        <w:t xml:space="preserve"> 전체 주차면의 2% 상당 주차구역에 전기차 전용구역(충전기 설치 및 바닥면 도색 진행)을 설정한다. “서비스 이용자”는 “서비스 제공자”의 동의 없이 전기차 전용구역을 변경할 수 없으며, 임의로 변경할 경우, “서비스</w:t>
+        <w:t xml:space="preserve"> 전체 주차면의 2% 상당 주차구역에 전기차 전용구역(충전기 설치 및 </w:t>
+      </w:r>
+      <w:proofErr w:type="spellStart"/>
+      <w:r>
+        <w:rPr>
+          <w:w w:val="90"/>
+          <w:sz w:val="12"/>
+          <w:szCs w:val="12"/>
+        </w:rPr>
+        <w:t>바닥면</w:t>
+      </w:r>
+      <w:proofErr w:type="spellEnd"/>
+      <w:r>
+        <w:rPr>
+          <w:w w:val="90"/>
+          <w:sz w:val="12"/>
+          <w:szCs w:val="12"/>
+        </w:rPr>
+        <w:t xml:space="preserve"> 도색 진행)을 설정한다. “서비스 이용자”는 “서비스 제공자”의 동의 없이 전기차 전용구역을 변경할 수 없으며, 임의로 변경할 경우, “서비스</w:t>
       </w:r>
       <w:r>
         <w:rPr>
@@ -2254,8 +2294,20 @@
           <w:sz w:val="14"/>
           <w:szCs w:val="14"/>
         </w:rPr>
-        <w:t>3조 계약의 해제ㆍ해지</w:t>
+        <w:t xml:space="preserve">3조 계약의 </w:t>
       </w:r>
+      <w:proofErr w:type="spellStart"/>
+      <w:r>
+        <w:rPr>
+          <w:b/>
+          <w:bCs/>
+          <w:w w:val="90"/>
+          <w:sz w:val="14"/>
+          <w:szCs w:val="14"/>
+        </w:rPr>
+        <w:t>해제ㆍ해지</w:t>
+      </w:r>
+      <w:proofErr w:type="spellEnd"/>
     </w:p>
     <w:p>
       <w:pPr>
@@ -2300,7 +2352,25 @@
           <w:sz w:val="12"/>
           <w:szCs w:val="12"/>
         </w:rPr>
-        <w:t>설치장소 실사 결과 또는 전기차 충전시설 설치공사 과정에서 전기차 충전시설 설치가 불가능하다고 “서비스 제공자”가 합리적으로 판단한 경우(기술적, 법률적으로 불가능한 경우뿐만 아니라 과도한 비용발생, 민원 발생 우려 등 사실상의 제약 사유를 포함함)</w:t>
+        <w:t xml:space="preserve">설치장소 실사 결과 또는 전기차 충전시설 설치공사 과정에서 전기차 충전시설 설치가 불가능하다고 “서비스 제공자”가 합리적으로 판단한 경우(기술적, 법률적으로 불가능한 </w:t>
+      </w:r>
+      <w:proofErr w:type="spellStart"/>
+      <w:r>
+        <w:rPr>
+          <w:w w:val="90"/>
+          <w:sz w:val="12"/>
+          <w:szCs w:val="12"/>
+        </w:rPr>
+        <w:t>경우뿐만</w:t>
+      </w:r>
+      <w:proofErr w:type="spellEnd"/>
+      <w:r>
+        <w:rPr>
+          <w:w w:val="90"/>
+          <w:sz w:val="12"/>
+          <w:szCs w:val="12"/>
+        </w:rPr>
+        <w:t xml:space="preserve"> 아니라 과도한 비용발생, 민원 발생 우려 등 사실상의 제약 사유를 포함함)</w:t>
       </w:r>
     </w:p>
     <w:p>
@@ -3282,7 +3352,6 @@
           <w:szCs w:val="40"/>
         </w:rPr>
       </w:pPr>
-      <w:proofErr w:type="gramStart"/>
       <w:r>
         <w:rPr>
           <w:rFonts w:hint="eastAsia"/>
@@ -3291,18 +3360,7 @@
           <w:sz w:val="40"/>
           <w:szCs w:val="40"/>
         </w:rPr>
-        <w:t>합 의</w:t>
-      </w:r>
-      <w:proofErr w:type="gramEnd"/>
-      <w:r>
-        <w:rPr>
-          <w:rFonts w:hint="eastAsia"/>
-          <w:b/>
-          <w:bCs/>
-          <w:sz w:val="40"/>
-          <w:szCs w:val="40"/>
-        </w:rPr>
-        <w:t xml:space="preserve"> 서</w:t>
+        <w:t>합 의 서</w:t>
       </w:r>
     </w:p>
     <w:p>
@@ -4343,7 +4401,23 @@
           <w:sz w:val="18"/>
           <w:szCs w:val="18"/>
         </w:rPr>
-        <w:t xml:space="preserve"> 536-87-02226</w:t>
+        <w:t xml:space="preserve"> 536-87-02</w:t>
+      </w:r>
+      <w:r>
+        <w:rPr>
+          <w:rFonts w:hint="eastAsia"/>
+          <w:sz w:val="18"/>
+          <w:szCs w:val="18"/>
+        </w:rPr>
+        <w:t>2</w:t>
+      </w:r>
+      <w:r>
+        <w:rPr>
+          <w:rFonts w:hint="eastAsia"/>
+          <w:sz w:val="18"/>
+          <w:szCs w:val="18"/>
+        </w:rPr>
+        <w:t>26</w:t>
       </w:r>
     </w:p>
     <w:p>
@@ -4779,23 +4853,7 @@
           <w:sz w:val="18"/>
           <w:szCs w:val="18"/>
         </w:rPr>
-        <w:t xml:space="preserve">    5. 기타 필요 </w:t>
-      </w:r>
-      <w:proofErr w:type="gramStart"/>
-      <w:r>
-        <w:rPr>
-          <w:sz w:val="18"/>
-          <w:szCs w:val="18"/>
-        </w:rPr>
-        <w:t>시 :</w:t>
-      </w:r>
-      <w:proofErr w:type="gramEnd"/>
-      <w:r>
-        <w:rPr>
-          <w:sz w:val="18"/>
-          <w:szCs w:val="18"/>
-        </w:rPr>
-        <w:t xml:space="preserve"> 전기차 충전기 설치 공사에 필요한 경우에 한함</w:t>
+        <w:t xml:space="preserve">    5. 기타 필요 시 : 전기차 충전기 설치 공사에 필요한 경우에 한함</w:t>
       </w:r>
     </w:p>
     <w:p>
@@ -4815,7 +4873,6 @@
           <w:szCs w:val="18"/>
         </w:rPr>
       </w:pPr>
-      <w:proofErr w:type="gramStart"/>
       <w:r>
         <w:rPr>
           <w:rFonts w:hint="eastAsia"/>
@@ -4829,15 +4886,7 @@
           <w:sz w:val="18"/>
           <w:szCs w:val="18"/>
         </w:rPr>
-        <w:t xml:space="preserve">  호</w:t>
-      </w:r>
-      <w:proofErr w:type="gramEnd"/>
-      <w:r>
-        <w:rPr>
-          <w:sz w:val="18"/>
-          <w:szCs w:val="18"/>
-        </w:rPr>
-        <w:t xml:space="preserve"> : </w:t>
+        <w:t xml:space="preserve">  호 : </w:t>
       </w:r>
       <w:bookmarkStart w:id="17" w:name="CustName9"/>
       <w:bookmarkEnd w:id="17"/>
@@ -4886,7 +4935,6 @@
           <w:szCs w:val="18"/>
         </w:rPr>
       </w:pPr>
-      <w:proofErr w:type="gramStart"/>
       <w:r>
         <w:rPr>
           <w:rFonts w:hint="eastAsia"/>
@@ -4908,15 +4956,7 @@
           <w:sz w:val="18"/>
           <w:szCs w:val="18"/>
         </w:rPr>
-        <w:t>소</w:t>
-      </w:r>
-      <w:proofErr w:type="gramEnd"/>
-      <w:r>
-        <w:rPr>
-          <w:sz w:val="18"/>
-          <w:szCs w:val="18"/>
-        </w:rPr>
-        <w:t xml:space="preserve"> : </w:t>
+        <w:t xml:space="preserve">소 : </w:t>
       </w:r>
       <w:bookmarkStart w:id="18" w:name="CustAddr4"/>
       <w:bookmarkEnd w:id="18"/>
@@ -5312,6 +5352,7 @@
           <w:sz w:val="40"/>
           <w:szCs w:val="40"/>
         </w:rPr>
+        <w:lastRenderedPageBreak/>
         <mc:AlternateContent>
           <mc:Choice Requires="wps">
             <w:drawing>
@@ -5780,7 +5821,7 @@
           <w:szCs w:val="22"/>
         </w:rPr>
       </w:pPr>
-      <w:proofErr w:type="gramStart"/>
+      <w:proofErr w:type="spellStart"/>
       <w:r>
         <w:rPr>
           <w:rFonts w:hint="eastAsia"/>
@@ -5788,18 +5829,12 @@
         </w:rPr>
         <w:t>단지명</w:t>
       </w:r>
+      <w:proofErr w:type="spellEnd"/>
       <w:r>
         <w:rPr>
           <w:szCs w:val="22"/>
         </w:rPr>
-        <w:t xml:space="preserve"> :</w:t>
-      </w:r>
-      <w:proofErr w:type="gramEnd"/>
-      <w:r>
-        <w:rPr>
-          <w:szCs w:val="22"/>
-        </w:rPr>
-        <w:t xml:space="preserve"> </w:t>
+        <w:t xml:space="preserve"> : </w:t>
       </w:r>
       <w:bookmarkStart w:id="21" w:name="CustName10"/>
       <w:bookmarkEnd w:id="21"/>
@@ -5872,21 +5907,7 @@
         <w:rPr>
           <w:szCs w:val="22"/>
         </w:rPr>
-        <w:t xml:space="preserve"> </w:t>
-      </w:r>
-      <w:proofErr w:type="gramStart"/>
-      <w:r>
-        <w:rPr>
-          <w:szCs w:val="22"/>
-        </w:rPr>
-        <w:t>전화번호 :</w:t>
-      </w:r>
-      <w:proofErr w:type="gramEnd"/>
-      <w:r>
-        <w:rPr>
-          <w:szCs w:val="22"/>
-        </w:rPr>
-        <w:t xml:space="preserve"> </w:t>
+        <w:t xml:space="preserve"> 전화번호 : </w:t>
       </w:r>
       <w:bookmarkStart w:id="22" w:name="CustTel4"/>
       <w:bookmarkEnd w:id="22"/>
@@ -5946,21 +5967,7 @@
         <w:rPr>
           <w:szCs w:val="22"/>
         </w:rPr>
-        <w:t xml:space="preserve"> </w:t>
-      </w:r>
-      <w:proofErr w:type="gramStart"/>
-      <w:r>
-        <w:rPr>
-          <w:szCs w:val="22"/>
-        </w:rPr>
-        <w:t>생년월일 :</w:t>
-      </w:r>
-      <w:proofErr w:type="gramEnd"/>
-      <w:r>
-        <w:rPr>
-          <w:szCs w:val="22"/>
-        </w:rPr>
-        <w:t xml:space="preserve"> </w:t>
+        <w:t xml:space="preserve"> 생년월일 : </w:t>
       </w:r>
       <w:sdt>
         <w:sdtPr>
@@ -6011,16 +6018,8 @@
         <w:rPr>
           <w:szCs w:val="22"/>
         </w:rPr>
-        <w:t xml:space="preserve">관리소장님 </w:t>
+        <w:t>관리소장님 성명 :</w:t>
       </w:r>
-      <w:proofErr w:type="gramStart"/>
-      <w:r>
-        <w:rPr>
-          <w:szCs w:val="22"/>
-        </w:rPr>
-        <w:t>성명 :</w:t>
-      </w:r>
-      <w:proofErr w:type="gramEnd"/>
       <w:r>
         <w:rPr>
           <w:rFonts w:hint="eastAsia"/>
@@ -6541,7 +6540,31 @@
           <w:szCs w:val="32"/>
           <w:u w:val="single"/>
         </w:rPr>
-        <w:t>전기자동차 완속충전시설 설치 신청서</w:t>
+        <w:t xml:space="preserve">전기자동차 </w:t>
+      </w:r>
+      <w:proofErr w:type="spellStart"/>
+      <w:r>
+        <w:rPr>
+          <w:rFonts w:hint="eastAsia"/>
+          <w:b/>
+          <w:bCs/>
+          <w:sz w:val="32"/>
+          <w:szCs w:val="32"/>
+          <w:u w:val="single"/>
+        </w:rPr>
+        <w:t>완속충전시설</w:t>
+      </w:r>
+      <w:proofErr w:type="spellEnd"/>
+      <w:r>
+        <w:rPr>
+          <w:rFonts w:hint="eastAsia"/>
+          <w:b/>
+          <w:bCs/>
+          <w:sz w:val="32"/>
+          <w:szCs w:val="32"/>
+          <w:u w:val="single"/>
+        </w:rPr>
+        <w:t xml:space="preserve"> 설치 신청서</w:t>
       </w:r>
     </w:p>
     <w:tbl>
@@ -6678,8 +6701,18 @@
                 <w:sz w:val="18"/>
                 <w:szCs w:val="18"/>
               </w:rPr>
-              <w:t>보유 주차면수</w:t>
-            </w:r>
+              <w:t xml:space="preserve">보유 </w:t>
+            </w:r>
+            <w:proofErr w:type="spellStart"/>
+            <w:r>
+              <w:rPr>
+                <w:rFonts w:hint="eastAsia"/>
+                <w:sz w:val="18"/>
+                <w:szCs w:val="18"/>
+              </w:rPr>
+              <w:t>주차면수</w:t>
+            </w:r>
+            <w:proofErr w:type="spellEnd"/>
           </w:p>
         </w:tc>
         <w:bookmarkStart w:id="26" w:name="Parkinglot"/>
@@ -7031,18 +7064,8 @@
                 <w:sz w:val="18"/>
                 <w:szCs w:val="18"/>
               </w:rPr>
-              <w:t xml:space="preserve">도로명 </w:t>
-            </w:r>
-            <w:proofErr w:type="gramStart"/>
-            <w:r>
-              <w:rPr>
-                <w:rFonts w:hint="eastAsia"/>
-                <w:sz w:val="18"/>
-                <w:szCs w:val="18"/>
-              </w:rPr>
-              <w:t>주소 :</w:t>
-            </w:r>
-            <w:proofErr w:type="gramEnd"/>
+              <w:t>도로명 주소 :</w:t>
+            </w:r>
             <w:r>
               <w:rPr>
                 <w:rFonts w:hint="eastAsia"/>
@@ -8009,12 +8032,21 @@
                 <w:szCs w:val="18"/>
               </w:rPr>
             </w:pPr>
-            <w:r>
-              <w:rPr>
-                <w:sz w:val="18"/>
-                <w:szCs w:val="18"/>
-              </w:rPr>
-              <w:t>가능하오니 사업수행기관에 필히 확인 후 진행하여 주시기 바랍니다.</w:t>
+            <w:proofErr w:type="spellStart"/>
+            <w:r>
+              <w:rPr>
+                <w:sz w:val="18"/>
+                <w:szCs w:val="18"/>
+              </w:rPr>
+              <w:t>가능하오니</w:t>
+            </w:r>
+            <w:proofErr w:type="spellEnd"/>
+            <w:r>
+              <w:rPr>
+                <w:sz w:val="18"/>
+                <w:szCs w:val="18"/>
+              </w:rPr>
+              <w:t xml:space="preserve"> 사업수행기관에 필히 확인 후 진행하여 주시기 바랍니다.</w:t>
             </w:r>
           </w:p>
         </w:tc>
@@ -8269,17 +8301,17 @@
                 <w:sz w:val="18"/>
                 <w:szCs w:val="18"/>
               </w:rPr>
-              <w:t>『지방세법</w:t>
-            </w:r>
-            <w:proofErr w:type="gramStart"/>
-            <w:r>
-              <w:rPr>
-                <w:sz w:val="18"/>
-                <w:szCs w:val="18"/>
-              </w:rPr>
-              <w:t>』,에</w:t>
-            </w:r>
-            <w:proofErr w:type="gramEnd"/>
+              <w:t>『지방세법』,</w:t>
+            </w:r>
+            <w:proofErr w:type="spellStart"/>
+            <w:r>
+              <w:rPr>
+                <w:sz w:val="18"/>
+                <w:szCs w:val="18"/>
+              </w:rPr>
+              <w:t>에</w:t>
+            </w:r>
+            <w:proofErr w:type="spellEnd"/>
             <w:r>
               <w:rPr>
                 <w:sz w:val="18"/>
@@ -8508,7 +8540,23 @@
                 <w:sz w:val="18"/>
                 <w:szCs w:val="18"/>
               </w:rPr>
-              <w:t>무공해차 통합누리집에 위치, 상태정보 표시</w:t>
+              <w:t xml:space="preserve">무공해차 </w:t>
+            </w:r>
+            <w:proofErr w:type="spellStart"/>
+            <w:r>
+              <w:rPr>
+                <w:sz w:val="18"/>
+                <w:szCs w:val="18"/>
+              </w:rPr>
+              <w:t>통합누리집에</w:t>
+            </w:r>
+            <w:proofErr w:type="spellEnd"/>
+            <w:r>
+              <w:rPr>
+                <w:sz w:val="18"/>
+                <w:szCs w:val="18"/>
+              </w:rPr>
+              <w:t xml:space="preserve"> 위치, 상태정보 표시</w:t>
             </w:r>
           </w:p>
           <w:p>
@@ -8530,7 +8578,23 @@
                 <w:sz w:val="18"/>
                 <w:szCs w:val="18"/>
               </w:rPr>
-              <w:t xml:space="preserve">외부인의 출입을 제한하더라도 무공해차 통합누리집에 충전시설 위치, </w:t>
+              <w:t xml:space="preserve">외부인의 출입을 제한하더라도 무공해차 </w:t>
+            </w:r>
+            <w:proofErr w:type="spellStart"/>
+            <w:r>
+              <w:rPr>
+                <w:sz w:val="18"/>
+                <w:szCs w:val="18"/>
+              </w:rPr>
+              <w:t>통합누리집에</w:t>
+            </w:r>
+            <w:proofErr w:type="spellEnd"/>
+            <w:r>
+              <w:rPr>
+                <w:sz w:val="18"/>
+                <w:szCs w:val="18"/>
+              </w:rPr>
+              <w:t xml:space="preserve"> 충전시설 위치, </w:t>
             </w:r>
             <w:r>
               <w:rPr>
@@ -9486,14 +9550,21 @@
               <w:rPr>
                 <w:sz w:val="24"/>
               </w:rPr>
-              <w:t xml:space="preserve">2026년도 전기차 공용 완속충전시설 설치 보조사업과 관련하여 신청서에 기입한 사항이 </w:t>
-            </w:r>
-            <w:proofErr w:type="gramStart"/>
+              <w:t xml:space="preserve">2026년도 전기차 공용 </w:t>
+            </w:r>
+            <w:proofErr w:type="spellStart"/>
             <w:r>
               <w:rPr>
                 <w:sz w:val="24"/>
               </w:rPr>
-              <w:t>틀림</w:t>
+              <w:t>완속충전시설</w:t>
+            </w:r>
+            <w:proofErr w:type="spellEnd"/>
+            <w:r>
+              <w:rPr>
+                <w:sz w:val="24"/>
+              </w:rPr>
+              <w:t xml:space="preserve"> 설치 보조사업과 관련하여 신청서에 기입한 사항이 틀림</w:t>
             </w:r>
             <w:r>
               <w:rPr>
@@ -9506,14 +9577,7 @@
               <w:rPr>
                 <w:sz w:val="24"/>
               </w:rPr>
-              <w:t>없음을</w:t>
-            </w:r>
-            <w:proofErr w:type="gramEnd"/>
-            <w:r>
-              <w:rPr>
-                <w:sz w:val="24"/>
-              </w:rPr>
-              <w:t xml:space="preserve"> 확인하고 제출합니다.</w:t>
+              <w:t>없음을 확인하고 제출합니다.</w:t>
             </w:r>
           </w:p>
           <w:p>
@@ -9659,7 +9723,6 @@
                 <w:sz w:val="24"/>
               </w:rPr>
             </w:pPr>
-            <w:proofErr w:type="gramStart"/>
             <w:r>
               <w:rPr>
                 <w:rFonts w:hint="eastAsia"/>
@@ -9672,15 +9735,7 @@
                 <w:rFonts w:hint="eastAsia"/>
                 <w:sz w:val="24"/>
               </w:rPr>
-              <w:t>:</w:t>
-            </w:r>
-            <w:proofErr w:type="gramEnd"/>
-            <w:r>
-              <w:rPr>
-                <w:rFonts w:hint="eastAsia"/>
-                <w:sz w:val="24"/>
-              </w:rPr>
-              <w:t xml:space="preserve"> </w:t>
+              <w:t xml:space="preserve">: </w:t>
             </w:r>
             <w:bookmarkStart w:id="36" w:name="CustName5"/>
             <w:bookmarkEnd w:id="36"/>
@@ -9847,7 +9902,17 @@
                 <w:bCs/>
                 <w:szCs w:val="22"/>
               </w:rPr>
-              <w:t xml:space="preserve"> 수집</w:t>
+              <w:t xml:space="preserve"> </w:t>
+            </w:r>
+            <w:proofErr w:type="spellStart"/>
+            <w:r>
+              <w:rPr>
+                <w:rFonts w:hAnsiTheme="minorEastAsia"/>
+                <w:b/>
+                <w:bCs/>
+                <w:szCs w:val="22"/>
+              </w:rPr>
+              <w:t>수집</w:t>
             </w:r>
             <w:r>
               <w:rPr>
@@ -9867,6 +9932,7 @@
               </w:rPr>
               <w:t>이용</w:t>
             </w:r>
+            <w:proofErr w:type="spellEnd"/>
             <w:r>
               <w:rPr>
                 <w:rFonts w:hAnsiTheme="minorEastAsia"/>
@@ -9902,7 +9968,52 @@
                 <w:sz w:val="18"/>
                 <w:szCs w:val="18"/>
               </w:rPr>
-              <w:t>충전인프라 설치 지원과 관련하여 「개인정보보호법」제15조(개인정보의 수집ㆍ이용) 및 제22조에 따라 귀하의 개인정보를 아래와 같이 수집</w:t>
+              <w:t>충전인프라 설치 지원과 관련하여 「</w:t>
+            </w:r>
+            <w:proofErr w:type="spellStart"/>
+            <w:r>
+              <w:rPr>
+                <w:rFonts w:hAnsiTheme="minorEastAsia"/>
+                <w:sz w:val="18"/>
+                <w:szCs w:val="18"/>
+              </w:rPr>
+              <w:t>개인정보보호법」제</w:t>
+            </w:r>
+            <w:proofErr w:type="spellEnd"/>
+            <w:r>
+              <w:rPr>
+                <w:rFonts w:hAnsiTheme="minorEastAsia"/>
+                <w:sz w:val="18"/>
+                <w:szCs w:val="18"/>
+              </w:rPr>
+              <w:t xml:space="preserve">15조(개인정보의 </w:t>
+            </w:r>
+            <w:proofErr w:type="spellStart"/>
+            <w:r>
+              <w:rPr>
+                <w:rFonts w:hAnsiTheme="minorEastAsia"/>
+                <w:sz w:val="18"/>
+                <w:szCs w:val="18"/>
+              </w:rPr>
+              <w:t>수집ㆍ이용</w:t>
+            </w:r>
+            <w:proofErr w:type="spellEnd"/>
+            <w:r>
+              <w:rPr>
+                <w:rFonts w:hAnsiTheme="minorEastAsia"/>
+                <w:sz w:val="18"/>
+                <w:szCs w:val="18"/>
+              </w:rPr>
+              <w:t xml:space="preserve">) 및 제22조에 따라 귀하의 개인정보를 아래와 같이 </w:t>
+            </w:r>
+            <w:proofErr w:type="spellStart"/>
+            <w:r>
+              <w:rPr>
+                <w:rFonts w:hAnsiTheme="minorEastAsia"/>
+                <w:sz w:val="18"/>
+                <w:szCs w:val="18"/>
+              </w:rPr>
+              <w:t>수집</w:t>
             </w:r>
             <w:r>
               <w:rPr>
@@ -9920,6 +10031,7 @@
               </w:rPr>
               <w:t>이용</w:t>
             </w:r>
+            <w:proofErr w:type="spellEnd"/>
             <w:r>
               <w:rPr>
                 <w:rFonts w:hAnsiTheme="minorEastAsia"/>
@@ -9944,7 +10056,25 @@
                 <w:sz w:val="18"/>
                 <w:szCs w:val="18"/>
               </w:rPr>
-              <w:t>다음의 사항에 대해 충분히 읽어보신 후, 동의 여부를 체크, 서명하여 주시기 바랍니다.</w:t>
+              <w:t xml:space="preserve">다음의 사항에 대해 충분히 </w:t>
+            </w:r>
+            <w:proofErr w:type="spellStart"/>
+            <w:r>
+              <w:rPr>
+                <w:rFonts w:hAnsiTheme="minorEastAsia"/>
+                <w:sz w:val="18"/>
+                <w:szCs w:val="18"/>
+              </w:rPr>
+              <w:t>읽어보신</w:t>
+            </w:r>
+            <w:proofErr w:type="spellEnd"/>
+            <w:r>
+              <w:rPr>
+                <w:rFonts w:hAnsiTheme="minorEastAsia"/>
+                <w:sz w:val="18"/>
+                <w:szCs w:val="18"/>
+              </w:rPr>
+              <w:t xml:space="preserve"> 후, 동의 여부를 체크, 서명하여 주시기 바랍니다.</w:t>
             </w:r>
           </w:p>
           <w:p>
@@ -10088,7 +10218,18 @@
                 <w:sz w:val="18"/>
                 <w:szCs w:val="18"/>
               </w:rPr>
-              <w:t>[수집</w:t>
+              <w:t>[</w:t>
+            </w:r>
+            <w:proofErr w:type="spellStart"/>
+            <w:r>
+              <w:rPr>
+                <w:rFonts w:hAnsiTheme="minorEastAsia"/>
+                <w:b/>
+                <w:bCs/>
+                <w:sz w:val="18"/>
+                <w:szCs w:val="18"/>
+              </w:rPr>
+              <w:t>수집</w:t>
             </w:r>
             <w:r>
               <w:rPr>
@@ -10110,6 +10251,7 @@
               </w:rPr>
               <w:t>이용하려는</w:t>
             </w:r>
+            <w:proofErr w:type="spellEnd"/>
             <w:r>
               <w:rPr>
                 <w:rFonts w:hAnsiTheme="minorEastAsia"/>
@@ -10174,7 +10316,18 @@
                 <w:sz w:val="18"/>
                 <w:szCs w:val="18"/>
               </w:rPr>
-              <w:t>[개인정보의 수집</w:t>
+              <w:t xml:space="preserve">[개인정보의 </w:t>
+            </w:r>
+            <w:proofErr w:type="spellStart"/>
+            <w:r>
+              <w:rPr>
+                <w:rFonts w:hAnsiTheme="minorEastAsia"/>
+                <w:b/>
+                <w:bCs/>
+                <w:sz w:val="18"/>
+                <w:szCs w:val="18"/>
+              </w:rPr>
+              <w:t>수집</w:t>
             </w:r>
             <w:r>
               <w:rPr>
@@ -10196,6 +10349,7 @@
               </w:rPr>
               <w:t>이용</w:t>
             </w:r>
+            <w:proofErr w:type="spellEnd"/>
             <w:r>
               <w:rPr>
                 <w:rFonts w:hAnsiTheme="minorEastAsia"/>
@@ -10635,16 +10789,7 @@
                 <w:sz w:val="18"/>
                 <w:szCs w:val="18"/>
               </w:rPr>
-              <w:t xml:space="preserve">주식회사 </w:t>
-            </w:r>
-            <w:proofErr w:type="gramStart"/>
-            <w:r>
-              <w:rPr>
-                <w:rFonts w:hAnsiTheme="minorEastAsia" w:hint="eastAsia"/>
-                <w:sz w:val="18"/>
-                <w:szCs w:val="18"/>
-              </w:rPr>
-              <w:t>플러그링크</w:t>
+              <w:t>주식회사 플러그링크</w:t>
             </w:r>
             <w:r>
               <w:rPr>
@@ -10654,7 +10799,6 @@
               </w:rPr>
               <w:t xml:space="preserve"> )</w:t>
             </w:r>
-            <w:proofErr w:type="gramEnd"/>
           </w:p>
           <w:p>
             <w:pPr>
@@ -10675,10 +10819,46 @@
                 <w:sz w:val="18"/>
                 <w:szCs w:val="18"/>
               </w:rPr>
-              <w:t xml:space="preserve">[개인정보를 </w:t>
-            </w:r>
-            <w:proofErr w:type="gramStart"/>
-            <w:r>
+              <w:t>[개인정보를 제공 받는 자]</w:t>
+            </w:r>
+          </w:p>
+          <w:p>
+            <w:pPr>
+              <w:jc w:val="both"/>
+              <w:rPr>
+                <w:rFonts w:hAnsiTheme="minorEastAsia"/>
+                <w:sz w:val="18"/>
+                <w:szCs w:val="18"/>
+              </w:rPr>
+            </w:pPr>
+            <w:r>
+              <w:rPr>
+                <w:rFonts w:ascii="Noto Sans KR" w:eastAsia="Noto Sans KR" w:hAnsi="Noto Sans KR" w:cs="Noto Sans KR" w:hint="eastAsia"/>
+                <w:sz w:val="18"/>
+                <w:szCs w:val="18"/>
+              </w:rPr>
+              <w:t>・</w:t>
+            </w:r>
+            <w:r>
+              <w:rPr>
+                <w:rFonts w:hAnsiTheme="minorEastAsia" w:cs="맑은 고딕" w:hint="eastAsia"/>
+                <w:sz w:val="18"/>
+                <w:szCs w:val="18"/>
+              </w:rPr>
+              <w:t>기후에너지환경부</w:t>
+            </w:r>
+            <w:r>
+              <w:rPr>
+                <w:rFonts w:hAnsiTheme="minorEastAsia"/>
+                <w:sz w:val="18"/>
+                <w:szCs w:val="18"/>
+              </w:rPr>
+              <w:t>, 한국환경공단, 한국자동차환경협회</w:t>
+            </w:r>
+          </w:p>
+          <w:p>
+            <w:pPr>
+              <w:jc w:val="both"/>
               <w:rPr>
                 <w:rFonts w:hAnsiTheme="minorEastAsia"/>
                 <w:b/>
@@ -10686,9 +10866,7 @@
                 <w:sz w:val="18"/>
                 <w:szCs w:val="18"/>
               </w:rPr>
-              <w:t>제공 받는</w:t>
-            </w:r>
-            <w:proofErr w:type="gramEnd"/>
+            </w:pPr>
             <w:r>
               <w:rPr>
                 <w:rFonts w:hAnsiTheme="minorEastAsia"/>
@@ -10697,7 +10875,7 @@
                 <w:sz w:val="18"/>
                 <w:szCs w:val="18"/>
               </w:rPr>
-              <w:t xml:space="preserve"> 자]</w:t>
+              <w:t>[개인정보를 위탁·제공 받는 자의 개인정보 이용목적]</w:t>
             </w:r>
           </w:p>
           <w:p>
@@ -10719,19 +10897,37 @@
             </w:r>
             <w:r>
               <w:rPr>
-                <w:rFonts w:hAnsiTheme="minorEastAsia" w:cs="맑은 고딕" w:hint="eastAsia"/>
-                <w:sz w:val="18"/>
-                <w:szCs w:val="18"/>
-              </w:rPr>
-              <w:t>기후에너지환경부</w:t>
-            </w:r>
-            <w:r>
-              <w:rPr>
                 <w:rFonts w:hAnsiTheme="minorEastAsia"/>
                 <w:sz w:val="18"/>
                 <w:szCs w:val="18"/>
               </w:rPr>
-              <w:t>, 한국환경공단, 한국자동차환경협회</w:t>
+              <w:t xml:space="preserve"> (충전기 설치사업자) 충전기 설치 절차에 이용</w:t>
+            </w:r>
+          </w:p>
+          <w:p>
+            <w:pPr>
+              <w:jc w:val="both"/>
+              <w:rPr>
+                <w:rFonts w:hAnsiTheme="minorEastAsia"/>
+                <w:sz w:val="18"/>
+                <w:szCs w:val="18"/>
+              </w:rPr>
+            </w:pPr>
+            <w:r>
+              <w:rPr>
+                <w:rFonts w:ascii="Noto Sans KR" w:eastAsia="Noto Sans KR" w:hAnsi="Noto Sans KR" w:cs="Noto Sans KR" w:hint="eastAsia"/>
+                <w:sz w:val="18"/>
+                <w:szCs w:val="18"/>
+              </w:rPr>
+              <w:t>・</w:t>
+            </w:r>
+            <w:r>
+              <w:rPr>
+                <w:rFonts w:hAnsiTheme="minorEastAsia"/>
+                <w:sz w:val="18"/>
+                <w:szCs w:val="18"/>
+              </w:rPr>
+              <w:t xml:space="preserve"> (기후에너지환경부, 한국환경공단, 한국자동차환경협회) 충전기 설치실적, 전산처리 등 관련자료 작성에 이용</w:t>
             </w:r>
           </w:p>
           <w:p>
@@ -10753,125 +10949,7 @@
                 <w:sz w:val="18"/>
                 <w:szCs w:val="18"/>
               </w:rPr>
-              <w:t>[개인정보를 위탁·</w:t>
-            </w:r>
-            <w:proofErr w:type="gramStart"/>
-            <w:r>
-              <w:rPr>
-                <w:rFonts w:hAnsiTheme="minorEastAsia"/>
-                <w:b/>
-                <w:bCs/>
-                <w:sz w:val="18"/>
-                <w:szCs w:val="18"/>
-              </w:rPr>
-              <w:t>제공 받는</w:t>
-            </w:r>
-            <w:proofErr w:type="gramEnd"/>
-            <w:r>
-              <w:rPr>
-                <w:rFonts w:hAnsiTheme="minorEastAsia"/>
-                <w:b/>
-                <w:bCs/>
-                <w:sz w:val="18"/>
-                <w:szCs w:val="18"/>
-              </w:rPr>
-              <w:t xml:space="preserve"> 자의 개인정보 이용목적]</w:t>
-            </w:r>
-          </w:p>
-          <w:p>
-            <w:pPr>
-              <w:jc w:val="both"/>
-              <w:rPr>
-                <w:rFonts w:hAnsiTheme="minorEastAsia"/>
-                <w:sz w:val="18"/>
-                <w:szCs w:val="18"/>
-              </w:rPr>
-            </w:pPr>
-            <w:r>
-              <w:rPr>
-                <w:rFonts w:ascii="Noto Sans KR" w:eastAsia="Noto Sans KR" w:hAnsi="Noto Sans KR" w:cs="Noto Sans KR" w:hint="eastAsia"/>
-                <w:sz w:val="18"/>
-                <w:szCs w:val="18"/>
-              </w:rPr>
-              <w:t>・</w:t>
-            </w:r>
-            <w:r>
-              <w:rPr>
-                <w:rFonts w:hAnsiTheme="minorEastAsia"/>
-                <w:sz w:val="18"/>
-                <w:szCs w:val="18"/>
-              </w:rPr>
-              <w:t xml:space="preserve"> (충전기 설치사업자) 충전기 설치 절차에 이용</w:t>
-            </w:r>
-          </w:p>
-          <w:p>
-            <w:pPr>
-              <w:jc w:val="both"/>
-              <w:rPr>
-                <w:rFonts w:hAnsiTheme="minorEastAsia"/>
-                <w:sz w:val="18"/>
-                <w:szCs w:val="18"/>
-              </w:rPr>
-            </w:pPr>
-            <w:r>
-              <w:rPr>
-                <w:rFonts w:ascii="Noto Sans KR" w:eastAsia="Noto Sans KR" w:hAnsi="Noto Sans KR" w:cs="Noto Sans KR" w:hint="eastAsia"/>
-                <w:sz w:val="18"/>
-                <w:szCs w:val="18"/>
-              </w:rPr>
-              <w:t>・</w:t>
-            </w:r>
-            <w:r>
-              <w:rPr>
-                <w:rFonts w:hAnsiTheme="minorEastAsia"/>
-                <w:sz w:val="18"/>
-                <w:szCs w:val="18"/>
-              </w:rPr>
-              <w:t xml:space="preserve"> (기후에너지환경부, 한국환경공단, 한국자동차환경협회) 충전기 설치실적, 전산처리 등 관련자료 작성에 이용</w:t>
-            </w:r>
-          </w:p>
-          <w:p>
-            <w:pPr>
-              <w:jc w:val="both"/>
-              <w:rPr>
-                <w:rFonts w:hAnsiTheme="minorEastAsia"/>
-                <w:b/>
-                <w:bCs/>
-                <w:sz w:val="18"/>
-                <w:szCs w:val="18"/>
-              </w:rPr>
-            </w:pPr>
-            <w:r>
-              <w:rPr>
-                <w:rFonts w:hAnsiTheme="minorEastAsia"/>
-                <w:b/>
-                <w:bCs/>
-                <w:sz w:val="18"/>
-                <w:szCs w:val="18"/>
-              </w:rPr>
-              <w:t>[개인정보를 위탁·</w:t>
-            </w:r>
-            <w:proofErr w:type="gramStart"/>
-            <w:r>
-              <w:rPr>
-                <w:rFonts w:hAnsiTheme="minorEastAsia"/>
-                <w:b/>
-                <w:bCs/>
-                <w:sz w:val="18"/>
-                <w:szCs w:val="18"/>
-              </w:rPr>
-              <w:t>제공 받는</w:t>
-            </w:r>
-            <w:proofErr w:type="gramEnd"/>
-            <w:r>
-              <w:rPr>
-                <w:rFonts w:hAnsiTheme="minorEastAsia"/>
-                <w:b/>
-                <w:bCs/>
-                <w:sz w:val="18"/>
-                <w:szCs w:val="18"/>
-              </w:rPr>
-              <w:t xml:space="preserve"> 자의 개인정보 이용 및 보유기간]</w:t>
+              <w:t>[개인정보를 위탁·제공 받는 자의 개인정보 이용 및 보유기간]</w:t>
             </w:r>
           </w:p>
           <w:p>
@@ -11065,7 +11143,16 @@
                 <w:sz w:val="18"/>
                 <w:szCs w:val="18"/>
               </w:rPr>
-              <w:t>본인은 본 “개인정보의 수집</w:t>
+              <w:t xml:space="preserve">본인은 본 “개인정보의 </w:t>
+            </w:r>
+            <w:proofErr w:type="spellStart"/>
+            <w:r>
+              <w:rPr>
+                <w:rFonts w:hAnsiTheme="minorEastAsia"/>
+                <w:sz w:val="18"/>
+                <w:szCs w:val="18"/>
+              </w:rPr>
+              <w:t>수집</w:t>
             </w:r>
             <w:r>
               <w:rPr>
@@ -11083,6 +11170,7 @@
               </w:rPr>
               <w:t>이용</w:t>
             </w:r>
+            <w:proofErr w:type="spellEnd"/>
             <w:r>
               <w:rPr>
                 <w:rFonts w:hAnsiTheme="minorEastAsia"/>
@@ -11277,25 +11365,7 @@
                 <w:sz w:val="18"/>
                 <w:szCs w:val="18"/>
               </w:rPr>
-              <w:t xml:space="preserve">신 청 </w:t>
-            </w:r>
-            <w:proofErr w:type="gramStart"/>
-            <w:r>
-              <w:rPr>
-                <w:rFonts w:hAnsiTheme="minorEastAsia" w:hint="eastAsia"/>
-                <w:sz w:val="18"/>
-                <w:szCs w:val="18"/>
-              </w:rPr>
-              <w:t>자 :</w:t>
-            </w:r>
-            <w:proofErr w:type="gramEnd"/>
-            <w:r>
-              <w:rPr>
-                <w:rFonts w:hAnsiTheme="minorEastAsia" w:hint="eastAsia"/>
-                <w:sz w:val="18"/>
-                <w:szCs w:val="18"/>
-              </w:rPr>
-              <w:t xml:space="preserve"> </w:t>
+              <w:t xml:space="preserve">신 청 자 : </w:t>
             </w:r>
             <w:bookmarkStart w:id="39" w:name="CustName7"/>
             <w:bookmarkEnd w:id="39"/>
@@ -11834,17 +11904,7 @@
                 <w:bCs/>
                 <w:sz w:val="24"/>
               </w:rPr>
-              <w:t xml:space="preserve">【구분: 스마트 </w:t>
-            </w:r>
-            <w:proofErr w:type="gramStart"/>
-            <w:r>
-              <w:rPr>
-                <w:rFonts w:asciiTheme="majorHAnsi" w:eastAsiaTheme="majorHAnsi" w:hAnsiTheme="majorHAnsi"/>
-                <w:b/>
-                <w:bCs/>
-                <w:sz w:val="24"/>
-              </w:rPr>
-              <w:t xml:space="preserve">충전기( </w:t>
+              <w:t xml:space="preserve">【구분: 스마트 충전기( </w:t>
             </w:r>
             <w:r>
               <w:rPr>
@@ -11853,17 +11913,7 @@
                 <w:bCs/>
                 <w:sz w:val="24"/>
               </w:rPr>
-              <w:t>O</w:t>
-            </w:r>
-            <w:proofErr w:type="gramEnd"/>
-            <w:r>
-              <w:rPr>
-                <w:rFonts w:asciiTheme="majorHAnsi" w:eastAsiaTheme="majorHAnsi" w:hAnsiTheme="majorHAnsi" w:hint="eastAsia"/>
-                <w:b/>
-                <w:bCs/>
-                <w:sz w:val="24"/>
-              </w:rPr>
-              <w:t xml:space="preserve"> </w:t>
+              <w:t xml:space="preserve">O </w:t>
             </w:r>
             <w:r>
               <w:rPr>
@@ -11914,21 +11964,12 @@
                 <w:szCs w:val="20"/>
               </w:rPr>
             </w:pPr>
-            <w:proofErr w:type="gramStart"/>
             <w:r>
               <w:rPr>
                 <w:sz w:val="20"/>
                 <w:szCs w:val="20"/>
               </w:rPr>
-              <w:t xml:space="preserve">(  </w:t>
-            </w:r>
-            <w:proofErr w:type="gramEnd"/>
-            <w:r>
-              <w:rPr>
-                <w:sz w:val="20"/>
-                <w:szCs w:val="20"/>
-              </w:rPr>
-              <w:t xml:space="preserve">   )기</w:t>
+              <w:t>(     )기</w:t>
             </w:r>
           </w:p>
         </w:tc>
@@ -12079,23 +12120,13 @@
                 <w:szCs w:val="20"/>
               </w:rPr>
             </w:pPr>
-            <w:proofErr w:type="gramStart"/>
             <w:r>
               <w:rPr>
                 <w:rFonts w:asciiTheme="majorHAnsi" w:eastAsiaTheme="majorHAnsi" w:hAnsiTheme="majorHAnsi"/>
                 <w:sz w:val="20"/>
                 <w:szCs w:val="20"/>
               </w:rPr>
-              <w:t xml:space="preserve">(  </w:t>
-            </w:r>
-            <w:proofErr w:type="gramEnd"/>
-            <w:r>
-              <w:rPr>
-                <w:rFonts w:asciiTheme="majorHAnsi" w:eastAsiaTheme="majorHAnsi" w:hAnsiTheme="majorHAnsi"/>
-                <w:sz w:val="20"/>
-                <w:szCs w:val="20"/>
-              </w:rPr>
-              <w:t xml:space="preserve">   )기</w:t>
+              <w:t>(     )기</w:t>
             </w:r>
           </w:p>
         </w:tc>
@@ -12137,21 +12168,12 @@
                 <w:szCs w:val="20"/>
               </w:rPr>
             </w:pPr>
-            <w:proofErr w:type="gramStart"/>
             <w:r>
               <w:rPr>
                 <w:sz w:val="20"/>
                 <w:szCs w:val="20"/>
               </w:rPr>
-              <w:t xml:space="preserve">(  </w:t>
-            </w:r>
-            <w:proofErr w:type="gramEnd"/>
-            <w:r>
-              <w:rPr>
-                <w:sz w:val="20"/>
-                <w:szCs w:val="20"/>
-              </w:rPr>
-              <w:t xml:space="preserve">   )기</w:t>
+              <w:t>(     )기</w:t>
             </w:r>
           </w:p>
         </w:tc>
@@ -12190,77 +12212,13 @@
                 <w:szCs w:val="20"/>
               </w:rPr>
             </w:pPr>
-            <w:proofErr w:type="gramStart"/>
             <w:r>
               <w:rPr>
                 <w:rFonts w:asciiTheme="majorHAnsi" w:eastAsiaTheme="majorHAnsi" w:hAnsiTheme="majorHAnsi"/>
                 <w:sz w:val="20"/>
                 <w:szCs w:val="20"/>
               </w:rPr>
-              <w:t xml:space="preserve">(  </w:t>
-            </w:r>
-            <w:proofErr w:type="gramEnd"/>
-            <w:r>
-              <w:rPr>
-                <w:rFonts w:asciiTheme="majorHAnsi" w:eastAsiaTheme="majorHAnsi" w:hAnsiTheme="majorHAnsi"/>
-                <w:sz w:val="20"/>
-                <w:szCs w:val="20"/>
-              </w:rPr>
-              <w:t xml:space="preserve">  )</w:t>
-            </w:r>
-            <w:proofErr w:type="gramStart"/>
-            <w:r>
-              <w:rPr>
-                <w:rFonts w:asciiTheme="majorHAnsi" w:eastAsiaTheme="majorHAnsi" w:hAnsiTheme="majorHAnsi"/>
-                <w:sz w:val="20"/>
-                <w:szCs w:val="20"/>
-              </w:rPr>
-              <w:t>kW  (</w:t>
-            </w:r>
-            <w:proofErr w:type="gramEnd"/>
-            <w:r>
-              <w:rPr>
-                <w:rFonts w:asciiTheme="majorHAnsi" w:eastAsiaTheme="majorHAnsi" w:hAnsiTheme="majorHAnsi"/>
-                <w:sz w:val="20"/>
-                <w:szCs w:val="20"/>
-              </w:rPr>
-              <w:t xml:space="preserve">    )</w:t>
-            </w:r>
-            <w:proofErr w:type="gramStart"/>
-            <w:r>
-              <w:rPr>
-                <w:rFonts w:asciiTheme="majorHAnsi" w:eastAsiaTheme="majorHAnsi" w:hAnsiTheme="majorHAnsi"/>
-                <w:sz w:val="20"/>
-                <w:szCs w:val="20"/>
-              </w:rPr>
-              <w:t>기  케이블</w:t>
-            </w:r>
-            <w:proofErr w:type="gramEnd"/>
-            <w:r>
-              <w:rPr>
-                <w:rFonts w:asciiTheme="majorHAnsi" w:eastAsiaTheme="majorHAnsi" w:hAnsiTheme="majorHAnsi"/>
-                <w:sz w:val="20"/>
-                <w:szCs w:val="20"/>
-              </w:rPr>
-              <w:t xml:space="preserve"> </w:t>
-            </w:r>
-            <w:proofErr w:type="gramStart"/>
-            <w:r>
-              <w:rPr>
-                <w:rFonts w:asciiTheme="majorHAnsi" w:eastAsiaTheme="majorHAnsi" w:hAnsiTheme="majorHAnsi"/>
-                <w:sz w:val="20"/>
-                <w:szCs w:val="20"/>
-              </w:rPr>
-              <w:t xml:space="preserve">(  </w:t>
-            </w:r>
-            <w:proofErr w:type="gramEnd"/>
-            <w:r>
-              <w:rPr>
-                <w:rFonts w:asciiTheme="majorHAnsi" w:eastAsiaTheme="majorHAnsi" w:hAnsiTheme="majorHAnsi"/>
-                <w:sz w:val="20"/>
-                <w:szCs w:val="20"/>
-              </w:rPr>
-              <w:t xml:space="preserve">  )개</w:t>
+              <w:t>(    )kW  (    )기  케이블 (    )개</w:t>
             </w:r>
           </w:p>
         </w:tc>
@@ -12938,7 +12896,25 @@
                 <w:sz w:val="20"/>
                 <w:szCs w:val="20"/>
               </w:rPr>
-              <w:t>설치환경(확인 후 해당란에 체크)</w:t>
+              <w:t xml:space="preserve">설치환경(확인 후 </w:t>
+            </w:r>
+            <w:proofErr w:type="spellStart"/>
+            <w:r>
+              <w:rPr>
+                <w:rFonts w:asciiTheme="majorHAnsi" w:eastAsiaTheme="majorHAnsi" w:hAnsiTheme="majorHAnsi" w:hint="eastAsia"/>
+                <w:sz w:val="20"/>
+                <w:szCs w:val="20"/>
+              </w:rPr>
+              <w:t>해당란에</w:t>
+            </w:r>
+            <w:proofErr w:type="spellEnd"/>
+            <w:r>
+              <w:rPr>
+                <w:rFonts w:asciiTheme="majorHAnsi" w:eastAsiaTheme="majorHAnsi" w:hAnsiTheme="majorHAnsi" w:hint="eastAsia"/>
+                <w:sz w:val="20"/>
+                <w:szCs w:val="20"/>
+              </w:rPr>
+              <w:t xml:space="preserve"> 체크)</w:t>
             </w:r>
           </w:p>
         </w:tc>
@@ -13046,6 +13022,7 @@
                 <w:szCs w:val="20"/>
               </w:rPr>
             </w:pPr>
+            <w:proofErr w:type="spellStart"/>
             <w:r>
               <w:rPr>
                 <w:rFonts w:asciiTheme="majorHAnsi" w:eastAsiaTheme="majorHAnsi" w:hAnsiTheme="majorHAnsi" w:hint="eastAsia"/>
@@ -13054,6 +13031,7 @@
               </w:rPr>
               <w:t>소유주과의관계</w:t>
             </w:r>
+            <w:proofErr w:type="spellEnd"/>
           </w:p>
         </w:tc>
         <w:tc>
@@ -13069,6 +13047,7 @@
                 <w:szCs w:val="20"/>
               </w:rPr>
             </w:pPr>
+            <w:proofErr w:type="spellStart"/>
             <w:r>
               <w:rPr>
                 <w:rFonts w:asciiTheme="majorHAnsi" w:eastAsiaTheme="majorHAnsi" w:hAnsiTheme="majorHAnsi" w:hint="eastAsia"/>
@@ -13077,6 +13056,7 @@
               </w:rPr>
               <w:t>전력인입</w:t>
             </w:r>
+            <w:proofErr w:type="spellEnd"/>
           </w:p>
         </w:tc>
         <w:tc>
@@ -13229,7 +13209,6 @@
                 </w:r>
               </w:sdtContent>
             </w:sdt>
-            <w:proofErr w:type="gramStart"/>
             <w:r>
               <w:rPr>
                 <w:rFonts w:hint="eastAsia"/>
@@ -13238,7 +13217,6 @@
               </w:rPr>
               <w:t>실내,지하</w:t>
             </w:r>
-            <w:proofErr w:type="gramEnd"/>
           </w:p>
         </w:tc>
         <w:tc>
@@ -13423,6 +13401,7 @@
                 </w:r>
               </w:sdtContent>
             </w:sdt>
+            <w:proofErr w:type="spellStart"/>
             <w:r>
               <w:rPr>
                 <w:rFonts w:asciiTheme="majorHAnsi" w:eastAsiaTheme="majorHAnsi" w:hAnsiTheme="majorHAnsi" w:hint="eastAsia"/>
@@ -13431,6 +13410,7 @@
               </w:rPr>
               <w:t>벽부형</w:t>
             </w:r>
+            <w:proofErr w:type="spellEnd"/>
           </w:p>
         </w:tc>
         <w:tc>
@@ -13559,16 +13539,22 @@
                 </w:r>
               </w:sdtContent>
             </w:sdt>
-            <w:proofErr w:type="gramStart"/>
             <w:r>
               <w:rPr>
                 <w:rFonts w:hint="eastAsia"/>
                 <w:sz w:val="20"/>
                 <w:szCs w:val="20"/>
               </w:rPr>
-              <w:t>실외,노상</w:t>
-            </w:r>
-            <w:proofErr w:type="gramEnd"/>
+              <w:t>실외,</w:t>
+            </w:r>
+            <w:r>
+              <w:rPr>
+                <w:rFonts w:hint="eastAsia"/>
+                <w:sz w:val="20"/>
+                <w:szCs w:val="20"/>
+              </w:rPr>
+              <w:t>3</w:t>
+            </w:r>
           </w:p>
         </w:tc>
         <w:tc>
@@ -13705,6 +13691,7 @@
                 </w:r>
               </w:sdtContent>
             </w:sdt>
+            <w:proofErr w:type="spellStart"/>
             <w:r>
               <w:rPr>
                 <w:rFonts w:asciiTheme="majorHAnsi" w:eastAsiaTheme="majorHAnsi" w:hAnsiTheme="majorHAnsi" w:hint="eastAsia"/>
@@ -13713,6 +13700,7 @@
               </w:rPr>
               <w:t>한전불입</w:t>
             </w:r>
+            <w:proofErr w:type="spellEnd"/>
           </w:p>
         </w:tc>
         <w:tc>
@@ -14699,13 +14687,23 @@
                 <w:szCs w:val="20"/>
               </w:rPr>
             </w:pPr>
+            <w:proofErr w:type="spellStart"/>
             <w:r>
               <w:rPr>
                 <w:rFonts w:asciiTheme="majorHAnsi" w:eastAsiaTheme="majorHAnsi" w:hAnsiTheme="majorHAnsi" w:hint="eastAsia"/>
                 <w:sz w:val="20"/>
                 <w:szCs w:val="20"/>
               </w:rPr>
-              <w:t>고압시 변압기 용량 확인</w:t>
+              <w:t>고압시</w:t>
+            </w:r>
+            <w:proofErr w:type="spellEnd"/>
+            <w:r>
+              <w:rPr>
+                <w:rFonts w:asciiTheme="majorHAnsi" w:eastAsiaTheme="majorHAnsi" w:hAnsiTheme="majorHAnsi" w:hint="eastAsia"/>
+                <w:sz w:val="20"/>
+                <w:szCs w:val="20"/>
+              </w:rPr>
+              <w:t xml:space="preserve"> 변압기 용량 확인</w:t>
             </w:r>
           </w:p>
         </w:tc>
@@ -15019,13 +15017,23 @@
                 <w:szCs w:val="20"/>
               </w:rPr>
             </w:pPr>
+            <w:proofErr w:type="spellStart"/>
             <w:r>
               <w:rPr>
                 <w:rFonts w:hint="eastAsia"/>
                 <w:sz w:val="20"/>
                 <w:szCs w:val="20"/>
               </w:rPr>
-              <w:t>운영중 또는</w:t>
+              <w:t>운영중</w:t>
+            </w:r>
+            <w:proofErr w:type="spellEnd"/>
+            <w:r>
+              <w:rPr>
+                <w:rFonts w:hint="eastAsia"/>
+                <w:sz w:val="20"/>
+                <w:szCs w:val="20"/>
+              </w:rPr>
+              <w:t xml:space="preserve"> 또는</w:t>
             </w:r>
           </w:p>
           <w:p>
@@ -15098,7 +15106,6 @@
               </w:rPr>
               <w:t xml:space="preserve"> </w:t>
             </w:r>
-            <w:proofErr w:type="gramStart"/>
             <w:r>
               <w:rPr>
                 <w:rFonts w:asciiTheme="majorHAnsi" w:eastAsiaTheme="majorHAnsi" w:hAnsiTheme="majorHAnsi" w:hint="eastAsia"/>
@@ -15113,16 +15120,7 @@
                 <w:sz w:val="20"/>
                 <w:szCs w:val="20"/>
               </w:rPr>
-              <w:t xml:space="preserve">  </w:t>
-            </w:r>
-            <w:proofErr w:type="gramEnd"/>
-            <w:r>
-              <w:rPr>
-                <w:rFonts w:asciiTheme="majorHAnsi" w:eastAsiaTheme="majorHAnsi" w:hAnsiTheme="majorHAnsi" w:hint="eastAsia"/>
-                <w:sz w:val="20"/>
-                <w:szCs w:val="20"/>
-              </w:rPr>
-              <w:t xml:space="preserve">  </w:t>
+              <w:t xml:space="preserve">    </w:t>
             </w:r>
             <w:sdt>
               <w:sdtPr>
@@ -15250,31 +15248,31 @@
                 </w:r>
               </w:sdtContent>
             </w:sdt>
-            <w:proofErr w:type="gramStart"/>
+            <w:proofErr w:type="spellStart"/>
             <w:r>
               <w:rPr>
                 <w:rFonts w:asciiTheme="majorHAnsi" w:eastAsiaTheme="majorHAnsi" w:hAnsiTheme="majorHAnsi" w:hint="eastAsia"/>
                 <w:sz w:val="20"/>
                 <w:szCs w:val="20"/>
               </w:rPr>
-              <w:t>완속충전기(</w:t>
-            </w:r>
+              <w:t>완속충전기</w:t>
+            </w:r>
+            <w:proofErr w:type="spellEnd"/>
             <w:r>
               <w:rPr>
                 <w:rFonts w:asciiTheme="majorHAnsi" w:eastAsiaTheme="majorHAnsi" w:hAnsiTheme="majorHAnsi" w:hint="eastAsia"/>
                 <w:sz w:val="20"/>
                 <w:szCs w:val="20"/>
               </w:rPr>
-              <w:t xml:space="preserve">  </w:t>
-            </w:r>
-            <w:proofErr w:type="gramEnd"/>
+              <w:t>(</w:t>
+            </w:r>
             <w:r>
               <w:rPr>
                 <w:rFonts w:asciiTheme="majorHAnsi" w:eastAsiaTheme="majorHAnsi" w:hAnsiTheme="majorHAnsi" w:hint="eastAsia"/>
                 <w:sz w:val="20"/>
                 <w:szCs w:val="20"/>
               </w:rPr>
-              <w:t xml:space="preserve">  </w:t>
+              <w:t xml:space="preserve">    </w:t>
             </w:r>
             <w:sdt>
               <w:sdtPr>
@@ -15459,33 +15457,15 @@
                 <w:sz w:val="20"/>
                 <w:szCs w:val="20"/>
               </w:rPr>
-              <w:t xml:space="preserve"> 전력분배형 </w:t>
-            </w:r>
-            <w:proofErr w:type="gramStart"/>
+              <w:t xml:space="preserve"> 전력분배형 충전기(</w:t>
+            </w:r>
             <w:r>
               <w:rPr>
                 <w:rFonts w:asciiTheme="majorHAnsi" w:eastAsiaTheme="majorHAnsi" w:hAnsiTheme="majorHAnsi" w:hint="eastAsia"/>
                 <w:sz w:val="20"/>
                 <w:szCs w:val="20"/>
               </w:rPr>
-              <w:t>충전기(</w:t>
-            </w:r>
-            <w:r>
-              <w:rPr>
-                <w:rFonts w:asciiTheme="majorHAnsi" w:eastAsiaTheme="majorHAnsi" w:hAnsiTheme="majorHAnsi" w:hint="eastAsia"/>
-                <w:sz w:val="20"/>
-                <w:szCs w:val="20"/>
-              </w:rPr>
-              <w:t xml:space="preserve">  </w:t>
-            </w:r>
-            <w:proofErr w:type="gramEnd"/>
-            <w:r>
-              <w:rPr>
-                <w:rFonts w:asciiTheme="majorHAnsi" w:eastAsiaTheme="majorHAnsi" w:hAnsiTheme="majorHAnsi" w:hint="eastAsia"/>
-                <w:sz w:val="20"/>
-                <w:szCs w:val="20"/>
-              </w:rPr>
-              <w:t xml:space="preserve">  </w:t>
+              <w:t xml:space="preserve">    </w:t>
             </w:r>
             <w:sdt>
               <w:sdtPr>
@@ -15612,31 +15592,31 @@
                 </w:r>
               </w:sdtContent>
             </w:sdt>
-            <w:proofErr w:type="gramStart"/>
+            <w:proofErr w:type="spellStart"/>
             <w:r>
               <w:rPr>
                 <w:rFonts w:asciiTheme="majorHAnsi" w:eastAsiaTheme="majorHAnsi" w:hAnsiTheme="majorHAnsi" w:hint="eastAsia"/>
                 <w:sz w:val="20"/>
                 <w:szCs w:val="20"/>
               </w:rPr>
-              <w:t>과금형콘센트(</w:t>
-            </w:r>
+              <w:t>과금형콘센트</w:t>
+            </w:r>
+            <w:proofErr w:type="spellEnd"/>
             <w:r>
               <w:rPr>
                 <w:rFonts w:asciiTheme="majorHAnsi" w:eastAsiaTheme="majorHAnsi" w:hAnsiTheme="majorHAnsi" w:hint="eastAsia"/>
                 <w:sz w:val="20"/>
                 <w:szCs w:val="20"/>
               </w:rPr>
-              <w:t xml:space="preserve">  </w:t>
-            </w:r>
-            <w:proofErr w:type="gramEnd"/>
+              <w:t>(</w:t>
+            </w:r>
             <w:r>
               <w:rPr>
                 <w:rFonts w:asciiTheme="majorHAnsi" w:eastAsiaTheme="majorHAnsi" w:hAnsiTheme="majorHAnsi" w:hint="eastAsia"/>
                 <w:sz w:val="20"/>
                 <w:szCs w:val="20"/>
               </w:rPr>
-              <w:t xml:space="preserve">  </w:t>
+              <w:t xml:space="preserve">    </w:t>
             </w:r>
             <w:sdt>
               <w:sdtPr>
@@ -15820,33 +15800,15 @@
                 <w:sz w:val="20"/>
                 <w:szCs w:val="20"/>
               </w:rPr>
-              <w:t xml:space="preserve"> </w:t>
-            </w:r>
-            <w:proofErr w:type="gramStart"/>
+              <w:t xml:space="preserve"> 키오스크(</w:t>
+            </w:r>
             <w:r>
               <w:rPr>
                 <w:rFonts w:asciiTheme="majorHAnsi" w:eastAsiaTheme="majorHAnsi" w:hAnsiTheme="majorHAnsi" w:hint="eastAsia"/>
                 <w:sz w:val="20"/>
                 <w:szCs w:val="20"/>
               </w:rPr>
-              <w:t>키오스크(</w:t>
-            </w:r>
-            <w:r>
-              <w:rPr>
-                <w:rFonts w:asciiTheme="majorHAnsi" w:eastAsiaTheme="majorHAnsi" w:hAnsiTheme="majorHAnsi" w:hint="eastAsia"/>
-                <w:sz w:val="20"/>
-                <w:szCs w:val="20"/>
-              </w:rPr>
-              <w:t xml:space="preserve">  </w:t>
-            </w:r>
-            <w:proofErr w:type="gramEnd"/>
-            <w:r>
-              <w:rPr>
-                <w:rFonts w:asciiTheme="majorHAnsi" w:eastAsiaTheme="majorHAnsi" w:hAnsiTheme="majorHAnsi" w:hint="eastAsia"/>
-                <w:sz w:val="20"/>
-                <w:szCs w:val="20"/>
-              </w:rPr>
-              <w:t xml:space="preserve">      </w:t>
+              <w:t xml:space="preserve">        </w:t>
             </w:r>
             <w:r>
               <w:rPr>
@@ -23165,15 +23127,15 @@
 <w:fonts xmlns:mc="http://schemas.openxmlformats.org/markup-compatibility/2006" xmlns:r="http://schemas.openxmlformats.org/officeDocument/2006/relationships" xmlns:w="http://schemas.openxmlformats.org/wordprocessingml/2006/main" xmlns:w14="http://schemas.microsoft.com/office/word/2010/wordml" xmlns:w15="http://schemas.microsoft.com/office/word/2012/wordml" xmlns:w16cex="http://schemas.microsoft.com/office/word/2018/wordml/cex" xmlns:w16cid="http://schemas.microsoft.com/office/word/2016/wordml/cid" xmlns:w16="http://schemas.microsoft.com/office/word/2018/wordml" xmlns:w16du="http://schemas.microsoft.com/office/word/2023/wordml/word16du" xmlns:w16sdtdh="http://schemas.microsoft.com/office/word/2020/wordml/sdtdatahash" xmlns:w16sdtfl="http://schemas.microsoft.com/office/word/2024/wordml/sdtformatlock" xmlns:w16se="http://schemas.microsoft.com/office/word/2015/wordml/symex" mc:Ignorable="w14 w15 w16se w16cid w16 w16cex w16sdtdh w16sdtfl w16du">
   <w:font w:name="Wingdings">
     <w:panose1 w:val="05000000000000000000"/>
-    <w:charset w:val="02"/>
-    <w:family w:val="auto"/>
+    <w:charset w:val="00"/>
+    <w:family w:val="decorative"/>
     <w:pitch w:val="variable"/>
-    <w:sig w:usb0="00000000" w:usb1="10000000" w:usb2="00000000" w:usb3="00000000" w:csb0="80000000" w:csb1="00000000"/>
+    <w:sig w:usb0="00000003" w:usb1="00000000" w:usb2="00000000" w:usb3="00000000" w:csb0="80000001" w:csb1="00000000"/>
   </w:font>
   <w:font w:name="맑은 고딕">
     <w:panose1 w:val="020B0503020000020004"/>
     <w:charset w:val="81"/>
-    <w:family w:val="modern"/>
+    <w:family w:val="swiss"/>
     <w:pitch w:val="variable"/>
     <w:sig w:usb0="9000002F" w:usb1="29D77CFB" w:usb2="00000012" w:usb3="00000000" w:csb0="00080001" w:csb1="00000000"/>
   </w:font>
@@ -23194,7 +23156,7 @@
   </w:font>
   <w:font w:name="Noto Sans KR">
     <w:altName w:val="맑은 고딕"/>
-    <w:panose1 w:val="020B0200000000000000"/>
+    <w:panose1 w:val="020B0604020202020204"/>
     <w:charset w:val="81"/>
     <w:family w:val="modern"/>
     <w:pitch w:val="variable"/>
@@ -23230,11 +23192,15 @@
   </w:compat>
   <w:rsids>
     <w:rsidRoot w:val="0096585E"/>
+    <w:rsid w:val="00042483"/>
+    <w:rsid w:val="00101DAD"/>
     <w:rsid w:val="00402174"/>
     <w:rsid w:val="004F2437"/>
     <w:rsid w:val="006741E6"/>
     <w:rsid w:val="008D2505"/>
     <w:rsid w:val="0096585E"/>
+    <w:rsid w:val="009D18C7"/>
+    <w:rsid w:val="00D27F0F"/>
   </w:rsids>
   <m:mathPr>
     <m:mathFont m:val="Cambria Math"/>

--- a/public/pluglink/template.docx
+++ b/public/pluglink/template.docx
@@ -13553,7 +13553,7 @@
                 <w:sz w:val="20"/>
                 <w:szCs w:val="20"/>
               </w:rPr>
-              <w:t>3</w:t>
+              <w:t>지상</w:t>
             </w:r>
           </w:p>
         </w:tc>

--- a/public/pluglink/template.docx
+++ b/public/pluglink/template.docx
@@ -7944,6 +7944,95 @@
       </w:tr>
       <w:tr>
         <w:trPr>
+          <w:trHeight w:val="339"/>
+        </w:trPr>
+        <w:tc>
+          <w:tcPr>
+            <w:tcW w:w="1553" w:type="dxa"/>
+            <w:vMerge/>
+            <w:vAlign w:val="center"/>
+          </w:tcPr>
+          <w:p>
+            <w:pPr>
+              <w:jc w:val="center"/>
+              <w:rPr>
+                <w:sz w:val="18"/>
+                <w:szCs w:val="18"/>
+              </w:rPr>
+            </w:pPr>
+          </w:p>
+        </w:tc>
+        <w:tc>
+          <w:tcPr>
+            <w:tcW w:w="1554" w:type="dxa"/>
+            <w:vMerge/>
+            <w:vAlign w:val="center"/>
+          </w:tcPr>
+          <w:p>
+            <w:pPr>
+              <w:jc w:val="both"/>
+              <w:rPr>
+                <w:sz w:val="18"/>
+                <w:szCs w:val="18"/>
+              </w:rPr>
+            </w:pPr>
+          </w:p>
+        </w:tc>
+        <w:tc>
+          <w:tcPr>
+            <w:tcW w:w="1847" w:type="dxa"/>
+            <w:vMerge/>
+            <w:vAlign w:val="center"/>
+          </w:tcPr>
+          <w:p>
+            <w:pPr>
+              <w:jc w:val="both"/>
+              <w:rPr>
+                <w:sz w:val="18"/>
+                <w:szCs w:val="18"/>
+              </w:rPr>
+            </w:pPr>
+          </w:p>
+        </w:tc>
+        <w:tc>
+          <w:tcPr>
+            <w:tcW w:w="1704" w:type="dxa"/>
+            <w:vAlign w:val="center"/>
+          </w:tcPr>
+          <w:p>
+            <w:pPr>
+              <w:jc w:val="center"/>
+              <w:rPr>
+                <w:rStyle w:val="9pt"/>
+              </w:rPr>
+            </w:pPr>
+            <w:r>
+              <w:rPr>
+                <w:rStyle w:val="9pt"/>
+                <w:rFonts w:hint="eastAsia"/>
+              </w:rPr>
+              <w:t>활동내용</w:t>
+            </w:r>
+          </w:p>
+        </w:tc>
+        <w:tc>
+          <w:tcPr>
+            <w:tcW w:w="3798" w:type="dxa"/>
+            <w:gridSpan w:val="2"/>
+            <w:vAlign w:val="center"/>
+          </w:tcPr>
+          <w:p>
+            <w:pPr>
+              <w:jc w:val="center"/>
+              <w:rPr>
+                <w:rStyle w:val="9pt"/>
+              </w:rPr>
+            </w:pPr>
+          </w:p>
+        </w:tc>
+      </w:tr>
+      <w:tr>
+        <w:trPr>
           <w:gridBefore w:val="1"/>
           <w:gridAfter w:val="1"/>
           <w:wBefore w:w="10" w:type="dxa"/>
@@ -8639,15 +8728,11 @@
       </w:tr>
       <w:tr>
         <w:trPr>
-          <w:gridBefore w:val="1"/>
-          <w:gridAfter w:val="1"/>
-          <w:wBefore w:w="10" w:type="dxa"/>
-          <w:wAfter w:w="10" w:type="dxa"/>
+          <w:trHeight w:val="461"/>
         </w:trPr>
         <w:tc>
           <w:tcPr>
-            <w:tcW w:w="1552" w:type="dxa"/>
-            <w:gridSpan w:val="2"/>
+            <w:tcW w:w="1553" w:type="dxa"/>
             <w:vMerge w:val="restart"/>
             <w:vAlign w:val="center"/>
           </w:tcPr>
@@ -8688,7 +8773,7 @@
         </w:tc>
         <w:tc>
           <w:tcPr>
-            <w:tcW w:w="1552" w:type="dxa"/>
+            <w:tcW w:w="1554" w:type="dxa"/>
             <w:vMerge w:val="restart"/>
             <w:vAlign w:val="center"/>
           </w:tcPr>
@@ -8712,11 +8797,13 @@
         </w:tc>
         <w:tc>
           <w:tcPr>
-            <w:tcW w:w="1843" w:type="dxa"/>
+            <w:tcW w:w="3551" w:type="dxa"/>
+            <w:gridSpan w:val="2"/>
             <w:vAlign w:val="center"/>
           </w:tcPr>
           <w:p>
             <w:pPr>
+              <w:spacing w:line="180" w:lineRule="auto"/>
               <w:jc w:val="center"/>
               <w:rPr>
                 <w:sz w:val="18"/>
@@ -8729,13 +8816,29 @@
                 <w:sz w:val="18"/>
                 <w:szCs w:val="18"/>
               </w:rPr>
-              <w:t>구분</w:t>
+              <w:t>7kW 이상 ~</w:t>
+            </w:r>
+            <w:r>
+              <w:rPr>
+                <w:rFonts w:hint="eastAsia"/>
+                <w:sz w:val="18"/>
+                <w:szCs w:val="18"/>
+              </w:rPr>
+              <w:t xml:space="preserve"> </w:t>
+            </w:r>
+            <w:r>
+              <w:rPr>
+                <w:rFonts w:hint="eastAsia"/>
+                <w:sz w:val="18"/>
+                <w:szCs w:val="18"/>
+              </w:rPr>
+              <w:t>11kW 미만</w:t>
             </w:r>
           </w:p>
         </w:tc>
         <w:tc>
           <w:tcPr>
-            <w:tcW w:w="1640" w:type="dxa"/>
+            <w:tcW w:w="3798" w:type="dxa"/>
             <w:gridSpan w:val="2"/>
             <w:vAlign w:val="center"/>
           </w:tcPr>
@@ -8743,233 +8846,6 @@
             <w:pPr>
               <w:spacing w:line="180" w:lineRule="auto"/>
               <w:jc w:val="center"/>
-              <w:rPr>
-                <w:sz w:val="18"/>
-                <w:szCs w:val="18"/>
-              </w:rPr>
-            </w:pPr>
-            <w:r>
-              <w:rPr>
-                <w:rFonts w:hint="eastAsia"/>
-                <w:sz w:val="18"/>
-                <w:szCs w:val="18"/>
-              </w:rPr>
-              <w:t>3kW 이상 ~</w:t>
-            </w:r>
-          </w:p>
-          <w:p>
-            <w:pPr>
-              <w:spacing w:line="180" w:lineRule="auto"/>
-              <w:jc w:val="center"/>
-              <w:rPr>
-                <w:sz w:val="18"/>
-                <w:szCs w:val="18"/>
-              </w:rPr>
-            </w:pPr>
-            <w:r>
-              <w:rPr>
-                <w:rFonts w:hint="eastAsia"/>
-                <w:sz w:val="18"/>
-                <w:szCs w:val="18"/>
-              </w:rPr>
-              <w:t>7kW 미만</w:t>
-            </w:r>
-          </w:p>
-        </w:tc>
-        <w:tc>
-          <w:tcPr>
-            <w:tcW w:w="1924" w:type="dxa"/>
-            <w:gridSpan w:val="3"/>
-            <w:vAlign w:val="center"/>
-          </w:tcPr>
-          <w:p>
-            <w:pPr>
-              <w:spacing w:line="180" w:lineRule="auto"/>
-              <w:jc w:val="center"/>
-              <w:rPr>
-                <w:sz w:val="18"/>
-                <w:szCs w:val="18"/>
-              </w:rPr>
-            </w:pPr>
-            <w:r>
-              <w:rPr>
-                <w:rFonts w:hint="eastAsia"/>
-                <w:sz w:val="18"/>
-                <w:szCs w:val="18"/>
-              </w:rPr>
-              <w:t>7kW 이상 ~</w:t>
-            </w:r>
-          </w:p>
-          <w:p>
-            <w:pPr>
-              <w:spacing w:line="180" w:lineRule="auto"/>
-              <w:jc w:val="center"/>
-              <w:rPr>
-                <w:sz w:val="18"/>
-                <w:szCs w:val="18"/>
-              </w:rPr>
-            </w:pPr>
-            <w:r>
-              <w:rPr>
-                <w:rFonts w:hint="eastAsia"/>
-                <w:sz w:val="18"/>
-                <w:szCs w:val="18"/>
-              </w:rPr>
-              <w:t>11kW 미만</w:t>
-            </w:r>
-          </w:p>
-        </w:tc>
-        <w:tc>
-          <w:tcPr>
-            <w:tcW w:w="1925" w:type="dxa"/>
-            <w:gridSpan w:val="2"/>
-            <w:vAlign w:val="center"/>
-          </w:tcPr>
-          <w:p>
-            <w:pPr>
-              <w:spacing w:line="180" w:lineRule="auto"/>
-              <w:jc w:val="center"/>
-              <w:rPr>
-                <w:sz w:val="18"/>
-                <w:szCs w:val="18"/>
-              </w:rPr>
-            </w:pPr>
-            <w:r>
-              <w:rPr>
-                <w:rFonts w:hint="eastAsia"/>
-                <w:sz w:val="18"/>
-                <w:szCs w:val="18"/>
-              </w:rPr>
-              <w:t>11kW 이상 ~</w:t>
-            </w:r>
-          </w:p>
-          <w:p>
-            <w:pPr>
-              <w:spacing w:line="180" w:lineRule="auto"/>
-              <w:jc w:val="center"/>
-              <w:rPr>
-                <w:sz w:val="18"/>
-                <w:szCs w:val="18"/>
-              </w:rPr>
-            </w:pPr>
-            <w:r>
-              <w:rPr>
-                <w:rFonts w:hint="eastAsia"/>
-                <w:sz w:val="18"/>
-                <w:szCs w:val="18"/>
-              </w:rPr>
-              <w:t>30kW 미만</w:t>
-            </w:r>
-          </w:p>
-        </w:tc>
-      </w:tr>
-      <w:tr>
-        <w:trPr>
-          <w:gridBefore w:val="1"/>
-          <w:gridAfter w:val="1"/>
-          <w:wBefore w:w="10" w:type="dxa"/>
-          <w:wAfter w:w="10" w:type="dxa"/>
-          <w:trHeight w:val="349"/>
-        </w:trPr>
-        <w:tc>
-          <w:tcPr>
-            <w:tcW w:w="1552" w:type="dxa"/>
-            <w:gridSpan w:val="2"/>
-            <w:vMerge/>
-            <w:vAlign w:val="center"/>
-          </w:tcPr>
-          <w:p>
-            <w:pPr>
-              <w:jc w:val="center"/>
-              <w:rPr>
-                <w:sz w:val="18"/>
-                <w:szCs w:val="18"/>
-              </w:rPr>
-            </w:pPr>
-          </w:p>
-        </w:tc>
-        <w:tc>
-          <w:tcPr>
-            <w:tcW w:w="1552" w:type="dxa"/>
-            <w:vMerge/>
-            <w:vAlign w:val="center"/>
-          </w:tcPr>
-          <w:p>
-            <w:pPr>
-              <w:jc w:val="center"/>
-              <w:rPr>
-                <w:sz w:val="18"/>
-                <w:szCs w:val="18"/>
-              </w:rPr>
-            </w:pPr>
-          </w:p>
-        </w:tc>
-        <w:tc>
-          <w:tcPr>
-            <w:tcW w:w="1843" w:type="dxa"/>
-            <w:vAlign w:val="center"/>
-          </w:tcPr>
-          <w:p>
-            <w:pPr>
-              <w:jc w:val="center"/>
-              <w:rPr>
-                <w:sz w:val="18"/>
-                <w:szCs w:val="18"/>
-              </w:rPr>
-            </w:pPr>
-            <w:r>
-              <w:rPr>
-                <w:rFonts w:hint="eastAsia"/>
-                <w:sz w:val="18"/>
-                <w:szCs w:val="18"/>
-              </w:rPr>
-              <w:t>스마트 충전기</w:t>
-            </w:r>
-          </w:p>
-        </w:tc>
-        <w:tc>
-          <w:tcPr>
-            <w:tcW w:w="1640" w:type="dxa"/>
-            <w:gridSpan w:val="2"/>
-            <w:vAlign w:val="center"/>
-          </w:tcPr>
-          <w:p>
-            <w:pPr>
-              <w:jc w:val="right"/>
-              <w:rPr>
-                <w:sz w:val="18"/>
-                <w:szCs w:val="18"/>
-              </w:rPr>
-            </w:pPr>
-            <w:r>
-              <w:rPr>
-                <w:rFonts w:hint="eastAsia"/>
-                <w:sz w:val="18"/>
-                <w:szCs w:val="18"/>
-              </w:rPr>
-              <w:t>기</w:t>
-            </w:r>
-            <w:r>
-              <w:rPr>
-                <w:rFonts w:hint="eastAsia"/>
-                <w:sz w:val="18"/>
-                <w:szCs w:val="18"/>
-              </w:rPr>
-              <w:t xml:space="preserve"> </w:t>
-            </w:r>
-          </w:p>
-        </w:tc>
-        <w:bookmarkStart w:id="33" w:name="InstallQty2"/>
-        <w:bookmarkEnd w:id="33"/>
-        <w:tc>
-          <w:tcPr>
-            <w:tcW w:w="1924" w:type="dxa"/>
-            <w:gridSpan w:val="3"/>
-            <w:vAlign w:val="center"/>
-          </w:tcPr>
-          <w:p>
-            <w:pPr>
-              <w:jc w:val="right"/>
               <w:rPr>
                 <w:sz w:val="18"/>
                 <w:szCs w:val="18"/>
@@ -8981,9 +8857,9 @@
                   <w:rStyle w:val="9pt"/>
                   <w:rFonts w:hint="eastAsia"/>
                 </w:rPr>
-                <w:id w:val="1751003065"/>
+                <w:id w:val="390864121"/>
                 <w:placeholder>
-                  <w:docPart w:val="D6D7E1F54F2B45BC952194EC1FE156DE"/>
+                  <w:docPart w:val="326D145E8DA867418952807BC9540AFC"/>
                 </w:placeholder>
                 <w:showingPlcHdr/>
                 <w:text/>
@@ -8991,7 +8867,7 @@
               <w:sdtEndPr>
                 <w:rPr>
                   <w:rStyle w:val="a0"/>
-                  <w:rFonts w:eastAsiaTheme="minorEastAsia"/>
+                  <w:rFonts w:eastAsia="맑은 고딕"/>
                   <w:b w:val="0"/>
                   <w:bCs/>
                   <w:i/>
@@ -9005,7 +8881,7 @@
               <w:sdtContent>
                 <w:r>
                   <w:rPr>
-                    <w:rStyle w:val="af0"/>
+                    <w:rStyle w:val="ad"/>
                     <w:rFonts w:hint="eastAsia"/>
                     <w:b/>
                     <w:bCs/>
@@ -9026,63 +8902,168 @@
                 <w:sz w:val="18"/>
                 <w:szCs w:val="18"/>
               </w:rPr>
-              <w:t xml:space="preserve"> </w:t>
-            </w:r>
-            <w:r>
-              <w:rPr>
-                <w:rFonts w:hint="eastAsia"/>
-                <w:sz w:val="18"/>
-                <w:szCs w:val="18"/>
-              </w:rPr>
-              <w:t>기</w:t>
-            </w:r>
-            <w:r>
-              <w:rPr>
-                <w:rFonts w:hint="eastAsia"/>
-                <w:sz w:val="18"/>
-                <w:szCs w:val="18"/>
-              </w:rPr>
-              <w:t xml:space="preserve"> </w:t>
-            </w:r>
-          </w:p>
-        </w:tc>
-        <w:tc>
-          <w:tcPr>
-            <w:tcW w:w="1925" w:type="dxa"/>
-            <w:gridSpan w:val="2"/>
-            <w:vAlign w:val="center"/>
-          </w:tcPr>
-          <w:p>
-            <w:pPr>
-              <w:jc w:val="right"/>
-              <w:rPr>
-                <w:sz w:val="18"/>
-                <w:szCs w:val="18"/>
-              </w:rPr>
-            </w:pPr>
-            <w:r>
-              <w:rPr>
-                <w:rFonts w:hint="eastAsia"/>
-                <w:sz w:val="18"/>
-                <w:szCs w:val="18"/>
-              </w:rPr>
-              <w:t>기</w:t>
+              <w:t xml:space="preserve"> 기</w:t>
             </w:r>
           </w:p>
         </w:tc>
       </w:tr>
       <w:tr>
         <w:trPr>
-          <w:gridBefore w:val="1"/>
-          <w:gridAfter w:val="1"/>
-          <w:wBefore w:w="10" w:type="dxa"/>
-          <w:wAfter w:w="10" w:type="dxa"/>
+          <w:trHeight w:val="349"/>
+        </w:trPr>
+        <w:tc>
+          <w:tcPr>
+            <w:tcW w:w="1553" w:type="dxa"/>
+            <w:vMerge/>
+            <w:vAlign w:val="center"/>
+          </w:tcPr>
+          <w:p>
+            <w:pPr>
+              <w:jc w:val="center"/>
+              <w:rPr>
+                <w:sz w:val="18"/>
+                <w:szCs w:val="18"/>
+              </w:rPr>
+            </w:pPr>
+          </w:p>
+        </w:tc>
+        <w:tc>
+          <w:tcPr>
+            <w:tcW w:w="1554" w:type="dxa"/>
+            <w:vMerge/>
+            <w:vAlign w:val="center"/>
+          </w:tcPr>
+          <w:p>
+            <w:pPr>
+              <w:jc w:val="center"/>
+              <w:rPr>
+                <w:sz w:val="18"/>
+                <w:szCs w:val="18"/>
+              </w:rPr>
+            </w:pPr>
+          </w:p>
+        </w:tc>
+        <w:tc>
+          <w:tcPr>
+            <w:tcW w:w="3551" w:type="dxa"/>
+            <w:gridSpan w:val="2"/>
+            <w:vAlign w:val="center"/>
+          </w:tcPr>
+          <w:p>
+            <w:pPr>
+              <w:spacing w:line="180" w:lineRule="auto"/>
+              <w:jc w:val="center"/>
+              <w:rPr>
+                <w:sz w:val="18"/>
+                <w:szCs w:val="18"/>
+              </w:rPr>
+            </w:pPr>
+            <w:r>
+              <w:rPr>
+                <w:rFonts w:hint="eastAsia"/>
+                <w:sz w:val="18"/>
+                <w:szCs w:val="18"/>
+              </w:rPr>
+              <w:t>11kW 이상 ~</w:t>
+            </w:r>
+            <w:r>
+              <w:rPr>
+                <w:rFonts w:hint="eastAsia"/>
+                <w:sz w:val="18"/>
+                <w:szCs w:val="18"/>
+              </w:rPr>
+              <w:t xml:space="preserve"> </w:t>
+            </w:r>
+            <w:r>
+              <w:rPr>
+                <w:rFonts w:hint="eastAsia"/>
+                <w:sz w:val="18"/>
+                <w:szCs w:val="18"/>
+              </w:rPr>
+              <w:t>30kW 미만</w:t>
+            </w:r>
+          </w:p>
+        </w:tc>
+        <w:bookmarkStart w:id="28" w:name="InstallQty2"/>
+        <w:bookmarkEnd w:id="28"/>
+        <w:tc>
+          <w:tcPr>
+            <w:tcW w:w="3798" w:type="dxa"/>
+            <w:gridSpan w:val="2"/>
+            <w:vAlign w:val="center"/>
+          </w:tcPr>
+          <w:p>
+            <w:pPr>
+              <w:jc w:val="center"/>
+              <w:rPr>
+                <w:rFonts w:hint="eastAsia"/>
+                <w:sz w:val="18"/>
+                <w:szCs w:val="18"/>
+              </w:rPr>
+            </w:pPr>
+            <w:sdt>
+              <w:sdtPr>
+                <w:rPr>
+                  <w:rStyle w:val="9pt"/>
+                  <w:rFonts w:hint="eastAsia"/>
+                </w:rPr>
+                <w:id w:val="1751003065"/>
+                <w:placeholder>
+                  <w:docPart w:val="7CF96C4D8F927649A96928F4DEE2EFB3"/>
+                </w:placeholder>
+                <w:showingPlcHdr/>
+                <w:text/>
+              </w:sdtPr>
+              <w:sdtEndPr>
+                <w:rPr>
+                  <w:rStyle w:val="a0"/>
+                  <w:rFonts w:eastAsia="맑은 고딕"/>
+                  <w:b w:val="0"/>
+                  <w:bCs/>
+                  <w:i/>
+                  <w:iCs/>
+                  <w:color w:val="A6A6A6" w:themeColor="background1" w:themeShade="A6"/>
+                  <w:sz w:val="16"/>
+                  <w:szCs w:val="16"/>
+                  <w:u w:val="single"/>
+                </w:rPr>
+              </w:sdtEndPr>
+              <w:sdtContent>
+                <w:r>
+                  <w:rPr>
+                    <w:rStyle w:val="ad"/>
+                    <w:rFonts w:hint="eastAsia"/>
+                    <w:b/>
+                    <w:bCs/>
+                    <w:i/>
+                    <w:iCs/>
+                    <w:color w:val="A6A6A6" w:themeColor="background1" w:themeShade="A6"/>
+                    <w:sz w:val="18"/>
+                    <w:szCs w:val="18"/>
+                    <w:u w:val="single"/>
+                  </w:rPr>
+                  <w:t xml:space="preserve">OO </w:t>
+                </w:r>
+              </w:sdtContent>
+            </w:sdt>
+            <w:r>
+              <w:rPr>
+                <w:rFonts w:hint="eastAsia"/>
+                <w:sz w:val="18"/>
+                <w:szCs w:val="18"/>
+              </w:rPr>
+              <w:t xml:space="preserve"> 기</w:t>
+            </w:r>
+          </w:p>
+        </w:tc>
+      </w:tr>
+      <w:tr>
+        <w:trPr>
           <w:trHeight w:val="413"/>
         </w:trPr>
         <w:tc>
           <w:tcPr>
-            <w:tcW w:w="1552" w:type="dxa"/>
-            <w:gridSpan w:val="2"/>
+            <w:tcW w:w="1553" w:type="dxa"/>
             <w:vMerge/>
             <w:vAlign w:val="center"/>
           </w:tcPr>
@@ -9098,7 +9079,7 @@
         </w:tc>
         <w:tc>
           <w:tcPr>
-            <w:tcW w:w="1552" w:type="dxa"/>
+            <w:tcW w:w="1554" w:type="dxa"/>
             <w:vMerge/>
             <w:vAlign w:val="center"/>
           </w:tcPr>
@@ -9114,7 +9095,7 @@
         </w:tc>
         <w:tc>
           <w:tcPr>
-            <w:tcW w:w="2444" w:type="dxa"/>
+            <w:tcW w:w="3551" w:type="dxa"/>
             <w:gridSpan w:val="2"/>
             <w:vAlign w:val="center"/>
           </w:tcPr>
@@ -9132,101 +9113,19 @@
                 <w:sz w:val="18"/>
                 <w:szCs w:val="18"/>
               </w:rPr>
-              <w:t>키오스크</w:t>
+              <w:t>전력분배형</w:t>
             </w:r>
           </w:p>
         </w:tc>
         <w:tc>
           <w:tcPr>
-            <w:tcW w:w="2444" w:type="dxa"/>
-            <w:gridSpan w:val="3"/>
-            <w:vAlign w:val="center"/>
-          </w:tcPr>
-          <w:p>
-            <w:pPr>
-              <w:jc w:val="center"/>
-              <w:rPr>
-                <w:sz w:val="18"/>
-                <w:szCs w:val="18"/>
-              </w:rPr>
-            </w:pPr>
-            <w:r>
-              <w:rPr>
-                <w:rFonts w:hint="eastAsia"/>
-                <w:sz w:val="18"/>
-                <w:szCs w:val="18"/>
-              </w:rPr>
-              <w:t>전력분배형</w:t>
-            </w:r>
-          </w:p>
-        </w:tc>
-        <w:tc>
-          <w:tcPr>
-            <w:tcW w:w="2444" w:type="dxa"/>
-            <w:gridSpan w:val="3"/>
-            <w:vAlign w:val="center"/>
-          </w:tcPr>
-          <w:p>
-            <w:pPr>
-              <w:jc w:val="both"/>
-              <w:rPr>
-                <w:sz w:val="18"/>
-                <w:szCs w:val="18"/>
-              </w:rPr>
-            </w:pPr>
-          </w:p>
-        </w:tc>
-      </w:tr>
-      <w:tr>
-        <w:trPr>
-          <w:gridBefore w:val="1"/>
-          <w:gridAfter w:val="1"/>
-          <w:wBefore w:w="10" w:type="dxa"/>
-          <w:wAfter w:w="10" w:type="dxa"/>
-          <w:trHeight w:val="277"/>
-        </w:trPr>
-        <w:tc>
-          <w:tcPr>
-            <w:tcW w:w="1552" w:type="dxa"/>
-            <w:gridSpan w:val="2"/>
-            <w:vMerge/>
-            <w:vAlign w:val="center"/>
-          </w:tcPr>
-          <w:p>
-            <w:pPr>
-              <w:jc w:val="center"/>
-              <w:rPr>
-                <w:sz w:val="18"/>
-                <w:szCs w:val="18"/>
-              </w:rPr>
-            </w:pPr>
-          </w:p>
-        </w:tc>
-        <w:tc>
-          <w:tcPr>
-            <w:tcW w:w="1552" w:type="dxa"/>
-            <w:vMerge/>
-            <w:vAlign w:val="center"/>
-          </w:tcPr>
-          <w:p>
-            <w:pPr>
-              <w:jc w:val="center"/>
-              <w:rPr>
-                <w:sz w:val="18"/>
-                <w:szCs w:val="18"/>
-              </w:rPr>
-            </w:pPr>
-          </w:p>
-        </w:tc>
-        <w:tc>
-          <w:tcPr>
-            <w:tcW w:w="2444" w:type="dxa"/>
+            <w:tcW w:w="3798" w:type="dxa"/>
             <w:gridSpan w:val="2"/>
             <w:vAlign w:val="center"/>
           </w:tcPr>
           <w:p>
             <w:pPr>
-              <w:jc w:val="right"/>
+              <w:jc w:val="center"/>
               <w:rPr>
                 <w:sz w:val="18"/>
                 <w:szCs w:val="18"/>
@@ -9238,112 +9137,16 @@
                 <w:sz w:val="18"/>
                 <w:szCs w:val="18"/>
               </w:rPr>
-              <w:t>기</w:t>
-            </w:r>
-          </w:p>
-        </w:tc>
-        <w:tc>
-          <w:tcPr>
-            <w:tcW w:w="2444" w:type="dxa"/>
-            <w:gridSpan w:val="3"/>
-            <w:vAlign w:val="center"/>
-          </w:tcPr>
-          <w:p>
-            <w:pPr>
-              <w:jc w:val="center"/>
-              <w:rPr>
-                <w:sz w:val="18"/>
-                <w:szCs w:val="18"/>
-              </w:rPr>
-            </w:pPr>
+              <w:t>kW    기(케이블     개</w:t>
+            </w:r>
             <w:r>
               <w:rPr>
                 <w:rFonts w:hint="eastAsia"/>
                 <w:sz w:val="18"/>
                 <w:szCs w:val="18"/>
               </w:rPr>
-              <w:t>kW</w:t>
-            </w:r>
-            <w:r>
-              <w:rPr>
-                <w:rFonts w:hint="eastAsia"/>
-                <w:sz w:val="18"/>
-                <w:szCs w:val="18"/>
-              </w:rPr>
-              <w:t xml:space="preserve"> </w:t>
-            </w:r>
-            <w:r>
-              <w:rPr>
-                <w:rFonts w:hint="eastAsia"/>
-                <w:sz w:val="18"/>
-                <w:szCs w:val="18"/>
-              </w:rPr>
-              <w:t xml:space="preserve"> </w:t>
-            </w:r>
-            <w:r>
-              <w:rPr>
-                <w:rFonts w:hint="eastAsia"/>
-                <w:sz w:val="18"/>
-                <w:szCs w:val="18"/>
-              </w:rPr>
-              <w:t xml:space="preserve">  </w:t>
-            </w:r>
-            <w:r>
-              <w:rPr>
-                <w:rFonts w:hint="eastAsia"/>
-                <w:sz w:val="18"/>
-                <w:szCs w:val="18"/>
-              </w:rPr>
-              <w:t>기(케이블</w:t>
-            </w:r>
-            <w:r>
-              <w:rPr>
-                <w:rFonts w:hint="eastAsia"/>
-                <w:sz w:val="18"/>
-                <w:szCs w:val="18"/>
-              </w:rPr>
-              <w:t xml:space="preserve">   </w:t>
-            </w:r>
-            <w:r>
-              <w:rPr>
-                <w:rFonts w:hint="eastAsia"/>
-                <w:sz w:val="18"/>
-                <w:szCs w:val="18"/>
-              </w:rPr>
-              <w:t xml:space="preserve"> </w:t>
-            </w:r>
-            <w:r>
-              <w:rPr>
-                <w:rFonts w:hint="eastAsia"/>
-                <w:sz w:val="18"/>
-                <w:szCs w:val="18"/>
-              </w:rPr>
-              <w:t xml:space="preserve"> </w:t>
-            </w:r>
-            <w:r>
-              <w:rPr>
-                <w:rFonts w:hint="eastAsia"/>
-                <w:sz w:val="18"/>
-                <w:szCs w:val="18"/>
-              </w:rPr>
-              <w:t>개)</w:t>
-            </w:r>
-          </w:p>
-        </w:tc>
-        <w:tc>
-          <w:tcPr>
-            <w:tcW w:w="2444" w:type="dxa"/>
-            <w:gridSpan w:val="3"/>
-            <w:vAlign w:val="center"/>
-          </w:tcPr>
-          <w:p>
-            <w:pPr>
-              <w:jc w:val="both"/>
-              <w:rPr>
-                <w:sz w:val="18"/>
-                <w:szCs w:val="18"/>
-              </w:rPr>
-            </w:pPr>
+              <w:t>)</w:t>
+            </w:r>
           </w:p>
         </w:tc>
       </w:tr>
@@ -11929,12 +11732,12 @@
       </w:tr>
       <w:tr>
         <w:trPr>
-          <w:trHeight w:val="764"/>
+          <w:trHeight w:val="516"/>
         </w:trPr>
         <w:tc>
           <w:tcPr>
-            <w:tcW w:w="1703" w:type="pct"/>
-            <w:gridSpan w:val="3"/>
+            <w:tcW w:w="2490" w:type="pct"/>
+            <w:gridSpan w:val="4"/>
             <w:tcBorders>
               <w:left w:val="single" w:sz="12" w:space="0" w:color="auto"/>
             </w:tcBorders>
@@ -11943,81 +11746,41 @@
             <w:pPr>
               <w:jc w:val="center"/>
               <w:rPr>
-                <w:sz w:val="20"/>
-                <w:szCs w:val="20"/>
-              </w:rPr>
-            </w:pPr>
-            <w:r>
-              <w:rPr>
-                <w:rFonts w:hint="eastAsia"/>
-                <w:sz w:val="20"/>
-                <w:szCs w:val="20"/>
-              </w:rPr>
-              <w:t>3kW 이상 ~ 7kW 미만</w:t>
-            </w:r>
-          </w:p>
-          <w:p>
-            <w:pPr>
-              <w:jc w:val="center"/>
-              <w:rPr>
-                <w:sz w:val="20"/>
-                <w:szCs w:val="20"/>
-              </w:rPr>
-            </w:pPr>
-            <w:r>
-              <w:rPr>
-                <w:sz w:val="20"/>
-                <w:szCs w:val="20"/>
-              </w:rPr>
-              <w:t>(     )기</w:t>
+                <w:rFonts w:asciiTheme="majorHAnsi" w:eastAsiaTheme="majorHAnsi" w:hAnsiTheme="majorHAnsi" w:hint="eastAsia"/>
+              </w:rPr>
+            </w:pPr>
+            <w:r>
+              <w:rPr>
+                <w:rFonts w:asciiTheme="majorHAnsi" w:eastAsiaTheme="majorHAnsi" w:hAnsiTheme="majorHAnsi" w:hint="eastAsia"/>
+              </w:rPr>
+              <w:t>7kW 이상 ~ 11kW 미만</w:t>
             </w:r>
           </w:p>
         </w:tc>
         <w:tc>
           <w:tcPr>
-            <w:tcW w:w="1570" w:type="pct"/>
-            <w:gridSpan w:val="3"/>
+            <w:tcW w:w="2510" w:type="pct"/>
+            <w:gridSpan w:val="5"/>
+            <w:tcBorders>
+              <w:right w:val="single" w:sz="12" w:space="0" w:color="auto"/>
+            </w:tcBorders>
           </w:tcPr>
           <w:p>
             <w:pPr>
               <w:jc w:val="center"/>
               <w:rPr>
                 <w:rFonts w:asciiTheme="majorHAnsi" w:eastAsiaTheme="majorHAnsi" w:hAnsiTheme="majorHAnsi"/>
-                <w:sz w:val="20"/>
-                <w:szCs w:val="20"/>
-              </w:rPr>
-            </w:pPr>
+              </w:rPr>
+            </w:pPr>
+            <w:r>
+              <w:rPr>
+                <w:rFonts w:asciiTheme="majorHAnsi" w:eastAsiaTheme="majorHAnsi" w:hAnsiTheme="majorHAnsi"/>
+              </w:rPr>
+              <w:t>(</w:t>
+            </w:r>
             <w:r>
               <w:rPr>
                 <w:rFonts w:asciiTheme="majorHAnsi" w:eastAsiaTheme="majorHAnsi" w:hAnsiTheme="majorHAnsi" w:hint="eastAsia"/>
-                <w:sz w:val="20"/>
-                <w:szCs w:val="20"/>
-              </w:rPr>
-              <w:t>7kW 이상 ~ 11kW 미만</w:t>
-            </w:r>
-          </w:p>
-          <w:p>
-            <w:pPr>
-              <w:jc w:val="center"/>
-              <w:rPr>
-                <w:rFonts w:asciiTheme="majorHAnsi" w:eastAsiaTheme="majorHAnsi" w:hAnsiTheme="majorHAnsi"/>
-                <w:sz w:val="20"/>
-                <w:szCs w:val="20"/>
-              </w:rPr>
-            </w:pPr>
-            <w:r>
-              <w:rPr>
-                <w:rFonts w:asciiTheme="majorHAnsi" w:eastAsiaTheme="majorHAnsi" w:hAnsiTheme="majorHAnsi"/>
-                <w:sz w:val="20"/>
-                <w:szCs w:val="20"/>
-              </w:rPr>
-              <w:t>(</w:t>
-            </w:r>
-            <w:r>
-              <w:rPr>
-                <w:rFonts w:asciiTheme="majorHAnsi" w:eastAsiaTheme="majorHAnsi" w:hAnsiTheme="majorHAnsi" w:hint="eastAsia"/>
-                <w:sz w:val="20"/>
-                <w:szCs w:val="20"/>
               </w:rPr>
               <w:t xml:space="preserve">  </w:t>
             </w:r>
@@ -12027,10 +11790,9 @@
                   <w:rStyle w:val="10pt"/>
                   <w:rFonts w:hint="eastAsia"/>
                 </w:rPr>
-                <w:id w:val="483050426"/>
-                <w:lock w:val="sdtLocked"/>
+                <w:id w:val="-1335375053"/>
                 <w:placeholder>
-                  <w:docPart w:val="25519F0E27C042B5992368A9A9D880B3"/>
+                  <w:docPart w:val="1CAD5D37B74AA74D9D39C4ED7B27E881"/>
                 </w:placeholder>
                 <w:showingPlcHdr/>
                 <w:text/>
@@ -12038,29 +11800,25 @@
               <w:sdtEndPr>
                 <w:rPr>
                   <w:rStyle w:val="a0"/>
-                  <w:rFonts w:eastAsiaTheme="minorEastAsia"/>
+                  <w:rFonts w:eastAsia="맑은 고딕"/>
                   <w:b w:val="0"/>
                   <w:bCs/>
                   <w:i/>
                   <w:iCs/>
                   <w:color w:val="A6A6A6" w:themeColor="background1" w:themeShade="A6"/>
-                  <w:sz w:val="22"/>
-                  <w:szCs w:val="20"/>
                   <w:u w:val="single"/>
                 </w:rPr>
               </w:sdtEndPr>
               <w:sdtContent>
                 <w:r>
                   <w:rPr>
-                    <w:rStyle w:val="af0"/>
+                    <w:rStyle w:val="ad"/>
                     <w:rFonts w:hint="eastAsia"/>
                     <w:b/>
                     <w:bCs/>
                     <w:i/>
                     <w:iCs/>
                     <w:color w:val="A6A6A6" w:themeColor="background1" w:themeShade="A6"/>
-                    <w:sz w:val="20"/>
-                    <w:szCs w:val="20"/>
                     <w:u w:val="single"/>
                   </w:rPr>
                   <w:t xml:space="preserve">OO </w:t>
@@ -12070,74 +11828,25 @@
             <w:r>
               <w:rPr>
                 <w:rFonts w:asciiTheme="majorHAnsi" w:eastAsiaTheme="majorHAnsi" w:hAnsiTheme="majorHAnsi" w:hint="eastAsia"/>
-                <w:sz w:val="20"/>
-                <w:szCs w:val="20"/>
               </w:rPr>
               <w:t xml:space="preserve"> </w:t>
             </w:r>
             <w:r>
               <w:rPr>
                 <w:rFonts w:asciiTheme="majorHAnsi" w:eastAsiaTheme="majorHAnsi" w:hAnsiTheme="majorHAnsi"/>
-                <w:sz w:val="20"/>
-                <w:szCs w:val="20"/>
               </w:rPr>
               <w:t>)기</w:t>
-            </w:r>
-          </w:p>
-        </w:tc>
-        <w:tc>
-          <w:tcPr>
-            <w:tcW w:w="1727" w:type="pct"/>
-            <w:gridSpan w:val="3"/>
-            <w:tcBorders>
-              <w:right w:val="single" w:sz="12" w:space="0" w:color="auto"/>
-            </w:tcBorders>
-          </w:tcPr>
-          <w:p>
-            <w:pPr>
-              <w:jc w:val="center"/>
-              <w:rPr>
-                <w:rFonts w:asciiTheme="majorHAnsi" w:eastAsiaTheme="majorHAnsi" w:hAnsiTheme="majorHAnsi"/>
-                <w:sz w:val="20"/>
-                <w:szCs w:val="20"/>
-              </w:rPr>
-            </w:pPr>
-            <w:r>
-              <w:rPr>
-                <w:rFonts w:asciiTheme="majorHAnsi" w:eastAsiaTheme="majorHAnsi" w:hAnsiTheme="majorHAnsi" w:hint="eastAsia"/>
-                <w:sz w:val="20"/>
-                <w:szCs w:val="20"/>
-              </w:rPr>
-              <w:t>11kW 이상 ~ 30kW 미만</w:t>
-            </w:r>
-          </w:p>
-          <w:p>
-            <w:pPr>
-              <w:jc w:val="center"/>
-              <w:rPr>
-                <w:rFonts w:asciiTheme="majorHAnsi" w:eastAsiaTheme="majorHAnsi" w:hAnsiTheme="majorHAnsi"/>
-                <w:sz w:val="20"/>
-                <w:szCs w:val="20"/>
-              </w:rPr>
-            </w:pPr>
-            <w:r>
-              <w:rPr>
-                <w:rFonts w:asciiTheme="majorHAnsi" w:eastAsiaTheme="majorHAnsi" w:hAnsiTheme="majorHAnsi"/>
-                <w:sz w:val="20"/>
-                <w:szCs w:val="20"/>
-              </w:rPr>
-              <w:t>(     )기</w:t>
             </w:r>
           </w:p>
         </w:tc>
       </w:tr>
       <w:tr>
         <w:trPr>
-          <w:trHeight w:val="764"/>
+          <w:trHeight w:val="566"/>
         </w:trPr>
         <w:tc>
           <w:tcPr>
-            <w:tcW w:w="2488" w:type="pct"/>
+            <w:tcW w:w="2490" w:type="pct"/>
             <w:gridSpan w:val="4"/>
             <w:tcBorders>
               <w:left w:val="single" w:sz="12" w:space="0" w:color="auto"/>
@@ -12147,39 +11856,20 @@
             <w:pPr>
               <w:jc w:val="center"/>
               <w:rPr>
-                <w:sz w:val="20"/>
-                <w:szCs w:val="20"/>
-              </w:rPr>
-            </w:pPr>
-            <w:r>
-              <w:rPr>
-                <w:rFonts w:hint="eastAsia"/>
-                <w:sz w:val="20"/>
-                <w:szCs w:val="20"/>
-              </w:rPr>
-              <w:t>키오스크 충전기</w:t>
-            </w:r>
-          </w:p>
-          <w:p>
-            <w:pPr>
-              <w:jc w:val="center"/>
-              <w:rPr>
-                <w:sz w:val="20"/>
-                <w:szCs w:val="20"/>
-              </w:rPr>
-            </w:pPr>
-            <w:r>
-              <w:rPr>
-                <w:sz w:val="20"/>
-                <w:szCs w:val="20"/>
-              </w:rPr>
-              <w:t>(     )기</w:t>
+                <w:rFonts w:asciiTheme="majorHAnsi" w:eastAsiaTheme="majorHAnsi" w:hAnsiTheme="majorHAnsi" w:hint="eastAsia"/>
+              </w:rPr>
+            </w:pPr>
+            <w:r>
+              <w:rPr>
+                <w:rFonts w:asciiTheme="majorHAnsi" w:eastAsiaTheme="majorHAnsi" w:hAnsiTheme="majorHAnsi" w:hint="eastAsia"/>
+              </w:rPr>
+              <w:t>11kW 이상 ~ 30kW 미만</w:t>
             </w:r>
           </w:p>
         </w:tc>
         <w:tc>
           <w:tcPr>
-            <w:tcW w:w="2512" w:type="pct"/>
+            <w:tcW w:w="2510" w:type="pct"/>
             <w:gridSpan w:val="5"/>
             <w:tcBorders>
               <w:right w:val="single" w:sz="12" w:space="0" w:color="auto"/>
@@ -12190,33 +11880,121 @@
               <w:jc w:val="center"/>
               <w:rPr>
                 <w:rFonts w:asciiTheme="majorHAnsi" w:eastAsiaTheme="majorHAnsi" w:hAnsiTheme="majorHAnsi"/>
-                <w:sz w:val="20"/>
-                <w:szCs w:val="20"/>
-              </w:rPr>
-            </w:pPr>
+              </w:rPr>
+            </w:pPr>
+            <w:r>
+              <w:rPr>
+                <w:rFonts w:asciiTheme="majorHAnsi" w:eastAsiaTheme="majorHAnsi" w:hAnsiTheme="majorHAnsi"/>
+              </w:rPr>
+              <w:t>(</w:t>
+            </w:r>
             <w:r>
               <w:rPr>
                 <w:rFonts w:asciiTheme="majorHAnsi" w:eastAsiaTheme="majorHAnsi" w:hAnsiTheme="majorHAnsi" w:hint="eastAsia"/>
-                <w:sz w:val="20"/>
-                <w:szCs w:val="20"/>
+              </w:rPr>
+              <w:t xml:space="preserve">  </w:t>
+            </w:r>
+            <w:sdt>
+              <w:sdtPr>
+                <w:rPr>
+                  <w:rStyle w:val="10pt"/>
+                  <w:rFonts w:hint="eastAsia"/>
+                </w:rPr>
+                <w:id w:val="313466420"/>
+                <w:placeholder>
+                  <w:docPart w:val="ED93C1928DBA2B4AB78D22611A942B6D"/>
+                </w:placeholder>
+                <w:showingPlcHdr/>
+                <w:text/>
+              </w:sdtPr>
+              <w:sdtEndPr>
+                <w:rPr>
+                  <w:rStyle w:val="a0"/>
+                  <w:rFonts w:eastAsia="맑은 고딕"/>
+                  <w:b w:val="0"/>
+                  <w:bCs/>
+                  <w:i/>
+                  <w:iCs/>
+                  <w:color w:val="A6A6A6" w:themeColor="background1" w:themeShade="A6"/>
+                  <w:u w:val="single"/>
+                </w:rPr>
+              </w:sdtEndPr>
+              <w:sdtContent>
+                <w:r>
+                  <w:rPr>
+                    <w:rStyle w:val="ad"/>
+                    <w:rFonts w:hint="eastAsia"/>
+                    <w:b/>
+                    <w:bCs/>
+                    <w:i/>
+                    <w:iCs/>
+                    <w:color w:val="A6A6A6" w:themeColor="background1" w:themeShade="A6"/>
+                    <w:u w:val="single"/>
+                  </w:rPr>
+                  <w:t xml:space="preserve">OO </w:t>
+                </w:r>
+              </w:sdtContent>
+            </w:sdt>
+            <w:r>
+              <w:rPr>
+                <w:rFonts w:asciiTheme="majorHAnsi" w:eastAsiaTheme="majorHAnsi" w:hAnsiTheme="majorHAnsi" w:hint="eastAsia"/>
+              </w:rPr>
+              <w:t xml:space="preserve"> </w:t>
+            </w:r>
+            <w:r>
+              <w:rPr>
+                <w:rFonts w:asciiTheme="majorHAnsi" w:eastAsiaTheme="majorHAnsi" w:hAnsiTheme="majorHAnsi"/>
+              </w:rPr>
+              <w:t>)기</w:t>
+            </w:r>
+          </w:p>
+        </w:tc>
+      </w:tr>
+      <w:tr>
+        <w:trPr>
+          <w:trHeight w:val="559"/>
+        </w:trPr>
+        <w:tc>
+          <w:tcPr>
+            <w:tcW w:w="2490" w:type="pct"/>
+            <w:gridSpan w:val="4"/>
+            <w:tcBorders>
+              <w:left w:val="single" w:sz="12" w:space="0" w:color="auto"/>
+            </w:tcBorders>
+          </w:tcPr>
+          <w:p>
+            <w:pPr>
+              <w:jc w:val="center"/>
+              <w:rPr>
+                <w:rFonts w:asciiTheme="majorHAnsi" w:eastAsiaTheme="majorHAnsi" w:hAnsiTheme="majorHAnsi" w:hint="eastAsia"/>
+              </w:rPr>
+            </w:pPr>
+            <w:r>
+              <w:rPr>
+                <w:rFonts w:asciiTheme="majorHAnsi" w:eastAsiaTheme="majorHAnsi" w:hAnsiTheme="majorHAnsi" w:hint="eastAsia"/>
               </w:rPr>
               <w:t>전력분배형 충전기</w:t>
             </w:r>
           </w:p>
+        </w:tc>
+        <w:tc>
+          <w:tcPr>
+            <w:tcW w:w="2510" w:type="pct"/>
+            <w:gridSpan w:val="5"/>
+            <w:tcBorders>
+              <w:right w:val="single" w:sz="12" w:space="0" w:color="auto"/>
+            </w:tcBorders>
+          </w:tcPr>
           <w:p>
             <w:pPr>
               <w:jc w:val="center"/>
               <w:rPr>
+                <w:rFonts w:asciiTheme="majorHAnsi" w:eastAsiaTheme="majorHAnsi" w:hAnsiTheme="majorHAnsi" w:hint="eastAsia"/>
+              </w:rPr>
+            </w:pPr>
+            <w:r>
+              <w:rPr>
                 <w:rFonts w:asciiTheme="majorHAnsi" w:eastAsiaTheme="majorHAnsi" w:hAnsiTheme="majorHAnsi"/>
-                <w:sz w:val="20"/>
-                <w:szCs w:val="20"/>
-              </w:rPr>
-            </w:pPr>
-            <w:r>
-              <w:rPr>
-                <w:rFonts w:asciiTheme="majorHAnsi" w:eastAsiaTheme="majorHAnsi" w:hAnsiTheme="majorHAnsi"/>
-                <w:sz w:val="20"/>
-                <w:szCs w:val="20"/>
               </w:rPr>
               <w:t>(    )kW  (    )기  케이블 (    )개</w:t>
             </w:r>
@@ -14975,7 +14753,7 @@
                 <w:sz w:val="20"/>
                 <w:szCs w:val="20"/>
               </w:rPr>
-              <w:t>(보조금을 받은 충전시설에 한함)</w:t>
+              <w:t/>
             </w:r>
           </w:p>
         </w:tc>

--- a/public/pluglink/template.docx
+++ b/public/pluglink/template.docx
@@ -7944,11 +7944,16 @@
       </w:tr>
       <w:tr>
         <w:trPr>
+          <w:gridBefore w:val="1"/>
+          <w:gridAfter w:val="1"/>
+          <w:wBefore w:w="10" w:type="dxa"/>
+          <w:wAfter w:w="10" w:type="dxa"/>
           <w:trHeight w:val="339"/>
         </w:trPr>
         <w:tc>
           <w:tcPr>
-            <w:tcW w:w="1553" w:type="dxa"/>
+            <w:tcW w:w="1552" w:type="dxa"/>
+            <w:gridSpan w:val="2"/>
             <w:vMerge/>
             <w:vAlign w:val="center"/>
           </w:tcPr>
@@ -7964,7 +7969,7 @@
         </w:tc>
         <w:tc>
           <w:tcPr>
-            <w:tcW w:w="1554" w:type="dxa"/>
+            <w:tcW w:w="1552" w:type="dxa"/>
             <w:vMerge/>
             <w:vAlign w:val="center"/>
           </w:tcPr>
@@ -7980,7 +7985,7 @@
         </w:tc>
         <w:tc>
           <w:tcPr>
-            <w:tcW w:w="1847" w:type="dxa"/>
+            <w:tcW w:w="1843" w:type="dxa"/>
             <w:vMerge/>
             <w:vAlign w:val="center"/>
           </w:tcPr>
@@ -7996,38 +8001,62 @@
         </w:tc>
         <w:tc>
           <w:tcPr>
-            <w:tcW w:w="1704" w:type="dxa"/>
+            <w:tcW w:w="1701" w:type="dxa"/>
+            <w:gridSpan w:val="3"/>
             <w:vAlign w:val="center"/>
           </w:tcPr>
           <w:p>
             <w:pPr>
               <w:jc w:val="center"/>
               <w:rPr>
-                <w:rStyle w:val="9pt"/>
-              </w:rPr>
-            </w:pPr>
-            <w:r>
-              <w:rPr>
-                <w:rStyle w:val="9pt"/>
+                <w:sz w:val="18"/>
+                <w:szCs w:val="18"/>
+              </w:rPr>
+            </w:pPr>
+            <w:r>
+              <w:rPr>
                 <w:rFonts w:hint="eastAsia"/>
-              </w:rPr>
-              <w:t>활동내용</w:t>
+                <w:sz w:val="18"/>
+                <w:szCs w:val="18"/>
+              </w:rPr>
+              <w:t xml:space="preserve">활동내용</w:t>
             </w:r>
           </w:p>
         </w:tc>
         <w:tc>
           <w:tcPr>
-            <w:tcW w:w="3798" w:type="dxa"/>
-            <w:gridSpan w:val="2"/>
+            <w:tcW w:w="1863" w:type="dxa"/>
+            <w:gridSpan w:val="4"/>
             <w:vAlign w:val="center"/>
           </w:tcPr>
           <w:p>
             <w:pPr>
               <w:jc w:val="center"/>
               <w:rPr>
-                <w:rStyle w:val="9pt"/>
-              </w:rPr>
-            </w:pPr>
+                <w:b/>
+                <w:bCs/>
+                <w:i/>
+                <w:iCs/>
+                <w:sz w:val="18"/>
+                <w:szCs w:val="18"/>
+                <w:u w:val="single"/>
+              </w:rPr>
+            </w:pPr>
+            <w:r>
+              <w:rPr>
+                <w:rStyle w:val="af0"/>
+                <w:rFonts w:hint="eastAsia"/>
+                <w:b/>
+                <w:bCs/>
+                <w:i/>
+                <w:iCs/>
+                <w:color w:val="A6A6A6" w:themeColor="background1" w:themeShade="A6"/>
+                <w:sz w:val="18"/>
+                <w:szCs w:val="18"/>
+                <w:u w:val="single"/>
+              </w:rPr>
+              <w:t xml:space="preserve"/>
+            </w:r>
           </w:p>
         </w:tc>
       </w:tr>
@@ -8728,11 +8757,15 @@
       </w:tr>
       <w:tr>
         <w:trPr>
-          <w:trHeight w:val="461"/>
+          <w:gridBefore w:val="1"/>
+          <w:gridAfter w:val="1"/>
+          <w:wBefore w:w="10" w:type="dxa"/>
+          <w:wAfter w:w="10" w:type="dxa"/>
         </w:trPr>
         <w:tc>
           <w:tcPr>
-            <w:tcW w:w="1553" w:type="dxa"/>
+            <w:tcW w:w="1552" w:type="dxa"/>
+            <w:gridSpan w:val="2"/>
             <w:vMerge w:val="restart"/>
             <w:vAlign w:val="center"/>
           </w:tcPr>
@@ -8773,7 +8806,7 @@
         </w:tc>
         <w:tc>
           <w:tcPr>
-            <w:tcW w:w="1554" w:type="dxa"/>
+            <w:tcW w:w="1552" w:type="dxa"/>
             <w:vMerge w:val="restart"/>
             <w:vAlign w:val="center"/>
           </w:tcPr>
@@ -8797,8 +8830,8 @@
         </w:tc>
         <w:tc>
           <w:tcPr>
-            <w:tcW w:w="3551" w:type="dxa"/>
-            <w:gridSpan w:val="2"/>
+            <w:tcW w:w="1924" w:type="dxa"/>
+            <w:gridSpan w:val="5"/>
             <w:vAlign w:val="center"/>
           </w:tcPr>
           <w:p>
@@ -8816,36 +8849,37 @@
                 <w:sz w:val="18"/>
                 <w:szCs w:val="18"/>
               </w:rPr>
-              <w:t>7kW 이상 ~</w:t>
-            </w:r>
+              <w:t xml:space="preserve">7kW 이상 ~ 11kW 미만</w:t>
+            </w:r>
+          </w:p>
+          <w:p>
+            <w:pPr>
+              <w:spacing w:line="180" w:lineRule="auto"/>
+              <w:jc w:val="center"/>
+              <w:rPr>
+                <w:sz w:val="18"/>
+                <w:szCs w:val="18"/>
+              </w:rPr>
+            </w:pPr>
             <w:r>
               <w:rPr>
                 <w:rFonts w:hint="eastAsia"/>
                 <w:sz w:val="18"/>
                 <w:szCs w:val="18"/>
               </w:rPr>
-              <w:t xml:space="preserve"> </w:t>
-            </w:r>
-            <w:r>
-              <w:rPr>
-                <w:rFonts w:hint="eastAsia"/>
-                <w:sz w:val="18"/>
-                <w:szCs w:val="18"/>
-              </w:rPr>
-              <w:t>11kW 미만</w:t>
+              <w:t/>
             </w:r>
           </w:p>
         </w:tc>
         <w:tc>
           <w:tcPr>
-            <w:tcW w:w="3798" w:type="dxa"/>
-            <w:gridSpan w:val="2"/>
+            <w:tcW w:w="1924" w:type="dxa"/>
+            <w:gridSpan w:val="3"/>
             <w:vAlign w:val="center"/>
           </w:tcPr>
           <w:p>
             <w:pPr>
-              <w:spacing w:line="180" w:lineRule="auto"/>
-              <w:jc w:val="center"/>
+              <w:jc w:val="right"/>
               <w:rPr>
                 <w:sz w:val="18"/>
                 <w:szCs w:val="18"/>
@@ -8859,7 +8893,7 @@
                 </w:rPr>
                 <w:id w:val="390864121"/>
                 <w:placeholder>
-                  <w:docPart w:val="326D145E8DA867418952807BC9540AFC"/>
+                  <w:docPart w:val="D6D7E1F54F2B45BC952194EC1FE156DE"/>
                 </w:placeholder>
                 <w:showingPlcHdr/>
                 <w:text/>
@@ -8867,7 +8901,7 @@
               <w:sdtEndPr>
                 <w:rPr>
                   <w:rStyle w:val="a0"/>
-                  <w:rFonts w:eastAsia="맑은 고딕"/>
+                  <w:rFonts w:eastAsiaTheme="minorEastAsia"/>
                   <w:b w:val="0"/>
                   <w:bCs/>
                   <w:i/>
@@ -8881,7 +8915,7 @@
               <w:sdtContent>
                 <w:r>
                   <w:rPr>
-                    <w:rStyle w:val="ad"/>
+                    <w:rStyle w:val="af0"/>
                     <w:rFonts w:hint="eastAsia"/>
                     <w:b/>
                     <w:bCs/>
@@ -8902,18 +8936,38 @@
                 <w:sz w:val="18"/>
                 <w:szCs w:val="18"/>
               </w:rPr>
-              <w:t xml:space="preserve"> 기</w:t>
+              <w:t xml:space="preserve"> </w:t>
+            </w:r>
+            <w:r>
+              <w:rPr>
+                <w:rFonts w:hint="eastAsia"/>
+                <w:sz w:val="18"/>
+                <w:szCs w:val="18"/>
+              </w:rPr>
+              <w:t>기</w:t>
+            </w:r>
+            <w:r>
+              <w:rPr>
+                <w:rFonts w:hint="eastAsia"/>
+                <w:sz w:val="18"/>
+                <w:szCs w:val="18"/>
+              </w:rPr>
+              <w:t xml:space="preserve"> </w:t>
             </w:r>
           </w:p>
         </w:tc>
       </w:tr>
       <w:tr>
         <w:trPr>
-          <w:trHeight w:val="349"/>
+          <w:gridBefore w:val="1"/>
+          <w:gridAfter w:val="1"/>
+          <w:wBefore w:w="10" w:type="dxa"/>
+          <w:wAfter w:w="10" w:type="dxa"/>
         </w:trPr>
         <w:tc>
           <w:tcPr>
-            <w:tcW w:w="1553" w:type="dxa"/>
+            <w:tcW w:w="1552" w:type="dxa"/>
+            <w:gridSpan w:val="2"/>
             <w:vMerge/>
             <w:vAlign w:val="center"/>
           </w:tcPr>
@@ -8929,7 +8983,7 @@
         </w:tc>
         <w:tc>
           <w:tcPr>
-            <w:tcW w:w="1554" w:type="dxa"/>
+            <w:tcW w:w="1552" w:type="dxa"/>
             <w:vMerge/>
             <w:vAlign w:val="center"/>
           </w:tcPr>
@@ -8945,8 +8999,8 @@
         </w:tc>
         <w:tc>
           <w:tcPr>
-            <w:tcW w:w="3551" w:type="dxa"/>
-            <w:gridSpan w:val="2"/>
+            <w:tcW w:w="1924" w:type="dxa"/>
+            <w:gridSpan w:val="5"/>
             <w:vAlign w:val="center"/>
           </w:tcPr>
           <w:p>
@@ -8964,106 +9018,64 @@
                 <w:sz w:val="18"/>
                 <w:szCs w:val="18"/>
               </w:rPr>
-              <w:t>11kW 이상 ~</w:t>
-            </w:r>
+              <w:t xml:space="preserve">11kW 이상 ~ 30kW 미만</w:t>
+            </w:r>
+          </w:p>
+          <w:p>
+            <w:pPr>
+              <w:spacing w:line="180" w:lineRule="auto"/>
+              <w:jc w:val="center"/>
+              <w:rPr>
+                <w:sz w:val="18"/>
+                <w:szCs w:val="18"/>
+              </w:rPr>
+            </w:pPr>
             <w:r>
               <w:rPr>
                 <w:rFonts w:hint="eastAsia"/>
                 <w:sz w:val="18"/>
                 <w:szCs w:val="18"/>
               </w:rPr>
-              <w:t xml:space="preserve"> </w:t>
-            </w:r>
-            <w:r>
-              <w:rPr>
-                <w:rFonts w:hint="eastAsia"/>
-                <w:sz w:val="18"/>
-                <w:szCs w:val="18"/>
-              </w:rPr>
-              <w:t>30kW 미만</w:t>
+              <w:t/>
             </w:r>
           </w:p>
         </w:tc>
-        <w:bookmarkStart w:id="28" w:name="InstallQty2"/>
-        <w:bookmarkEnd w:id="28"/>
         <w:tc>
           <w:tcPr>
-            <w:tcW w:w="3798" w:type="dxa"/>
-            <w:gridSpan w:val="2"/>
+            <w:tcW w:w="1925" w:type="dxa"/>
+            <w:gridSpan w:val="3"/>
             <w:vAlign w:val="center"/>
           </w:tcPr>
           <w:p>
             <w:pPr>
-              <w:jc w:val="center"/>
+              <w:jc w:val="right"/>
+              <w:rPr>
+                <w:sz w:val="18"/>
+                <w:szCs w:val="18"/>
+              </w:rPr>
+            </w:pPr>
+            <w:r>
               <w:rPr>
                 <w:rFonts w:hint="eastAsia"/>
                 <w:sz w:val="18"/>
                 <w:szCs w:val="18"/>
               </w:rPr>
-            </w:pPr>
-            <w:sdt>
-              <w:sdtPr>
-                <w:rPr>
-                  <w:rStyle w:val="9pt"/>
-                  <w:rFonts w:hint="eastAsia"/>
-                </w:rPr>
-                <w:id w:val="1751003065"/>
-                <w:placeholder>
-                  <w:docPart w:val="7CF96C4D8F927649A96928F4DEE2EFB3"/>
-                </w:placeholder>
-                <w:showingPlcHdr/>
-                <w:text/>
-              </w:sdtPr>
-              <w:sdtEndPr>
-                <w:rPr>
-                  <w:rStyle w:val="a0"/>
-                  <w:rFonts w:eastAsia="맑은 고딕"/>
-                  <w:b w:val="0"/>
-                  <w:bCs/>
-                  <w:i/>
-                  <w:iCs/>
-                  <w:color w:val="A6A6A6" w:themeColor="background1" w:themeShade="A6"/>
-                  <w:sz w:val="16"/>
-                  <w:szCs w:val="16"/>
-                  <w:u w:val="single"/>
-                </w:rPr>
-              </w:sdtEndPr>
-              <w:sdtContent>
-                <w:r>
-                  <w:rPr>
-                    <w:rStyle w:val="ad"/>
-                    <w:rFonts w:hint="eastAsia"/>
-                    <w:b/>
-                    <w:bCs/>
-                    <w:i/>
-                    <w:iCs/>
-                    <w:color w:val="A6A6A6" w:themeColor="background1" w:themeShade="A6"/>
-                    <w:sz w:val="18"/>
-                    <w:szCs w:val="18"/>
-                    <w:u w:val="single"/>
-                  </w:rPr>
-                  <w:t xml:space="preserve">OO </w:t>
-                </w:r>
-              </w:sdtContent>
-            </w:sdt>
-            <w:r>
-              <w:rPr>
-                <w:rFonts w:hint="eastAsia"/>
-                <w:sz w:val="18"/>
-                <w:szCs w:val="18"/>
-              </w:rPr>
-              <w:t xml:space="preserve"> 기</w:t>
+              <w:t>기</w:t>
             </w:r>
           </w:p>
         </w:tc>
       </w:tr>
       <w:tr>
         <w:trPr>
-          <w:trHeight w:val="413"/>
+          <w:gridBefore w:val="1"/>
+          <w:gridAfter w:val="1"/>
+          <w:wBefore w:w="10" w:type="dxa"/>
+          <w:wAfter w:w="10" w:type="dxa"/>
         </w:trPr>
         <w:tc>
           <w:tcPr>
-            <w:tcW w:w="1553" w:type="dxa"/>
+            <w:tcW w:w="1552" w:type="dxa"/>
+            <w:gridSpan w:val="2"/>
             <w:vMerge/>
             <w:vAlign w:val="center"/>
           </w:tcPr>
@@ -9079,7 +9091,7 @@
         </w:tc>
         <w:tc>
           <w:tcPr>
-            <w:tcW w:w="1554" w:type="dxa"/>
+            <w:tcW w:w="1552" w:type="dxa"/>
             <w:vMerge/>
             <w:vAlign w:val="center"/>
           </w:tcPr>
@@ -9095,12 +9107,13 @@
         </w:tc>
         <w:tc>
           <w:tcPr>
-            <w:tcW w:w="3551" w:type="dxa"/>
-            <w:gridSpan w:val="2"/>
+            <w:tcW w:w="1924" w:type="dxa"/>
+            <w:gridSpan w:val="5"/>
             <w:vAlign w:val="center"/>
           </w:tcPr>
           <w:p>
             <w:pPr>
+              <w:spacing w:line="180" w:lineRule="auto"/>
               <w:jc w:val="center"/>
               <w:rPr>
                 <w:sz w:val="18"/>
@@ -9113,14 +9126,32 @@
                 <w:sz w:val="18"/>
                 <w:szCs w:val="18"/>
               </w:rPr>
-              <w:t>전력분배형</w:t>
+              <w:t xml:space="preserve">전력분배형</w:t>
+            </w:r>
+          </w:p>
+          <w:p>
+            <w:pPr>
+              <w:spacing w:line="180" w:lineRule="auto"/>
+              <w:jc w:val="center"/>
+              <w:rPr>
+                <w:sz w:val="18"/>
+                <w:szCs w:val="18"/>
+              </w:rPr>
+            </w:pPr>
+            <w:r>
+              <w:rPr>
+                <w:rFonts w:hint="eastAsia"/>
+                <w:sz w:val="18"/>
+                <w:szCs w:val="18"/>
+              </w:rPr>
+              <w:t/>
             </w:r>
           </w:p>
         </w:tc>
         <w:tc>
           <w:tcPr>
-            <w:tcW w:w="3798" w:type="dxa"/>
-            <w:gridSpan w:val="2"/>
+            <w:tcW w:w="2444" w:type="dxa"/>
+            <w:gridSpan w:val="3"/>
             <w:vAlign w:val="center"/>
           </w:tcPr>
           <w:p>
@@ -9137,7 +9168,7 @@
                 <w:sz w:val="18"/>
                 <w:szCs w:val="18"/>
               </w:rPr>
-              <w:t>kW    기(케이블     개</w:t>
+              <w:t>kW</w:t>
             </w:r>
             <w:r>
               <w:rPr>
@@ -9145,7 +9176,63 @@
                 <w:sz w:val="18"/>
                 <w:szCs w:val="18"/>
               </w:rPr>
-              <w:t>)</w:t>
+              <w:t xml:space="preserve"> </w:t>
+            </w:r>
+            <w:r>
+              <w:rPr>
+                <w:rFonts w:hint="eastAsia"/>
+                <w:sz w:val="18"/>
+                <w:szCs w:val="18"/>
+              </w:rPr>
+              <w:t xml:space="preserve"> </w:t>
+            </w:r>
+            <w:r>
+              <w:rPr>
+                <w:rFonts w:hint="eastAsia"/>
+                <w:sz w:val="18"/>
+                <w:szCs w:val="18"/>
+              </w:rPr>
+              <w:t xml:space="preserve">  </w:t>
+            </w:r>
+            <w:r>
+              <w:rPr>
+                <w:rFonts w:hint="eastAsia"/>
+                <w:sz w:val="18"/>
+                <w:szCs w:val="18"/>
+              </w:rPr>
+              <w:t>기(케이블</w:t>
+            </w:r>
+            <w:r>
+              <w:rPr>
+                <w:rFonts w:hint="eastAsia"/>
+                <w:sz w:val="18"/>
+                <w:szCs w:val="18"/>
+              </w:rPr>
+              <w:t xml:space="preserve">   </w:t>
+            </w:r>
+            <w:r>
+              <w:rPr>
+                <w:rFonts w:hint="eastAsia"/>
+                <w:sz w:val="18"/>
+                <w:szCs w:val="18"/>
+              </w:rPr>
+              <w:t xml:space="preserve"> </w:t>
+            </w:r>
+            <w:r>
+              <w:rPr>
+                <w:rFonts w:hint="eastAsia"/>
+                <w:sz w:val="18"/>
+                <w:szCs w:val="18"/>
+              </w:rPr>
+              <w:t xml:space="preserve"> </w:t>
+            </w:r>
+            <w:r>
+              <w:rPr>
+                <w:rFonts w:hint="eastAsia"/>
+                <w:sz w:val="18"/>
+                <w:szCs w:val="18"/>
+              </w:rPr>
+              <w:t>개)</w:t>
             </w:r>
           </w:p>
         </w:tc>

--- a/public/pluglink/template.docx
+++ b/public/pluglink/template.docx
@@ -8852,24 +8852,6 @@
               <w:t xml:space="preserve">7kW 이상 ~ 11kW 미만</w:t>
             </w:r>
           </w:p>
-          <w:p>
-            <w:pPr>
-              <w:spacing w:line="180" w:lineRule="auto"/>
-              <w:jc w:val="center"/>
-              <w:rPr>
-                <w:sz w:val="18"/>
-                <w:szCs w:val="18"/>
-              </w:rPr>
-            </w:pPr>
-            <w:r>
-              <w:rPr>
-                <w:rFonts w:hint="eastAsia"/>
-                <w:sz w:val="18"/>
-                <w:szCs w:val="18"/>
-              </w:rPr>
-              <w:t/>
-            </w:r>
-          </w:p>
         </w:tc>
         <w:tc>
           <w:tcPr>
@@ -9021,24 +9003,6 @@
               <w:t xml:space="preserve">11kW 이상 ~ 30kW 미만</w:t>
             </w:r>
           </w:p>
-          <w:p>
-            <w:pPr>
-              <w:spacing w:line="180" w:lineRule="auto"/>
-              <w:jc w:val="center"/>
-              <w:rPr>
-                <w:sz w:val="18"/>
-                <w:szCs w:val="18"/>
-              </w:rPr>
-            </w:pPr>
-            <w:r>
-              <w:rPr>
-                <w:rFonts w:hint="eastAsia"/>
-                <w:sz w:val="18"/>
-                <w:szCs w:val="18"/>
-              </w:rPr>
-              <w:t/>
-            </w:r>
-          </w:p>
         </w:tc>
         <w:tc>
           <w:tcPr>
@@ -9127,24 +9091,6 @@
                 <w:szCs w:val="18"/>
               </w:rPr>
               <w:t xml:space="preserve">전력분배형</w:t>
-            </w:r>
-          </w:p>
-          <w:p>
-            <w:pPr>
-              <w:spacing w:line="180" w:lineRule="auto"/>
-              <w:jc w:val="center"/>
-              <w:rPr>
-                <w:sz w:val="18"/>
-                <w:szCs w:val="18"/>
-              </w:rPr>
-            </w:pPr>
-            <w:r>
-              <w:rPr>
-                <w:rFonts w:hint="eastAsia"/>
-                <w:sz w:val="18"/>
-                <w:szCs w:val="18"/>
-              </w:rPr>
-              <w:t/>
             </w:r>
           </w:p>
         </w:tc>

--- a/public/pluglink/template.docx
+++ b/public/pluglink/template.docx
@@ -6365,31 +6365,23 @@
       <w:pPr>
         <w:jc w:val="center"/>
         <w:rPr>
-          <w:b/>
-          <w:bCs/>
-          <w:sz w:val="28"/>
-          <w:szCs w:val="28"/>
-        </w:rPr>
-      </w:pPr>
-      <w:r>
-        <w:rPr>
           <w:rFonts w:hint="eastAsia"/>
           <w:b/>
           <w:bCs/>
           <w:sz w:val="28"/>
           <w:szCs w:val="28"/>
         </w:rPr>
+      </w:pPr>
+      <w:r>
+        <w:rPr>
+          <w:rFonts w:hint="eastAsia"/>
+          <w:b/>
+          <w:bCs/>
+          <w:sz w:val="28"/>
+          <w:szCs w:val="28"/>
+        </w:rPr>
         <w:t>주식회사 플러그링크 귀중</w:t>
       </w:r>
-    </w:p>
-    <w:p>
-      <w:pPr>
-        <w:jc w:val="both"/>
-        <w:rPr>
-          <w:sz w:val="28"/>
-          <w:szCs w:val="28"/>
-        </w:rPr>
-      </w:pPr>
     </w:p>
     <w:p>
       <w:pPr>
@@ -6586,11 +6578,8 @@
         <w:gridCol w:w="1000"/>
         <w:gridCol w:w="1552"/>
         <w:gridCol w:w="1843"/>
-        <w:gridCol w:w="601"/>
-        <w:gridCol w:w="1039"/>
-        <w:gridCol w:w="61"/>
-        <w:gridCol w:w="1344"/>
-        <w:gridCol w:w="519"/>
+        <w:gridCol w:w="1701"/>
+        <w:gridCol w:w="1863"/>
         <w:gridCol w:w="1539"/>
         <w:gridCol w:w="386"/>
         <w:gridCol w:w="10"/>
@@ -6632,7 +6621,7 @@
         <w:tc>
           <w:tcPr>
             <w:tcW w:w="5096" w:type="dxa"/>
-            <w:gridSpan w:val="5"/>
+            <w:gridSpan w:val="3"/>
             <w:vAlign w:val="center"/>
           </w:tcPr>
           <w:p>
@@ -6684,7 +6673,6 @@
         <w:tc>
           <w:tcPr>
             <w:tcW w:w="1863" w:type="dxa"/>
-            <w:gridSpan w:val="2"/>
             <w:vAlign w:val="center"/>
           </w:tcPr>
           <w:p>
@@ -6824,7 +6812,7 @@
         <w:tc>
           <w:tcPr>
             <w:tcW w:w="8884" w:type="dxa"/>
-            <w:gridSpan w:val="9"/>
+            <w:gridSpan w:val="6"/>
             <w:vAlign w:val="center"/>
           </w:tcPr>
           <w:p>
@@ -7047,7 +7035,7 @@
         <w:tc>
           <w:tcPr>
             <w:tcW w:w="8884" w:type="dxa"/>
-            <w:gridSpan w:val="9"/>
+            <w:gridSpan w:val="6"/>
             <w:vAlign w:val="center"/>
           </w:tcPr>
           <w:p>
@@ -7391,7 +7379,6 @@
             <w:tc>
               <w:tcPr>
                 <w:tcW w:w="1701" w:type="dxa"/>
-                <w:gridSpan w:val="3"/>
                 <w:vAlign w:val="center"/>
               </w:tcPr>
               <w:p>
@@ -7424,7 +7411,6 @@
         <w:tc>
           <w:tcPr>
             <w:tcW w:w="1863" w:type="dxa"/>
-            <w:gridSpan w:val="2"/>
             <w:vAlign w:val="center"/>
           </w:tcPr>
           <w:p>
@@ -7610,7 +7596,6 @@
         <w:tc>
           <w:tcPr>
             <w:tcW w:w="1701" w:type="dxa"/>
-            <w:gridSpan w:val="3"/>
             <w:vAlign w:val="center"/>
           </w:tcPr>
           <w:p>
@@ -7634,7 +7619,6 @@
         <w:tc>
           <w:tcPr>
             <w:tcW w:w="1863" w:type="dxa"/>
-            <w:gridSpan w:val="2"/>
             <w:vAlign w:val="center"/>
           </w:tcPr>
           <w:p>
@@ -7770,7 +7754,6 @@
             <w:tc>
               <w:tcPr>
                 <w:tcW w:w="1701" w:type="dxa"/>
-                <w:gridSpan w:val="3"/>
                 <w:vAlign w:val="center"/>
               </w:tcPr>
               <w:p>
@@ -7838,7 +7821,6 @@
             <w:tc>
               <w:tcPr>
                 <w:tcW w:w="1863" w:type="dxa"/>
-                <w:gridSpan w:val="2"/>
                 <w:vAlign w:val="center"/>
               </w:tcPr>
               <w:p>
@@ -8002,7 +7984,6 @@
         <w:tc>
           <w:tcPr>
             <w:tcW w:w="1701" w:type="dxa"/>
-            <w:gridSpan w:val="3"/>
             <w:vAlign w:val="center"/>
           </w:tcPr>
           <w:p>
@@ -8019,14 +8000,14 @@
                 <w:sz w:val="18"/>
                 <w:szCs w:val="18"/>
               </w:rPr>
-              <w:t xml:space="preserve">활동내용</w:t>
+              <w:t>활동내용</w:t>
             </w:r>
           </w:p>
         </w:tc>
         <w:tc>
           <w:tcPr>
             <w:tcW w:w="1863" w:type="dxa"/>
-            <w:gridSpan w:val="4"/>
+            <w:gridSpan w:val="3"/>
             <w:vAlign w:val="center"/>
           </w:tcPr>
           <w:p>
@@ -8042,21 +8023,6 @@
                 <w:u w:val="single"/>
               </w:rPr>
             </w:pPr>
-            <w:r>
-              <w:rPr>
-                <w:rStyle w:val="af0"/>
-                <w:rFonts w:hint="eastAsia"/>
-                <w:b/>
-                <w:bCs/>
-                <w:i/>
-                <w:iCs/>
-                <w:color w:val="A6A6A6" w:themeColor="background1" w:themeShade="A6"/>
-                <w:sz w:val="18"/>
-                <w:szCs w:val="18"/>
-                <w:u w:val="single"/>
-              </w:rPr>
-              <w:t xml:space="preserve"/>
-            </w:r>
           </w:p>
         </w:tc>
       </w:tr>
@@ -8104,7 +8070,7 @@
         <w:tc>
           <w:tcPr>
             <w:tcW w:w="7332" w:type="dxa"/>
-            <w:gridSpan w:val="8"/>
+            <w:gridSpan w:val="5"/>
             <w:vAlign w:val="center"/>
           </w:tcPr>
           <w:p>
@@ -8204,7 +8170,7 @@
         <w:tc>
           <w:tcPr>
             <w:tcW w:w="6959" w:type="dxa"/>
-            <w:gridSpan w:val="7"/>
+            <w:gridSpan w:val="4"/>
             <w:vAlign w:val="center"/>
           </w:tcPr>
           <w:p>
@@ -8377,7 +8343,7 @@
         <w:tc>
           <w:tcPr>
             <w:tcW w:w="6959" w:type="dxa"/>
-            <w:gridSpan w:val="7"/>
+            <w:gridSpan w:val="4"/>
             <w:vAlign w:val="center"/>
           </w:tcPr>
           <w:p>
@@ -8613,7 +8579,7 @@
         <w:tc>
           <w:tcPr>
             <w:tcW w:w="6959" w:type="dxa"/>
-            <w:gridSpan w:val="7"/>
+            <w:gridSpan w:val="4"/>
             <w:vAlign w:val="center"/>
           </w:tcPr>
           <w:p>
@@ -8831,7 +8797,7 @@
         <w:tc>
           <w:tcPr>
             <w:tcW w:w="1924" w:type="dxa"/>
-            <w:gridSpan w:val="5"/>
+            <w:gridSpan w:val="2"/>
             <w:vAlign w:val="center"/>
           </w:tcPr>
           <w:p>
@@ -8849,7 +8815,7 @@
                 <w:sz w:val="18"/>
                 <w:szCs w:val="18"/>
               </w:rPr>
-              <w:t xml:space="preserve">7kW 이상 ~ 11kW 미만</w:t>
+              <w:t>7kW 이상 ~ 11kW 미만</w:t>
             </w:r>
           </w:p>
         </w:tc>
@@ -8982,7 +8948,7 @@
         <w:tc>
           <w:tcPr>
             <w:tcW w:w="1924" w:type="dxa"/>
-            <w:gridSpan w:val="5"/>
+            <w:gridSpan w:val="2"/>
             <w:vAlign w:val="center"/>
           </w:tcPr>
           <w:p>
@@ -9000,7 +8966,7 @@
                 <w:sz w:val="18"/>
                 <w:szCs w:val="18"/>
               </w:rPr>
-              <w:t xml:space="preserve">11kW 이상 ~ 30kW 미만</w:t>
+              <w:t>11kW 이상 ~ 30kW 미만</w:t>
             </w:r>
           </w:p>
         </w:tc>
@@ -9072,7 +9038,7 @@
         <w:tc>
           <w:tcPr>
             <w:tcW w:w="1924" w:type="dxa"/>
-            <w:gridSpan w:val="5"/>
+            <w:gridSpan w:val="2"/>
             <w:vAlign w:val="center"/>
           </w:tcPr>
           <w:p>
@@ -9090,7 +9056,7 @@
                 <w:sz w:val="18"/>
                 <w:szCs w:val="18"/>
               </w:rPr>
-              <w:t xml:space="preserve">전력분배형</w:t>
+              <w:t>전력분배형</w:t>
             </w:r>
           </w:p>
         </w:tc>
@@ -9234,7 +9200,7 @@
         <w:tc>
           <w:tcPr>
             <w:tcW w:w="7332" w:type="dxa"/>
-            <w:gridSpan w:val="8"/>
+            <w:gridSpan w:val="5"/>
             <w:vAlign w:val="center"/>
           </w:tcPr>
           <w:p>
@@ -9337,7 +9303,7 @@
         <w:tc>
           <w:tcPr>
             <w:tcW w:w="7332" w:type="dxa"/>
-            <w:gridSpan w:val="8"/>
+            <w:gridSpan w:val="5"/>
             <w:vAlign w:val="center"/>
           </w:tcPr>
           <w:p>
@@ -9362,7 +9328,7 @@
         <w:tc>
           <w:tcPr>
             <w:tcW w:w="10436" w:type="dxa"/>
-            <w:gridSpan w:val="11"/>
+            <w:gridSpan w:val="8"/>
           </w:tcPr>
           <w:p>
             <w:pPr>
@@ -9483,8 +9449,8 @@
                 </w:r>
               </w:sdtContent>
             </w:sdt>
-            <w:bookmarkStart w:id="34" w:name="ContMonth4"/>
-            <w:bookmarkEnd w:id="34"/>
+            <w:bookmarkStart w:id="33" w:name="ContMonth4"/>
+            <w:bookmarkEnd w:id="33"/>
             <w:r>
               <w:rPr>
                 <w:sz w:val="24"/>
@@ -9535,8 +9501,8 @@
                 </w:r>
               </w:sdtContent>
             </w:sdt>
-            <w:bookmarkStart w:id="35" w:name="ContDay4"/>
-            <w:bookmarkEnd w:id="35"/>
+            <w:bookmarkStart w:id="34" w:name="ContDay4"/>
+            <w:bookmarkEnd w:id="34"/>
             <w:r>
               <w:rPr>
                 <w:sz w:val="24"/>
@@ -9573,8 +9539,8 @@
               </w:rPr>
               <w:t xml:space="preserve">: </w:t>
             </w:r>
-            <w:bookmarkStart w:id="36" w:name="CustName5"/>
-            <w:bookmarkEnd w:id="36"/>
+            <w:bookmarkStart w:id="35" w:name="CustName5"/>
+            <w:bookmarkEnd w:id="35"/>
             <w:sdt>
               <w:sdtPr>
                 <w:rPr>
@@ -9638,7 +9604,8 @@
             <w:pPr>
               <w:jc w:val="both"/>
               <w:rPr>
-                <w:sz w:val="24"/>
+                <w:sz w:val="28"/>
+                <w:szCs w:val="28"/>
               </w:rPr>
             </w:pPr>
             <w:r>
@@ -9667,6 +9634,15 @@
               </w:rPr>
               <w:t>귀하</w:t>
             </w:r>
+          </w:p>
+          <w:p>
+            <w:pPr>
+              <w:jc w:val="both"/>
+              <w:rPr>
+                <w:rFonts w:hint="eastAsia"/>
+                <w:sz w:val="24"/>
+              </w:rPr>
+            </w:pPr>
           </w:p>
         </w:tc>
       </w:tr>
@@ -9704,7 +9680,7 @@
         <w:tc>
           <w:tcPr>
             <w:tcW w:w="9498" w:type="dxa"/>
-            <w:gridSpan w:val="9"/>
+            <w:gridSpan w:val="6"/>
             <w:tcBorders>
               <w:top w:val="single" w:sz="12" w:space="0" w:color="auto"/>
               <w:left w:val="nil"/>
@@ -10028,7 +10004,7 @@
         <w:tc>
           <w:tcPr>
             <w:tcW w:w="9498" w:type="dxa"/>
-            <w:gridSpan w:val="9"/>
+            <w:gridSpan w:val="6"/>
             <w:tcBorders>
               <w:left w:val="single" w:sz="4" w:space="0" w:color="auto"/>
               <w:bottom w:val="single" w:sz="4" w:space="0" w:color="auto"/>
@@ -10395,7 +10371,7 @@
         <w:tc>
           <w:tcPr>
             <w:tcW w:w="9498" w:type="dxa"/>
-            <w:gridSpan w:val="9"/>
+            <w:gridSpan w:val="6"/>
             <w:tcBorders>
               <w:left w:val="nil"/>
               <w:right w:val="nil"/>
@@ -10502,7 +10478,7 @@
         <w:tc>
           <w:tcPr>
             <w:tcW w:w="9498" w:type="dxa"/>
-            <w:gridSpan w:val="9"/>
+            <w:gridSpan w:val="6"/>
             <w:tcBorders>
               <w:left w:val="single" w:sz="4" w:space="0" w:color="auto"/>
               <w:right w:val="single" w:sz="4" w:space="0" w:color="auto"/>
@@ -10947,7 +10923,7 @@
         <w:tc>
           <w:tcPr>
             <w:tcW w:w="9498" w:type="dxa"/>
-            <w:gridSpan w:val="9"/>
+            <w:gridSpan w:val="6"/>
             <w:tcBorders>
               <w:left w:val="nil"/>
               <w:bottom w:val="single" w:sz="12" w:space="0" w:color="auto"/>
@@ -11053,8 +11029,8 @@
               </w:rPr>
               <w:t xml:space="preserve">2026년 </w:t>
             </w:r>
-            <w:bookmarkStart w:id="37" w:name="ContMonth5"/>
-            <w:bookmarkEnd w:id="37"/>
+            <w:bookmarkStart w:id="36" w:name="ContMonth5"/>
+            <w:bookmarkEnd w:id="36"/>
             <w:sdt>
               <w:sdtPr>
                 <w:rPr>
@@ -11109,8 +11085,8 @@
               </w:rPr>
               <w:t xml:space="preserve">월 </w:t>
             </w:r>
-            <w:bookmarkStart w:id="38" w:name="ContDay5"/>
-            <w:bookmarkEnd w:id="38"/>
+            <w:bookmarkStart w:id="37" w:name="ContDay5"/>
+            <w:bookmarkEnd w:id="37"/>
             <w:sdt>
               <w:sdtPr>
                 <w:rPr>
@@ -11203,8 +11179,8 @@
               </w:rPr>
               <w:t xml:space="preserve">신 청 자 : </w:t>
             </w:r>
-            <w:bookmarkStart w:id="39" w:name="CustName7"/>
-            <w:bookmarkEnd w:id="39"/>
+            <w:bookmarkStart w:id="38" w:name="CustName7"/>
+            <w:bookmarkEnd w:id="38"/>
             <w:sdt>
               <w:sdtPr>
                 <w:rPr>
@@ -11317,6 +11293,16 @@
       <w:pPr>
         <w:jc w:val="both"/>
         <w:rPr>
+          <w:rFonts w:hint="eastAsia"/>
+          <w:sz w:val="18"/>
+          <w:szCs w:val="18"/>
+        </w:rPr>
+      </w:pPr>
+    </w:p>
+    <w:p>
+      <w:pPr>
+        <w:jc w:val="both"/>
+        <w:rPr>
           <w:sz w:val="28"/>
           <w:szCs w:val="28"/>
         </w:rPr>
@@ -11375,15 +11361,15 @@
         <w:tblLook w:val="04A0" w:firstRow="1" w:lastRow="0" w:firstColumn="1" w:lastColumn="0" w:noHBand="0" w:noVBand="1"/>
       </w:tblPr>
       <w:tblGrid>
-        <w:gridCol w:w="279"/>
-        <w:gridCol w:w="1639"/>
+        <w:gridCol w:w="278"/>
         <w:gridCol w:w="1638"/>
         <w:gridCol w:w="1638"/>
-        <w:gridCol w:w="816"/>
-        <w:gridCol w:w="822"/>
+        <w:gridCol w:w="1643"/>
+        <w:gridCol w:w="812"/>
+        <w:gridCol w:w="827"/>
         <w:gridCol w:w="1638"/>
         <w:gridCol w:w="1638"/>
-        <w:gridCol w:w="328"/>
+        <w:gridCol w:w="324"/>
       </w:tblGrid>
       <w:tr>
         <w:trPr>
@@ -11461,8 +11447,8 @@
             </w:r>
           </w:p>
         </w:tc>
-        <w:bookmarkStart w:id="40" w:name="CustName6"/>
-        <w:bookmarkEnd w:id="40"/>
+        <w:bookmarkStart w:id="39" w:name="CustName6"/>
+        <w:bookmarkEnd w:id="39"/>
         <w:tc>
           <w:tcPr>
             <w:tcW w:w="1570" w:type="pct"/>
@@ -11540,8 +11526,8 @@
             </w:r>
           </w:p>
         </w:tc>
-        <w:bookmarkStart w:id="41" w:name="CustTel3" w:displacedByCustomXml="next"/>
-        <w:bookmarkEnd w:id="41" w:displacedByCustomXml="next"/>
+        <w:bookmarkStart w:id="40" w:name="CustTel3" w:displacedByCustomXml="next"/>
+        <w:bookmarkEnd w:id="40" w:displacedByCustomXml="next"/>
         <w:sdt>
           <w:sdtPr>
             <w:rPr>
@@ -11637,8 +11623,8 @@
             </w:r>
           </w:p>
         </w:tc>
-        <w:bookmarkStart w:id="42" w:name="CustAddr3" w:displacedByCustomXml="next"/>
-        <w:bookmarkEnd w:id="42" w:displacedByCustomXml="next"/>
+        <w:bookmarkStart w:id="41" w:name="CustAddr3" w:displacedByCustomXml="next"/>
+        <w:bookmarkEnd w:id="41" w:displacedByCustomXml="next"/>
         <w:sdt>
           <w:sdtPr>
             <w:rPr>
@@ -11779,14 +11765,32 @@
             <w:pPr>
               <w:jc w:val="center"/>
               <w:rPr>
+                <w:rFonts w:asciiTheme="majorHAnsi" w:eastAsiaTheme="majorHAnsi" w:hAnsiTheme="majorHAnsi"/>
+              </w:rPr>
+            </w:pPr>
+            <w:r>
+              <w:rPr>
                 <w:rFonts w:asciiTheme="majorHAnsi" w:eastAsiaTheme="majorHAnsi" w:hAnsiTheme="majorHAnsi" w:hint="eastAsia"/>
               </w:rPr>
-            </w:pPr>
+              <w:t xml:space="preserve">7kW </w:t>
+            </w:r>
             <w:r>
               <w:rPr>
                 <w:rFonts w:asciiTheme="majorHAnsi" w:eastAsiaTheme="majorHAnsi" w:hAnsiTheme="majorHAnsi" w:hint="eastAsia"/>
               </w:rPr>
-              <w:t>7kW 이상 ~ 11kW 미만</w:t>
+              <w:t>이상</w:t>
+            </w:r>
+            <w:r>
+              <w:rPr>
+                <w:rFonts w:asciiTheme="majorHAnsi" w:eastAsiaTheme="majorHAnsi" w:hAnsiTheme="majorHAnsi" w:hint="eastAsia"/>
+              </w:rPr>
+              <w:t xml:space="preserve"> ~ 11kW </w:t>
+            </w:r>
+            <w:r>
+              <w:rPr>
+                <w:rFonts w:asciiTheme="majorHAnsi" w:eastAsiaTheme="majorHAnsi" w:hAnsiTheme="majorHAnsi" w:hint="eastAsia"/>
+              </w:rPr>
+              <w:t>미만</w:t>
             </w:r>
           </w:p>
         </w:tc>
@@ -11824,9 +11828,6 @@
                   <w:rFonts w:hint="eastAsia"/>
                 </w:rPr>
                 <w:id w:val="-1335375053"/>
-                <w:placeholder>
-                  <w:docPart w:val="1CAD5D37B74AA74D9D39C4ED7B27E881"/>
-                </w:placeholder>
                 <w:showingPlcHdr/>
                 <w:text/>
               </w:sdtPr>
@@ -11839,6 +11840,7 @@
                   <w:i/>
                   <w:iCs/>
                   <w:color w:val="A6A6A6" w:themeColor="background1" w:themeShade="A6"/>
+                  <w:sz w:val="22"/>
                   <w:u w:val="single"/>
                 </w:rPr>
               </w:sdtEndPr>
@@ -11852,7 +11854,6 @@
                     <w:i/>
                     <w:iCs/>
                     <w:color w:val="A6A6A6" w:themeColor="background1" w:themeShade="A6"/>
-                    <w:u w:val="single"/>
                   </w:rPr>
                   <w:t xml:space="preserve">OO </w:t>
                 </w:r>
@@ -11868,7 +11869,13 @@
               <w:rPr>
                 <w:rFonts w:asciiTheme="majorHAnsi" w:eastAsiaTheme="majorHAnsi" w:hAnsiTheme="majorHAnsi"/>
               </w:rPr>
-              <w:t>)기</w:t>
+              <w:t>)</w:t>
+            </w:r>
+            <w:r>
+              <w:rPr>
+                <w:rFonts w:asciiTheme="majorHAnsi" w:eastAsiaTheme="majorHAnsi" w:hAnsiTheme="majorHAnsi"/>
+              </w:rPr>
+              <w:t>기</w:t>
             </w:r>
           </w:p>
         </w:tc>
@@ -11889,14 +11896,32 @@
             <w:pPr>
               <w:jc w:val="center"/>
               <w:rPr>
+                <w:rFonts w:asciiTheme="majorHAnsi" w:eastAsiaTheme="majorHAnsi" w:hAnsiTheme="majorHAnsi"/>
+              </w:rPr>
+            </w:pPr>
+            <w:r>
+              <w:rPr>
                 <w:rFonts w:asciiTheme="majorHAnsi" w:eastAsiaTheme="majorHAnsi" w:hAnsiTheme="majorHAnsi" w:hint="eastAsia"/>
               </w:rPr>
-            </w:pPr>
+              <w:t xml:space="preserve">11kW </w:t>
+            </w:r>
             <w:r>
               <w:rPr>
                 <w:rFonts w:asciiTheme="majorHAnsi" w:eastAsiaTheme="majorHAnsi" w:hAnsiTheme="majorHAnsi" w:hint="eastAsia"/>
               </w:rPr>
-              <w:t>11kW 이상 ~ 30kW 미만</w:t>
+              <w:t>이상</w:t>
+            </w:r>
+            <w:r>
+              <w:rPr>
+                <w:rFonts w:asciiTheme="majorHAnsi" w:eastAsiaTheme="majorHAnsi" w:hAnsiTheme="majorHAnsi" w:hint="eastAsia"/>
+              </w:rPr>
+              <w:t xml:space="preserve"> ~ 30kW </w:t>
+            </w:r>
+            <w:r>
+              <w:rPr>
+                <w:rFonts w:asciiTheme="majorHAnsi" w:eastAsiaTheme="majorHAnsi" w:hAnsiTheme="majorHAnsi" w:hint="eastAsia"/>
+              </w:rPr>
+              <w:t>미만</w:t>
             </w:r>
           </w:p>
         </w:tc>
@@ -11934,9 +11959,6 @@
                   <w:rFonts w:hint="eastAsia"/>
                 </w:rPr>
                 <w:id w:val="313466420"/>
-                <w:placeholder>
-                  <w:docPart w:val="ED93C1928DBA2B4AB78D22611A942B6D"/>
-                </w:placeholder>
                 <w:showingPlcHdr/>
                 <w:text/>
               </w:sdtPr>
@@ -11949,6 +11971,7 @@
                   <w:i/>
                   <w:iCs/>
                   <w:color w:val="A6A6A6" w:themeColor="background1" w:themeShade="A6"/>
+                  <w:sz w:val="22"/>
                   <w:u w:val="single"/>
                 </w:rPr>
               </w:sdtEndPr>
@@ -11962,7 +11985,6 @@
                     <w:i/>
                     <w:iCs/>
                     <w:color w:val="A6A6A6" w:themeColor="background1" w:themeShade="A6"/>
-                    <w:u w:val="single"/>
                   </w:rPr>
                   <w:t xml:space="preserve">OO </w:t>
                 </w:r>
@@ -11978,7 +12000,13 @@
               <w:rPr>
                 <w:rFonts w:asciiTheme="majorHAnsi" w:eastAsiaTheme="majorHAnsi" w:hAnsiTheme="majorHAnsi"/>
               </w:rPr>
-              <w:t>)기</w:t>
+              <w:t>)</w:t>
+            </w:r>
+            <w:r>
+              <w:rPr>
+                <w:rFonts w:asciiTheme="majorHAnsi" w:eastAsiaTheme="majorHAnsi" w:hAnsiTheme="majorHAnsi"/>
+              </w:rPr>
+              <w:t>기</w:t>
             </w:r>
           </w:p>
         </w:tc>
@@ -11999,14 +12027,26 @@
             <w:pPr>
               <w:jc w:val="center"/>
               <w:rPr>
+                <w:rFonts w:asciiTheme="majorHAnsi" w:eastAsiaTheme="majorHAnsi" w:hAnsiTheme="majorHAnsi"/>
+              </w:rPr>
+            </w:pPr>
+            <w:r>
+              <w:rPr>
                 <w:rFonts w:asciiTheme="majorHAnsi" w:eastAsiaTheme="majorHAnsi" w:hAnsiTheme="majorHAnsi" w:hint="eastAsia"/>
               </w:rPr>
-            </w:pPr>
+              <w:t>전력분배형</w:t>
+            </w:r>
             <w:r>
               <w:rPr>
                 <w:rFonts w:asciiTheme="majorHAnsi" w:eastAsiaTheme="majorHAnsi" w:hAnsiTheme="majorHAnsi" w:hint="eastAsia"/>
               </w:rPr>
-              <w:t>전력분배형 충전기</w:t>
+              <w:t xml:space="preserve"> </w:t>
+            </w:r>
+            <w:r>
+              <w:rPr>
+                <w:rFonts w:asciiTheme="majorHAnsi" w:eastAsiaTheme="majorHAnsi" w:hAnsiTheme="majorHAnsi" w:hint="eastAsia"/>
+              </w:rPr>
+              <w:t>충전기</w:t>
             </w:r>
           </w:p>
         </w:tc>
@@ -12022,14 +12062,44 @@
             <w:pPr>
               <w:jc w:val="center"/>
               <w:rPr>
-                <w:rFonts w:asciiTheme="majorHAnsi" w:eastAsiaTheme="majorHAnsi" w:hAnsiTheme="majorHAnsi" w:hint="eastAsia"/>
-              </w:rPr>
-            </w:pPr>
-            <w:r>
-              <w:rPr>
                 <w:rFonts w:asciiTheme="majorHAnsi" w:eastAsiaTheme="majorHAnsi" w:hAnsiTheme="majorHAnsi"/>
               </w:rPr>
-              <w:t>(    )kW  (    )기  케이블 (    )개</w:t>
+            </w:pPr>
+            <w:r>
+              <w:rPr>
+                <w:rFonts w:asciiTheme="majorHAnsi" w:eastAsiaTheme="majorHAnsi" w:hAnsiTheme="majorHAnsi"/>
+              </w:rPr>
+              <w:t>(    )kW  (    )</w:t>
+            </w:r>
+            <w:r>
+              <w:rPr>
+                <w:rFonts w:asciiTheme="majorHAnsi" w:eastAsiaTheme="majorHAnsi" w:hAnsiTheme="majorHAnsi"/>
+              </w:rPr>
+              <w:t>기</w:t>
+            </w:r>
+            <w:r>
+              <w:rPr>
+                <w:rFonts w:asciiTheme="majorHAnsi" w:eastAsiaTheme="majorHAnsi" w:hAnsiTheme="majorHAnsi"/>
+              </w:rPr>
+              <w:t xml:space="preserve">  </w:t>
+            </w:r>
+            <w:r>
+              <w:rPr>
+                <w:rFonts w:asciiTheme="majorHAnsi" w:eastAsiaTheme="majorHAnsi" w:hAnsiTheme="majorHAnsi"/>
+              </w:rPr>
+              <w:t>케이블</w:t>
+            </w:r>
+            <w:r>
+              <w:rPr>
+                <w:rFonts w:asciiTheme="majorHAnsi" w:eastAsiaTheme="majorHAnsi" w:hAnsiTheme="majorHAnsi"/>
+              </w:rPr>
+              <w:t xml:space="preserve"> (    )</w:t>
+            </w:r>
+            <w:r>
+              <w:rPr>
+                <w:rFonts w:asciiTheme="majorHAnsi" w:eastAsiaTheme="majorHAnsi" w:hAnsiTheme="majorHAnsi"/>
+              </w:rPr>
+              <w:t>개</w:t>
             </w:r>
           </w:p>
         </w:tc>
@@ -12098,8 +12168,8 @@
             </w:r>
           </w:p>
         </w:tc>
-        <w:bookmarkStart w:id="43" w:name="Parkinglot2"/>
-        <w:bookmarkEnd w:id="43"/>
+        <w:bookmarkStart w:id="42" w:name="Parkinglot2"/>
+        <w:bookmarkEnd w:id="42"/>
         <w:tc>
           <w:tcPr>
             <w:tcW w:w="785" w:type="pct"/>
@@ -12468,8 +12538,8 @@
               </w:rPr>
               <w:t xml:space="preserve"> 기타 ( </w:t>
             </w:r>
-            <w:bookmarkStart w:id="44" w:name="Type33txt"/>
-            <w:bookmarkEnd w:id="44"/>
+            <w:bookmarkStart w:id="43" w:name="Type33txt"/>
+            <w:bookmarkEnd w:id="43"/>
             <w:sdt>
               <w:sdtPr>
                 <w:rPr>
@@ -12612,8 +12682,8 @@
             </w:r>
           </w:p>
         </w:tc>
-        <w:bookmarkStart w:id="45" w:name="InstallAddr3" w:displacedByCustomXml="next"/>
-        <w:bookmarkEnd w:id="45" w:displacedByCustomXml="next"/>
+        <w:bookmarkStart w:id="44" w:name="InstallAddr3" w:displacedByCustomXml="next"/>
+        <w:bookmarkEnd w:id="44" w:displacedByCustomXml="next"/>
         <w:sdt>
           <w:sdtPr>
             <w:rPr>
@@ -14778,16 +14848,6 @@
               </w:rPr>
               <w:t>6. 중복설치 여부</w:t>
             </w:r>
-            <w:r>
-              <w:rPr>
-                <w:rFonts w:asciiTheme="majorHAnsi" w:eastAsiaTheme="majorHAnsi" w:hAnsiTheme="majorHAnsi"/>
-                <w:b/>
-                <w:bCs/>
-                <w:sz w:val="20"/>
-                <w:szCs w:val="20"/>
-              </w:rPr>
-              <w:t/>
-            </w:r>
           </w:p>
         </w:tc>
       </w:tr>
@@ -14987,8 +15047,8 @@
               </w:rPr>
               <w:t xml:space="preserve"> </w:t>
             </w:r>
-            <w:bookmarkStart w:id="46" w:name="FastQty"/>
-            <w:bookmarkEnd w:id="46"/>
+            <w:bookmarkStart w:id="45" w:name="FastQty"/>
+            <w:bookmarkEnd w:id="45"/>
             <w:r>
               <w:rPr>
                 <w:rFonts w:asciiTheme="majorHAnsi" w:eastAsiaTheme="majorHAnsi" w:hAnsiTheme="majorHAnsi"/>
@@ -15139,8 +15199,8 @@
               </w:rPr>
               <w:t xml:space="preserve"> </w:t>
             </w:r>
-            <w:bookmarkStart w:id="47" w:name="SlowQty"/>
-            <w:bookmarkEnd w:id="47"/>
+            <w:bookmarkStart w:id="46" w:name="SlowQty"/>
+            <w:bookmarkEnd w:id="46"/>
             <w:r>
               <w:rPr>
                 <w:rFonts w:asciiTheme="majorHAnsi" w:eastAsiaTheme="majorHAnsi" w:hAnsiTheme="majorHAnsi"/>
@@ -15483,8 +15543,8 @@
               </w:rPr>
               <w:t xml:space="preserve"> </w:t>
             </w:r>
-            <w:bookmarkStart w:id="48" w:name="PlugQty"/>
-            <w:bookmarkEnd w:id="48"/>
+            <w:bookmarkStart w:id="47" w:name="PlugQty"/>
+            <w:bookmarkEnd w:id="47"/>
             <w:r>
               <w:rPr>
                 <w:rFonts w:asciiTheme="majorHAnsi" w:eastAsiaTheme="majorHAnsi" w:hAnsiTheme="majorHAnsi"/>
@@ -15802,8 +15862,8 @@
             </w:r>
           </w:p>
         </w:tc>
-        <w:bookmarkStart w:id="49" w:name="SurveyComp"/>
-        <w:bookmarkEnd w:id="49"/>
+        <w:bookmarkStart w:id="48" w:name="SurveyComp"/>
+        <w:bookmarkEnd w:id="48"/>
         <w:tc>
           <w:tcPr>
             <w:tcW w:w="1570" w:type="pct"/>
@@ -15889,8 +15949,8 @@
             </w:r>
           </w:p>
         </w:tc>
-        <w:bookmarkStart w:id="50" w:name="SurveyTel"/>
-        <w:bookmarkEnd w:id="50"/>
+        <w:bookmarkStart w:id="49" w:name="SurveyTel"/>
+        <w:bookmarkEnd w:id="49"/>
         <w:tc>
           <w:tcPr>
             <w:tcW w:w="1570" w:type="pct"/>
@@ -16044,7 +16104,7 @@
             </w:r>
           </w:p>
         </w:tc>
-        <w:bookmarkStart w:id="51" w:name="SurveyName"/>
+        <w:bookmarkStart w:id="50" w:name="SurveyName"/>
         <w:tc>
           <w:tcPr>
             <w:tcW w:w="1570" w:type="pct"/>
@@ -16109,7 +16169,7 @@
               </w:rPr>
               <w:t xml:space="preserve"> (인)</w:t>
             </w:r>
-            <w:bookmarkEnd w:id="51"/>
+            <w:bookmarkEnd w:id="50"/>
           </w:p>
         </w:tc>
         <w:tc>
@@ -16136,8 +16196,8 @@
             </w:r>
           </w:p>
         </w:tc>
-        <w:bookmarkStart w:id="52" w:name="SurveyDate"/>
-        <w:bookmarkEnd w:id="52"/>
+        <w:bookmarkStart w:id="51" w:name="SurveyDate"/>
+        <w:bookmarkEnd w:id="51"/>
         <w:tc>
           <w:tcPr>
             <w:tcW w:w="1570" w:type="pct"/>
@@ -21884,44 +21944,6 @@
     </w:docPart>
     <w:docPart>
       <w:docPartPr>
-        <w:name w:val="25519F0E27C042B5992368A9A9D880B3"/>
-        <w:category>
-          <w:name w:val="일반"/>
-          <w:gallery w:val="placeholder"/>
-        </w:category>
-        <w:types>
-          <w:type w:val="bbPlcHdr"/>
-        </w:types>
-        <w:behaviors>
-          <w:behavior w:val="content"/>
-        </w:behaviors>
-        <w:guid w:val="{5E59AD49-B56F-4025-B994-C2E3DEB72323}"/>
-      </w:docPartPr>
-      <w:docPartBody>
-        <w:p>
-          <w:pPr>
-            <w:pStyle w:val="25519F0E27C042B5992368A9A9D880B315"/>
-          </w:pPr>
-          <w:r>
-            <w:rPr>
-              <w:rStyle w:val="a3"/>
-              <w:rFonts w:hint="eastAsia"/>
-              <w:b/>
-              <w:bCs/>
-              <w:i/>
-              <w:iCs/>
-              <w:color w:val="A6A6A6" w:themeColor="background1" w:themeShade="A6"/>
-              <w:sz w:val="20"/>
-              <w:szCs w:val="20"/>
-              <w:u w:val="single"/>
-            </w:rPr>
-            <w:t xml:space="preserve">OO </w:t>
-          </w:r>
-        </w:p>
-      </w:docPartBody>
-    </w:docPart>
-    <w:docPart>
-      <w:docPartPr>
         <w:name w:val="0E4CA55FF0CD4A4E8EC5F0A8944461B8"/>
         <w:category>
           <w:name w:val="일반"/>
@@ -23011,7 +23033,9 @@
     <w:rsid w:val="008D2505"/>
     <w:rsid w:val="0096585E"/>
     <w:rsid w:val="009D18C7"/>
+    <w:rsid w:val="00AD60F7"/>
     <w:rsid w:val="00D27F0F"/>
+    <w:rsid w:val="00D3455F"/>
   </w:rsids>
   <m:mathPr>
     <m:mathFont m:val="Cambria Math"/>

--- a/public/pluglink/template.docx
+++ b/public/pluglink/template.docx
@@ -2932,6 +2932,31 @@
         </w:rPr>
         <w:t xml:space="preserve">    </w:t>
       </w:r>
+      <w:sdt>
+        <w:sdtPr>
+          <w:rPr>
+            <w:b/>
+            <w:bCs/>
+            <w:sz w:val="18"/>
+            <w:szCs w:val="18"/>
+          </w:rPr>
+          <w:alias w:val="본계약-연도"/>
+          <w:tag w:val="contractYear"/>
+          <w:id w:val="900000204"/>
+          <w:text/>
+        </w:sdtPr>
+        <w:sdtContent>
+          <w:r>
+            <w:rPr>
+              <w:b/>
+              <w:bCs/>
+              <w:sz w:val="18"/>
+              <w:szCs w:val="18"/>
+            </w:rPr>
+            <w:t xml:space="preserve">2026</w:t>
+          </w:r>
+        </w:sdtContent>
+      </w:sdt>
       <w:r>
         <w:rPr>
           <w:b/>
@@ -2939,7 +2964,7 @@
           <w:sz w:val="18"/>
           <w:szCs w:val="18"/>
         </w:rPr>
-        <w:t>2026년</w:t>
+        <w:t xml:space="preserve">년</w:t>
       </w:r>
       <w:r>
         <w:rPr>
@@ -3393,16 +3418,29 @@
           <w:sz w:val="18"/>
           <w:szCs w:val="18"/>
         </w:rPr>
-        <w:t xml:space="preserve"> 이용자”는 “서비스 제공자”와 202</w:t>
+        <w:t xml:space="preserve"> 이용자”는 “서비스 제공자”와 </w:t>
       </w:r>
-      <w:r>
-        <w:rPr>
-          <w:rFonts w:hint="eastAsia"/>
-          <w:sz w:val="18"/>
-          <w:szCs w:val="18"/>
-        </w:rPr>
-        <w:t>6</w:t>
-      </w:r>
+      <w:sdt>
+        <w:sdtPr>
+          <w:rPr>
+            <w:sz w:val="18"/>
+            <w:szCs w:val="18"/>
+          </w:rPr>
+          <w:alias w:val="합의서1-연도"/>
+          <w:tag w:val="contractYear"/>
+          <w:id w:val="900000205"/>
+          <w:text/>
+        </w:sdtPr>
+        <w:sdtContent>
+          <w:r>
+            <w:rPr>
+              <w:sz w:val="18"/>
+              <w:szCs w:val="18"/>
+            </w:rPr>
+            <w:t xml:space="preserve">2026</w:t>
+          </w:r>
+        </w:sdtContent>
+      </w:sdt>
       <w:r>
         <w:rPr>
           <w:sz w:val="18"/>
@@ -3846,12 +3884,33 @@
           <w:szCs w:val="18"/>
         </w:rPr>
       </w:pPr>
+      <w:sdt>
+        <w:sdtPr>
+          <w:rPr>
+            <w:sz w:val="18"/>
+            <w:szCs w:val="18"/>
+          </w:rPr>
+          <w:alias w:val="합의서2-연도"/>
+          <w:tag w:val="contractYear"/>
+          <w:id w:val="900000206"/>
+          <w:text/>
+        </w:sdtPr>
+        <w:sdtContent>
+          <w:r>
+            <w:rPr>
+              <w:sz w:val="18"/>
+              <w:szCs w:val="18"/>
+            </w:rPr>
+            <w:t xml:space="preserve">2026</w:t>
+          </w:r>
+        </w:sdtContent>
+      </w:sdt>
       <w:r>
         <w:rPr>
           <w:sz w:val="18"/>
           <w:szCs w:val="18"/>
         </w:rPr>
-        <w:t xml:space="preserve">2026년 </w:t>
+        <w:t xml:space="preserve">년 </w:t>
       </w:r>
       <w:r>
         <w:rPr>
@@ -5168,13 +5227,36 @@
           <w:szCs w:val="18"/>
         </w:rPr>
       </w:pPr>
+      <w:sdt>
+        <w:sdtPr>
+          <w:rPr>
+            <w:rFonts w:hint="eastAsia"/>
+            <w:sz w:val="18"/>
+            <w:szCs w:val="18"/>
+          </w:rPr>
+          <w:alias w:val="직인-연도"/>
+          <w:tag w:val="contractYear"/>
+          <w:id w:val="900000203"/>
+          <w:text/>
+        </w:sdtPr>
+        <w:sdtContent>
+          <w:r>
+            <w:rPr>
+              <w:rFonts w:hint="eastAsia"/>
+              <w:sz w:val="18"/>
+              <w:szCs w:val="18"/>
+            </w:rPr>
+            <w:t xml:space="preserve">2026</w:t>
+          </w:r>
+        </w:sdtContent>
+      </w:sdt>
       <w:r>
         <w:rPr>
           <w:rFonts w:hint="eastAsia"/>
           <w:sz w:val="18"/>
           <w:szCs w:val="18"/>
         </w:rPr>
-        <w:t xml:space="preserve">2026년     </w:t>
+        <w:t xml:space="preserve">년     </w:t>
       </w:r>
       <w:bookmarkStart w:id="19" w:name="ContMonth6"/>
       <w:bookmarkEnd w:id="19"/>
@@ -6231,13 +6313,36 @@
           <w:szCs w:val="18"/>
         </w:rPr>
       </w:pPr>
+      <w:sdt>
+        <w:sdtPr>
+          <w:rPr>
+            <w:rFonts w:hint="eastAsia"/>
+            <w:sz w:val="18"/>
+            <w:szCs w:val="18"/>
+          </w:rPr>
+          <w:alias w:val="행위신고-연도"/>
+          <w:tag w:val="contractYear"/>
+          <w:id w:val="900000207"/>
+          <w:text/>
+        </w:sdtPr>
+        <w:sdtContent>
+          <w:r>
+            <w:rPr>
+              <w:rFonts w:hint="eastAsia"/>
+              <w:sz w:val="18"/>
+              <w:szCs w:val="18"/>
+            </w:rPr>
+            <w:t xml:space="preserve">2026</w:t>
+          </w:r>
+        </w:sdtContent>
+      </w:sdt>
       <w:r>
         <w:rPr>
           <w:rFonts w:hint="eastAsia"/>
           <w:sz w:val="18"/>
           <w:szCs w:val="18"/>
         </w:rPr>
-        <w:t xml:space="preserve">2026년     </w:t>
+        <w:t xml:space="preserve">년     </w:t>
       </w:r>
       <w:bookmarkStart w:id="23" w:name="ContMonth7"/>
       <w:bookmarkEnd w:id="23"/>
@@ -9398,11 +9503,30 @@
                 <w:sz w:val="24"/>
               </w:rPr>
             </w:pPr>
+            <w:sdt>
+              <w:sdtPr>
+                <w:rPr>
+                  <w:sz w:val="24"/>
+                </w:rPr>
+                <w:alias w:val="별지5호-연도"/>
+                <w:tag w:val="contractYear"/>
+                <w:id w:val="900000201"/>
+                <w:text/>
+              </w:sdtPr>
+              <w:sdtContent>
+                <w:r>
+                  <w:rPr>
+                    <w:sz w:val="24"/>
+                  </w:rPr>
+                  <w:t xml:space="preserve">2026</w:t>
+                </w:r>
+              </w:sdtContent>
+            </w:sdt>
             <w:r>
               <w:rPr>
                 <w:sz w:val="24"/>
               </w:rPr>
-              <w:t xml:space="preserve">2026년 </w:t>
+              <w:t xml:space="preserve">년 </w:t>
             </w:r>
             <w:sdt>
               <w:sdtPr>
@@ -11021,13 +11145,36 @@
                 <w:szCs w:val="18"/>
               </w:rPr>
             </w:pPr>
+            <w:sdt>
+              <w:sdtPr>
+                <w:rPr>
+                  <w:rFonts w:hAnsiTheme="minorEastAsia"/>
+                  <w:sz w:val="18"/>
+                  <w:szCs w:val="18"/>
+                </w:rPr>
+                <w:alias w:val="개인정보-연도"/>
+                <w:tag w:val="contractYear"/>
+                <w:id w:val="900000202"/>
+                <w:text/>
+              </w:sdtPr>
+              <w:sdtContent>
+                <w:r>
+                  <w:rPr>
+                    <w:rFonts w:hAnsiTheme="minorEastAsia"/>
+                    <w:sz w:val="18"/>
+                    <w:szCs w:val="18"/>
+                  </w:rPr>
+                  <w:t xml:space="preserve">2026</w:t>
+                </w:r>
+              </w:sdtContent>
+            </w:sdt>
             <w:r>
               <w:rPr>
                 <w:rFonts w:hAnsiTheme="minorEastAsia"/>
                 <w:sz w:val="18"/>
                 <w:szCs w:val="18"/>
               </w:rPr>
-              <w:t xml:space="preserve">2026년 </w:t>
+              <w:t xml:space="preserve">년 </w:t>
             </w:r>
             <w:bookmarkStart w:id="36" w:name="ContMonth5"/>
             <w:bookmarkEnd w:id="36"/>

--- a/public/pluglink/template.docx
+++ b/public/pluglink/template.docx
@@ -3610,21 +3610,27 @@
           <w:szCs w:val="18"/>
         </w:rPr>
       </w:pPr>
-      <w:r>
-        <w:rPr>
-          <w:rFonts w:hint="eastAsia"/>
-          <w:sz w:val="18"/>
-          <w:szCs w:val="18"/>
-        </w:rPr>
-        <w:t>“서비스</w:t>
-      </w:r>
-      <w:r>
-        <w:rPr>
-          <w:sz w:val="18"/>
-          <w:szCs w:val="18"/>
-        </w:rPr>
-        <w:t xml:space="preserve"> 제공자”는 본 계약에 따른 신규 서비스 개시를 기념하여, 다음과 같이 단계별 프로모션 요금을 적용한다.</w:t>
-      </w:r>
+      <w:sdt>
+        <w:sdtPr>
+          <w:rPr>
+            <w:sz w:val="18"/>
+            <w:szCs w:val="18"/>
+          </w:rPr>
+          <w:alias w:val="프로모션-제1항"/>
+          <w:tag w:val="프로모션-제1항"/>
+          <w:id w:val="900000211"/>
+          <w:text/>
+        </w:sdtPr>
+        <w:sdtContent>
+          <w:r>
+            <w:rPr>
+              <w:sz w:val="18"/>
+              <w:szCs w:val="18"/>
+            </w:rPr>
+            <w:t xml:space="preserve">“서비스 제공자”는 본 계약에 따른 신규 서비스 개시를 기념하여, 다음과 같이 단계별 프로모션 요금을 적용한다.</w:t>
+          </w:r>
+        </w:sdtContent>
+      </w:sdt>
     </w:p>
     <w:p>
       <w:pPr>
@@ -3650,35 +3656,58 @@
           <w:szCs w:val="18"/>
         </w:rPr>
       </w:pPr>
-      <w:r>
-        <w:rPr>
-          <w:sz w:val="18"/>
-          <w:szCs w:val="18"/>
-        </w:rPr>
-        <w:t xml:space="preserve">1단계 (서비스 개시일로부터 180일간): 149원/kWh </w:t>
-      </w:r>
+      <w:sdt>
+        <w:sdtPr>
+          <w:rPr>
+            <w:sz w:val="18"/>
+            <w:szCs w:val="18"/>
+          </w:rPr>
+          <w:alias w:val="프로모션-1단계"/>
+          <w:tag w:val="프로모션-1단계"/>
+          <w:id w:val="900000212"/>
+          <w:text/>
+        </w:sdtPr>
+        <w:sdtContent>
+          <w:r>
+            <w:rPr>
+              <w:sz w:val="18"/>
+              <w:szCs w:val="18"/>
+            </w:rPr>
+            <w:t xml:space="preserve">1단계 (서비스 개시일로부터 180일간): 149원/kWh </w:t>
+          </w:r>
+        </w:sdtContent>
+      </w:sdt>
     </w:p>
-    <w:p>
-      <w:pPr>
-        <w:pStyle w:val="a6"/>
-        <w:numPr>
-          <w:ilvl w:val="0"/>
-          <w:numId w:val="23"/>
-        </w:numPr>
-        <w:jc w:val="both"/>
-        <w:rPr>
-          <w:sz w:val="18"/>
-          <w:szCs w:val="18"/>
-        </w:rPr>
-      </w:pPr>
-      <w:r>
-        <w:rPr>
-          <w:sz w:val="18"/>
-          <w:szCs w:val="18"/>
-        </w:rPr>
-        <w:t xml:space="preserve">2단계 (1단계 종료 익일부터 180일간): 249원/kWh </w:t>
-      </w:r>
-    </w:p>
+    <w:sdt>
+      <w:sdtPr>
+        <w:alias w:val="프로모션-2단계"/>
+        <w:tag w:val="promo2"/>
+        <w:id w:val="900000210"/>
+      </w:sdtPr>
+      <w:sdtContent>
+        <w:p>
+          <w:pPr>
+            <w:pStyle w:val="a6"/>
+            <w:numPr>
+              <w:ilvl w:val="0"/>
+              <w:numId w:val="23"/>
+            </w:numPr>
+            <w:jc w:val="both"/>
+            <w:rPr>
+              <w:sz w:val="18"/>
+              <w:szCs w:val="18"/>
+            </w:rPr>
+          </w:pPr>
+          <w:r>
+            <w:rPr>
+              <w:sz w:val="18"/>
+              <w:szCs w:val="18"/>
+            </w:rPr>
+            <w:t xml:space="preserve">2단계 (1단계 종료 익일부터 180일간): 249원/kWh </w:t>
+          </w:r>
+        </w:p>
+      </w:sdtContent>
+    </w:sdt>
     <w:p>
       <w:pPr>
         <w:pStyle w:val="a6"/>
@@ -3703,21 +3732,27 @@
           <w:szCs w:val="18"/>
         </w:rPr>
       </w:pPr>
-      <w:r>
-        <w:rPr>
-          <w:rFonts w:hint="eastAsia"/>
-          <w:sz w:val="18"/>
-          <w:szCs w:val="18"/>
-        </w:rPr>
-        <w:t>위</w:t>
-      </w:r>
-      <w:r>
-        <w:rPr>
-          <w:sz w:val="18"/>
-          <w:szCs w:val="18"/>
-        </w:rPr>
-        <w:t xml:space="preserve"> 제1항에 명시된 총 360일간의 프로모션 기간이 종료된 이후에는 “서비스 제공자”의 홈페이지에 고지된 당사의 표준 공시 요금을 적용하는 것을 원칙으로 한다.</w:t>
-      </w:r>
+      <w:sdt>
+        <w:sdtPr>
+          <w:rPr>
+            <w:sz w:val="18"/>
+            <w:szCs w:val="18"/>
+          </w:rPr>
+          <w:alias w:val="프로모션-총기간"/>
+          <w:tag w:val="프로모션-총기간"/>
+          <w:id w:val="900000213"/>
+          <w:text/>
+        </w:sdtPr>
+        <w:sdtContent>
+          <w:r>
+            <w:rPr>
+              <w:sz w:val="18"/>
+              <w:szCs w:val="18"/>
+            </w:rPr>
+            <w:t xml:space="preserve">위 제1항에 명시된 총 360일간의 프로모션 기간이 종료된 이후에는 “서비스 제공자”의 홈페이지에 고지된 당사의 표준 공시 요금을 적용하는 것을 원칙으로 한다.</w:t>
+          </w:r>
+        </w:sdtContent>
+      </w:sdt>
     </w:p>
     <w:p>
       <w:pPr>
@@ -3743,21 +3778,27 @@
           <w:szCs w:val="18"/>
         </w:rPr>
       </w:pPr>
-      <w:r>
-        <w:rPr>
-          <w:rFonts w:hint="eastAsia"/>
-          <w:sz w:val="18"/>
-          <w:szCs w:val="18"/>
-        </w:rPr>
-        <w:t>요금의</w:t>
-      </w:r>
-      <w:r>
-        <w:rPr>
-          <w:sz w:val="18"/>
-          <w:szCs w:val="18"/>
-        </w:rPr>
-        <w:t xml:space="preserve"> 변동 기준일은 서비스 개시일을 산입하여 계산하며, 프로모션 기간 종료 전 별도의 통보 없이 익일부터 다음 단계의 요금으로 자동 전환된다.</w:t>
-      </w:r>
+      <w:sdt>
+        <w:sdtPr>
+          <w:rPr>
+            <w:sz w:val="18"/>
+            <w:szCs w:val="18"/>
+          </w:rPr>
+          <w:alias w:val="프로모션-자동전환"/>
+          <w:tag w:val="프로모션-자동전환"/>
+          <w:id w:val="900000214"/>
+          <w:text/>
+        </w:sdtPr>
+        <w:sdtContent>
+          <w:r>
+            <w:rPr>
+              <w:sz w:val="18"/>
+              <w:szCs w:val="18"/>
+            </w:rPr>
+            <w:t xml:space="preserve">요금의 변동 기준일은 서비스 개시일을 산입하여 계산하며, 프로모션 기간 종료 전 별도의 통보 없이 익일부터 다음 단계의 요금으로 자동 전환된다.</w:t>
+          </w:r>
+        </w:sdtContent>
+      </w:sdt>
     </w:p>
     <w:p>
       <w:pPr>

--- a/public/pluglink/template.docx
+++ b/public/pluglink/template.docx
@@ -7238,7 +7238,33 @@
                 <w:sz w:val="18"/>
                 <w:szCs w:val="18"/>
               </w:rPr>
-              <w:t xml:space="preserve"> 사업장      ☐ 소상공인      </w:t>
+              <w:t xml:space="preserve"> 사업장      </w:t>
+            </w:r>
+            <w:sdt>
+              <w:sdtPr>
+                <w:id w:val="868034671"/>
+                <w14:checkbox>
+                  <w14:checked w14:val="0"/>
+                  <w14:checkedState w14:val="25A0" w14:font="맑은 고딕"/>
+                  <w14:uncheckedState w14:val="2610" w14:font="MS Gothic"/>
+                </w14:checkbox>
+              </w:sdtPr>
+              <w:sdtContent>
+                <w:r>
+                  <w:rPr>
+                    <w:sz w:val="18"/>
+                    <w:szCs w:val="18"/>
+                  </w:rPr>
+                  <w:t xml:space="preserve">☐</w:t>
+                </w:r>
+              </w:sdtContent>
+            </w:sdt>
+            <w:r>
+              <w:rPr>
+                <w:sz w:val="18"/>
+                <w:szCs w:val="18"/>
+              </w:rPr>
+              <w:t xml:space="preserve"> 소상공인      </w:t>
             </w:r>
             <w:sdt>
               <w:sdtPr>
@@ -12277,7 +12303,33 @@
                 <w:sz w:val="20"/>
                 <w:szCs w:val="20"/>
               </w:rPr>
-              <w:t xml:space="preserve"> 사업장   ☐ 소상공인   </w:t>
+              <w:t xml:space="preserve"> 사업장   </w:t>
+            </w:r>
+            <w:sdt>
+              <w:sdtPr>
+                <w:id w:val="850464996"/>
+                <w14:checkbox>
+                  <w14:checked w14:val="0"/>
+                  <w14:checkedState w14:val="25A0" w14:font="맑은 고딕"/>
+                  <w14:uncheckedState w14:val="2610" w14:font="MS Gothic"/>
+                </w14:checkbox>
+              </w:sdtPr>
+              <w:sdtContent>
+                <w:r>
+                  <w:rPr>
+                    <w:sz w:val="18"/>
+                    <w:szCs w:val="18"/>
+                  </w:rPr>
+                  <w:t xml:space="preserve">☐</w:t>
+                </w:r>
+              </w:sdtContent>
+            </w:sdt>
+            <w:r>
+              <w:rPr>
+                <w:sz w:val="18"/>
+                <w:szCs w:val="18"/>
+              </w:rPr>
+              <w:t xml:space="preserve"> 소상공인   </w:t>
             </w:r>
             <w:sdt>
               <w:sdtPr>
@@ -12309,7 +12361,7 @@
             </w:r>
             <w:sdt>
               <w:sdtPr>
-                <w:id w:val="-561410159"/>
+                <w:id w:val="-1480913900"/>
               </w:sdtPr>
               <w:sdtContent>
                 <w:r>
@@ -13902,15 +13954,22 @@
                 <w:u w:val="single"/>
               </w:rPr>
             </w:pPr>
-            <w:r>
-              <w:rPr>
-                <w:rFonts w:asciiTheme="majorHAnsi" w:eastAsiaTheme="majorHAnsi" w:hAnsiTheme="majorHAnsi"/>
-                <w:sz w:val="20"/>
-                <w:szCs w:val="20"/>
-                <w:u w:val="single"/>
-              </w:rPr>
-              <w:t/>
-            </w:r>
+            <w:sdt>
+              <w:sdtPr>
+                <w:id w:val="-561410159"/>
+              </w:sdtPr>
+              <w:sdtContent>
+                <w:r>
+                  <w:rPr>
+                    <w:rFonts w:asciiTheme="majorHAnsi" w:eastAsiaTheme="majorHAnsi" w:hAnsiTheme="majorHAnsi"/>
+                    <w:sz w:val="20"/>
+                    <w:szCs w:val="20"/>
+                    <w:u w:val="single"/>
+                  </w:rPr>
+                  <w:t>시설명 (“기타”가 아닌 경우 삭제)</w:t>
+                </w:r>
+              </w:sdtContent>
+            </w:sdt>
           </w:p>
         </w:tc>
         <w:tc>

--- a/public/pluglink/template.docx
+++ b/public/pluglink/template.docx
@@ -15109,9 +15109,22 @@
                 <w:szCs w:val="20"/>
               </w:rPr>
             </w:pPr>
-            <w:r>
-              <w:t/>
-            </w:r>
+            <w:sdt>
+              <w:sdtPr>
+                <w:id w:val="1414659046"/>
+                <w:text/>
+              </w:sdtPr>
+              <w:sdtContent>
+                <w:r>
+                  <w:rPr>
+                    <w:rFonts w:hint="eastAsia"/>
+                    <w:sz w:val="20"/>
+                    <w:szCs w:val="20"/>
+                  </w:rPr>
+                  <w:t/>
+                </w:r>
+              </w:sdtContent>
+            </w:sdt>
           </w:p>
         </w:tc>
         <w:tc>
@@ -15152,9 +15165,22 @@
                 <w:szCs w:val="20"/>
               </w:rPr>
             </w:pPr>
-            <w:r>
-              <w:t/>
-            </w:r>
+            <w:sdt>
+              <w:sdtPr>
+                <w:id w:val="-632096669"/>
+                <w:text/>
+              </w:sdtPr>
+              <w:sdtContent>
+                <w:r>
+                  <w:rPr>
+                    <w:rFonts w:asciiTheme="majorHAnsi" w:eastAsiaTheme="majorHAnsi" w:hAnsiTheme="majorHAnsi" w:hint="eastAsia"/>
+                    <w:sz w:val="20"/>
+                    <w:szCs w:val="20"/>
+                  </w:rPr>
+                  <w:t/>
+                </w:r>
+              </w:sdtContent>
+            </w:sdt>
           </w:p>
         </w:tc>
         <w:tc>
@@ -15235,6 +15261,22 @@
                 <w:szCs w:val="20"/>
               </w:rPr>
             </w:pPr>
+            <w:sdt>
+              <w:sdtPr>
+                <w:id w:val="140012807"/>
+                <w:text/>
+              </w:sdtPr>
+              <w:sdtContent>
+                <w:r>
+                  <w:rPr>
+                    <w:rFonts w:hint="eastAsia"/>
+                    <w:sz w:val="20"/>
+                    <w:szCs w:val="20"/>
+                  </w:rPr>
+                  <w:t/>
+                </w:r>
+              </w:sdtContent>
+            </w:sdt>
             <w:r>
               <w:t xml:space="preserve">     (인)</w:t>
             </w:r>
@@ -15278,9 +15320,22 @@
                 <w:szCs w:val="20"/>
               </w:rPr>
             </w:pPr>
-            <w:r>
-              <w:t/>
-            </w:r>
+            <w:sdt>
+              <w:sdtPr>
+                <w:id w:val="-501512409"/>
+                <w:text/>
+              </w:sdtPr>
+              <w:sdtContent>
+                <w:r>
+                  <w:rPr>
+                    <w:rFonts w:asciiTheme="majorHAnsi" w:eastAsiaTheme="majorHAnsi" w:hAnsiTheme="majorHAnsi" w:hint="eastAsia"/>
+                    <w:sz w:val="20"/>
+                    <w:szCs w:val="20"/>
+                  </w:rPr>
+                  <w:t/>
+                </w:r>
+              </w:sdtContent>
+            </w:sdt>
           </w:p>
         </w:tc>
         <w:tc>

--- a/public/pluglink/template.docx
+++ b/public/pluglink/template.docx
@@ -12803,10 +12803,11 @@
               <w:sdtContent>
                 <w:r>
                   <w:rPr>
+                    <w:rFonts w:ascii="MS Gothic" w:eastAsia="MS Gothic" w:hAnsi="MS Gothic"/>
                     <w:sz w:val="20"/>
                     <w:szCs w:val="20"/>
                   </w:rPr>
-                  <w:t>■</w:t>
+                  <w:t>☐</w:t>
                 </w:r>
               </w:sdtContent>
             </w:sdt>
@@ -13117,7 +13118,7 @@
                 <w:sz w:val="20"/>
                 <w:szCs w:val="20"/>
               </w:rPr>
-              <w:t>실외,노상</w:t>
+              <w:t>실외, 노상</w:t>
             </w:r>
           </w:p>
         </w:tc>

--- a/public/pluglink/template.docx
+++ b/public/pluglink/template.docx
@@ -15262,6 +15262,63 @@
                 <w:szCs w:val="20"/>
               </w:rPr>
             </w:pPr>
+            <w:r>
+              <w:rPr>
+                <w:rFonts w:cs="굴림" w:hint="eastAsia"/>
+                <w:noProof/>
+                <w:sz w:val="20"/>
+                <w:szCs w:val="20"/>
+              </w:rPr>
+              <w:drawing>
+                <wp:anchor distT="0" distB="0" distL="114300" distR="114300" simplePos="0" relativeHeight="251658240" behindDoc="0" locked="0" layoutInCell="1" allowOverlap="1">
+                  <wp:simplePos x="0" y="0"/>
+                  <wp:positionH relativeFrom="column">
+                    <wp:posOffset>1081783</wp:posOffset>
+                  </wp:positionH>
+                  <wp:positionV relativeFrom="paragraph">
+                    <wp:posOffset>-97790</wp:posOffset>
+                  </wp:positionV>
+                  <wp:extent cx="445770" cy="445770"/>
+                  <wp:effectExtent l="0" t="0" r="0" b="0"/>
+                  <wp:wrapNone/>
+                  <wp:docPr id="1046753900" name="김종혁 직인"/>
+                  <wp:cNvGraphicFramePr>
+                    <a:graphicFrameLocks xmlns:a="http://schemas.openxmlformats.org/drawingml/2006/main" noChangeAspect="1"/>
+                  </wp:cNvGraphicFramePr>
+                  <a:graphic xmlns:a="http://schemas.openxmlformats.org/drawingml/2006/main">
+                    <a:graphicData uri="http://schemas.openxmlformats.org/drawingml/2006/picture">
+                      <pic:pic xmlns:pic="http://schemas.openxmlformats.org/drawingml/2006/picture">
+                        <pic:nvPicPr>
+                          <pic:cNvPr id="1046753900" name="김종혁 직인"/>
+                          <pic:cNvPicPr/>
+                        </pic:nvPicPr>
+                        <pic:blipFill>
+                          <a:blip r:embed="rId17" cstate="print"/>
+                          <a:stretch>
+                            <a:fillRect/>
+                          </a:stretch>
+                        </pic:blipFill>
+                        <pic:spPr>
+                          <a:xfrm>
+                            <a:off x="0" y="0"/>
+                            <a:ext cx="445770" cy="445770"/>
+                          </a:xfrm>
+                          <a:prstGeom prst="rect">
+                            <a:avLst/>
+                          </a:prstGeom>
+                        </pic:spPr>
+                      </pic:pic>
+                    </a:graphicData>
+                  </a:graphic>
+                  <wp14:sizeRelH relativeFrom="page">
+                    <wp14:pctWidth>0</wp14:pctWidth>
+                  </wp14:sizeRelH>
+                  <wp14:sizeRelV relativeFrom="page">
+                    <wp14:pctHeight>0</wp14:pctHeight>
+                  </wp14:sizeRelV>
+                </wp:anchor>
+              </w:drawing>
+            </w:r>
             <w:sdt>
               <w:sdtPr>
                 <w:id w:val="140012807"/>
